--- a/Elaman Nazarkulov - short ara rapor değerlendirme formu_2026.docx
+++ b/Elaman Nazarkulov - short ara rapor değerlendirme formu_2026.docx
@@ -215,14 +215,7 @@
                 <w:sz w:val="22"/>
                 <w:szCs w:val="22"/>
               </w:rPr>
-              <w:t xml:space="preserve"> </w:t>
-            </w:r>
-            <w:r>
-              <w:rPr>
-                <w:sz w:val="22"/>
-                <w:szCs w:val="22"/>
-              </w:rPr>
-              <w:t xml:space="preserve">                                                                                                                                İmza</w:t>
+              <w:t xml:space="preserve">                                                                                                                                 İmza</w:t>
             </w:r>
           </w:p>
           <w:p>
@@ -252,76 +245,27 @@
                 <w:sz w:val="22"/>
                 <w:szCs w:val="22"/>
               </w:rPr>
-              <w:t xml:space="preserve">                                                                                                                          </w:t>
-            </w:r>
-            <w:r>
+              <w:t xml:space="preserve">                                                                                                                           Danışman</w:t>
+            </w:r>
+          </w:p>
+          <w:p>
+            <w:pPr>
+              <w:jc w:val="center"/>
               <w:rPr>
                 <w:b/>
                 <w:spacing w:val="4"/>
                 <w:sz w:val="22"/>
                 <w:szCs w:val="22"/>
               </w:rPr>
-              <w:t xml:space="preserve"> Danışman</w:t>
-            </w:r>
-          </w:p>
-          <w:p>
-            <w:pPr>
-              <w:jc w:val="center"/>
+            </w:pPr>
+            <w:r>
               <w:rPr>
                 <w:b/>
                 <w:spacing w:val="4"/>
                 <w:sz w:val="22"/>
                 <w:szCs w:val="22"/>
               </w:rPr>
-            </w:pPr>
-            <w:r>
-              <w:rPr>
-                <w:b/>
-                <w:spacing w:val="4"/>
-                <w:sz w:val="22"/>
-                <w:szCs w:val="22"/>
-              </w:rPr>
-              <w:t xml:space="preserve">                                                                                                                 </w:t>
-            </w:r>
-            <w:proofErr w:type="spellStart"/>
-            <w:r>
-              <w:rPr>
-                <w:b/>
-                <w:spacing w:val="4"/>
-                <w:sz w:val="22"/>
-                <w:szCs w:val="22"/>
-              </w:rPr>
-              <w:t>Doç.Dr</w:t>
-            </w:r>
-            <w:proofErr w:type="spellEnd"/>
-            <w:r>
-              <w:rPr>
-                <w:b/>
-                <w:spacing w:val="4"/>
-                <w:sz w:val="22"/>
-                <w:szCs w:val="22"/>
-              </w:rPr>
-              <w:t xml:space="preserve"> </w:t>
-            </w:r>
-            <w:proofErr w:type="spellStart"/>
-            <w:r>
-              <w:rPr>
-                <w:b/>
-                <w:spacing w:val="4"/>
-                <w:sz w:val="22"/>
-                <w:szCs w:val="22"/>
-              </w:rPr>
-              <w:t>Bakıt</w:t>
-            </w:r>
-            <w:proofErr w:type="spellEnd"/>
-            <w:r>
-              <w:rPr>
-                <w:b/>
-                <w:spacing w:val="4"/>
-                <w:sz w:val="22"/>
-                <w:szCs w:val="22"/>
-              </w:rPr>
-              <w:t xml:space="preserve"> ŞARŞEMBAEV</w:t>
+              <w:t xml:space="preserve">                                                                                                                 Doç.Dr Bakıt ŞARŞEMBAEV</w:t>
             </w:r>
           </w:p>
           <w:p>
@@ -478,23 +422,13 @@
                 <w:szCs w:val="22"/>
               </w:rPr>
             </w:pPr>
-            <w:proofErr w:type="gramStart"/>
             <w:r>
               <w:rPr>
                 <w:b/>
                 <w:sz w:val="22"/>
                 <w:szCs w:val="22"/>
               </w:rPr>
-              <w:t>Adı -</w:t>
-            </w:r>
-            <w:proofErr w:type="gramEnd"/>
-            <w:r>
-              <w:rPr>
-                <w:b/>
-                <w:sz w:val="22"/>
-                <w:szCs w:val="22"/>
-              </w:rPr>
-              <w:t xml:space="preserve"> Soyadı</w:t>
+              <w:t>Adı - Soyadı</w:t>
             </w:r>
           </w:p>
         </w:tc>
@@ -511,23 +445,13 @@
             <w:shd w:val="clear" w:color="auto" w:fill="auto"/>
           </w:tcPr>
           <w:p>
-            <w:proofErr w:type="spellStart"/>
             <w:r>
               <w:rPr>
                 <w:spacing w:val="4"/>
                 <w:sz w:val="22"/>
                 <w:szCs w:val="22"/>
               </w:rPr>
-              <w:t>Nazarkulov</w:t>
-            </w:r>
-            <w:proofErr w:type="spellEnd"/>
-            <w:r>
-              <w:rPr>
-                <w:spacing w:val="4"/>
-                <w:sz w:val="22"/>
-                <w:szCs w:val="22"/>
-              </w:rPr>
-              <w:t xml:space="preserve"> Elaman</w:t>
+              <w:t>Nazarkulov Elaman</w:t>
             </w:r>
           </w:p>
         </w:tc>
@@ -1511,21 +1435,12 @@
           <w:szCs w:val="32"/>
         </w:rPr>
       </w:pPr>
-      <w:proofErr w:type="gramStart"/>
       <w:r>
         <w:rPr>
           <w:b/>
           <w:szCs w:val="32"/>
         </w:rPr>
-        <w:t>KIRGIZİSTAN -</w:t>
-      </w:r>
-      <w:proofErr w:type="gramEnd"/>
-      <w:r>
-        <w:rPr>
-          <w:b/>
-          <w:szCs w:val="32"/>
-        </w:rPr>
-        <w:t xml:space="preserve"> TÜRKİYE MANAS ÜNİVERSİTESİ</w:t>
+        <w:t>KIRGIZİSTAN - TÜRKİYE MANAS ÜNİVERSİTESİ</w:t>
       </w:r>
     </w:p>
     <w:p>
@@ -2127,16 +2042,7 @@
           <w:color w:val="000000"/>
           <w:szCs w:val="22"/>
         </w:rPr>
-        <w:t xml:space="preserve">ELAMAN </w:t>
-      </w:r>
-      <w:r>
-        <w:rPr>
-          <w:b/>
-          <w:bCs/>
-          <w:color w:val="000000"/>
-          <w:szCs w:val="22"/>
-        </w:rPr>
-        <w:t>NAZARKULOV</w:t>
+        <w:t>ELAMAN NAZARKULOV</w:t>
       </w:r>
     </w:p>
     <w:p>
@@ -2346,7 +2252,6 @@
             <w:tcW w:w="5783" w:type="dxa"/>
           </w:tcPr>
           <w:p>
-            <w:proofErr w:type="spellStart"/>
             <w:r>
               <w:rPr>
                 <w:sz w:val="22"/>
@@ -2355,7 +2260,6 @@
               </w:rPr>
               <w:t>Bahar</w:t>
             </w:r>
-            <w:proofErr w:type="spellEnd"/>
             <w:r>
               <w:rPr>
                 <w:sz w:val="22"/>
@@ -2389,15 +2293,7 @@
                 <w:sz w:val="22"/>
                 <w:szCs w:val="22"/>
               </w:rPr>
-              <w:t xml:space="preserve">Raporun Verilmesi </w:t>
-            </w:r>
-            <w:r>
-              <w:rPr>
-                <w:b/>
-                <w:sz w:val="22"/>
-                <w:szCs w:val="22"/>
-              </w:rPr>
-              <w:t>Gereken Tarih</w:t>
+              <w:t>Raporun Verilmesi Gereken Tarih</w:t>
             </w:r>
           </w:p>
         </w:tc>
@@ -2581,15 +2477,7 @@
                 <w:sz w:val="22"/>
                 <w:szCs w:val="22"/>
               </w:rPr>
-              <w:t xml:space="preserve">Özette tez çalışması kapsamında yapılmış tüm çalışmaların bir özetiyle birlikte, çalışmalarla ilgili varsa aksaklıklar ve ilerde yapılması planlanan </w:t>
-            </w:r>
-            <w:r>
-              <w:rPr>
-                <w:color w:val="000000"/>
-                <w:sz w:val="22"/>
-                <w:szCs w:val="22"/>
-              </w:rPr>
-              <w:t>çalışmalar çok kısa bir şekilde özetlenmelidir.</w:t>
+              <w:t>Özette tez çalışması kapsamında yapılmış tüm çalışmaların bir özetiyle birlikte, çalışmalarla ilgili varsa aksaklıklar ve ilerde yapılması planlanan çalışmalar çok kısa bir şekilde özetlenmelidir.</w:t>
             </w:r>
           </w:p>
         </w:tc>
@@ -2658,14 +2546,7 @@
                 <w:sz w:val="22"/>
                 <w:szCs w:val="22"/>
               </w:rPr>
-              <w:t>Bu tez çalışması, 12 kanallı EKG sinyallerinden kardiyak hastalıkların otomatik teşhisi için derin öğrenme tabanlı bir sistem geliştirmeyi amaçlamaktadır. Çalışmanın temel yeniliği, fizyolojik açıdan anlamlı noktaları (P, QRS, T dalgaları) koruyarak uygula</w:t>
-            </w:r>
-            <w:r>
-              <w:rPr>
-                <w:sz w:val="22"/>
-                <w:szCs w:val="22"/>
-              </w:rPr>
-              <w:t xml:space="preserve">nan </w:t>
+              <w:t xml:space="preserve">Bu tez çalışması, 12 kanallı EKG sinyallerinden kardiyak hastalıkların otomatik teşhisi için derin öğrenme tabanlı bir sistem geliştirmeyi amaçlamaktadır. Çalışmanın temel yeniliği, fizyolojik açıdan anlamlı noktaları (P, QRS, T dalgaları) koruyarak uygulanan </w:t>
             </w:r>
             <w:r>
               <w:rPr>
@@ -2675,51 +2556,7 @@
                 <w:sz w:val="22"/>
                 <w:szCs w:val="22"/>
               </w:rPr>
-              <w:t>destek düğüm (</w:t>
-            </w:r>
-            <w:proofErr w:type="spellStart"/>
-            <w:r>
-              <w:rPr>
-                <w:rStyle w:val="Strong"/>
-                <w:b w:val="0"/>
-                <w:bCs w:val="0"/>
-                <w:sz w:val="22"/>
-                <w:szCs w:val="22"/>
-              </w:rPr>
-              <w:t>support</w:t>
-            </w:r>
-            <w:proofErr w:type="spellEnd"/>
-            <w:r>
-              <w:rPr>
-                <w:rStyle w:val="Strong"/>
-                <w:b w:val="0"/>
-                <w:bCs w:val="0"/>
-                <w:sz w:val="22"/>
-                <w:szCs w:val="22"/>
-              </w:rPr>
-              <w:t xml:space="preserve"> </w:t>
-            </w:r>
-            <w:proofErr w:type="spellStart"/>
-            <w:r>
-              <w:rPr>
-                <w:rStyle w:val="Strong"/>
-                <w:b w:val="0"/>
-                <w:bCs w:val="0"/>
-                <w:sz w:val="22"/>
-                <w:szCs w:val="22"/>
-              </w:rPr>
-              <w:t>node</w:t>
-            </w:r>
-            <w:proofErr w:type="spellEnd"/>
-            <w:r>
-              <w:rPr>
-                <w:rStyle w:val="Strong"/>
-                <w:b w:val="0"/>
-                <w:bCs w:val="0"/>
-                <w:sz w:val="22"/>
-                <w:szCs w:val="22"/>
-              </w:rPr>
-              <w:t>)</w:t>
+              <w:t>destek düğüm (support node)</w:t>
             </w:r>
             <w:r>
               <w:rPr>
@@ -2779,398 +2616,7 @@
                 <w:sz w:val="22"/>
                 <w:szCs w:val="22"/>
               </w:rPr>
-              <w:t>Bahar 2026 döneminde yapılan ek deneylerde, giriş sinyalinin uzunluğunun 50</w:t>
-            </w:r>
-            <w:r>
-              <w:rPr>
-                <w:sz w:val="22"/>
-                <w:szCs w:val="22"/>
-              </w:rPr>
-              <w:t>00 → 1000 → 500 örneğe anti-</w:t>
-            </w:r>
-            <w:proofErr w:type="spellStart"/>
-            <w:r>
-              <w:rPr>
-                <w:sz w:val="22"/>
-                <w:szCs w:val="22"/>
-              </w:rPr>
-              <w:t>aliased</w:t>
-            </w:r>
-            <w:proofErr w:type="spellEnd"/>
-            <w:r>
-              <w:rPr>
-                <w:sz w:val="22"/>
-                <w:szCs w:val="22"/>
-              </w:rPr>
-              <w:t xml:space="preserve"> </w:t>
-            </w:r>
-            <w:proofErr w:type="spellStart"/>
-            <w:r>
-              <w:rPr>
-                <w:sz w:val="22"/>
-                <w:szCs w:val="22"/>
-              </w:rPr>
-              <w:t>decimation</w:t>
-            </w:r>
-            <w:proofErr w:type="spellEnd"/>
-            <w:r>
-              <w:rPr>
-                <w:sz w:val="22"/>
-                <w:szCs w:val="22"/>
-              </w:rPr>
-              <w:t xml:space="preserve"> (</w:t>
-            </w:r>
-            <w:proofErr w:type="spellStart"/>
-            <w:proofErr w:type="gramStart"/>
-            <w:r>
-              <w:rPr>
-                <w:sz w:val="22"/>
-                <w:szCs w:val="22"/>
-              </w:rPr>
-              <w:t>scipy.signal</w:t>
-            </w:r>
-            <w:proofErr w:type="gramEnd"/>
-            <w:r>
-              <w:rPr>
-                <w:sz w:val="22"/>
-                <w:szCs w:val="22"/>
-              </w:rPr>
-              <w:t>.decimate</w:t>
-            </w:r>
-            <w:proofErr w:type="spellEnd"/>
-            <w:r>
-              <w:rPr>
-                <w:sz w:val="22"/>
-                <w:szCs w:val="22"/>
-              </w:rPr>
-              <w:t xml:space="preserve">, </w:t>
-            </w:r>
-            <w:proofErr w:type="spellStart"/>
-            <w:r>
-              <w:rPr>
-                <w:sz w:val="22"/>
-                <w:szCs w:val="22"/>
-              </w:rPr>
-              <w:t>Chebyshev</w:t>
-            </w:r>
-            <w:proofErr w:type="spellEnd"/>
-            <w:r>
-              <w:rPr>
-                <w:sz w:val="22"/>
-                <w:szCs w:val="22"/>
-              </w:rPr>
-              <w:t xml:space="preserve"> tip-I) ile indirilmesinin </w:t>
-            </w:r>
-            <w:proofErr w:type="spellStart"/>
-            <w:r>
-              <w:rPr>
-                <w:sz w:val="22"/>
-                <w:szCs w:val="22"/>
-              </w:rPr>
-              <w:t>baseline</w:t>
-            </w:r>
-            <w:proofErr w:type="spellEnd"/>
-            <w:r>
-              <w:rPr>
-                <w:sz w:val="22"/>
-                <w:szCs w:val="22"/>
-              </w:rPr>
-              <w:t xml:space="preserve"> 1D-CNN performansını dramatik biçimde artırdığı tespit edilmiştir: </w:t>
-            </w:r>
-            <w:proofErr w:type="spellStart"/>
-            <w:r>
-              <w:rPr>
-                <w:sz w:val="22"/>
-                <w:szCs w:val="22"/>
-              </w:rPr>
-              <w:t>len</w:t>
-            </w:r>
-            <w:proofErr w:type="spellEnd"/>
-            <w:r>
-              <w:rPr>
-                <w:sz w:val="22"/>
-                <w:szCs w:val="22"/>
-              </w:rPr>
-              <w:t xml:space="preserve">=5000 konfigürasyonunda Test </w:t>
-            </w:r>
-            <w:proofErr w:type="spellStart"/>
-            <w:r>
-              <w:rPr>
-                <w:sz w:val="22"/>
-                <w:szCs w:val="22"/>
-              </w:rPr>
-              <w:t>Accuracy</w:t>
-            </w:r>
-            <w:proofErr w:type="spellEnd"/>
-            <w:r>
-              <w:rPr>
-                <w:sz w:val="22"/>
-                <w:szCs w:val="22"/>
-              </w:rPr>
-              <w:t xml:space="preserve"> %88.43 ve Macro F1 0.8713 iken, </w:t>
-            </w:r>
-            <w:proofErr w:type="spellStart"/>
-            <w:r>
-              <w:rPr>
-                <w:sz w:val="22"/>
-                <w:szCs w:val="22"/>
-              </w:rPr>
-              <w:t>len</w:t>
-            </w:r>
-            <w:proofErr w:type="spellEnd"/>
-            <w:r>
-              <w:rPr>
-                <w:sz w:val="22"/>
-                <w:szCs w:val="22"/>
-              </w:rPr>
-              <w:t xml:space="preserve">=500 konfigürasyonunda Test </w:t>
-            </w:r>
-            <w:proofErr w:type="spellStart"/>
-            <w:r>
-              <w:rPr>
-                <w:sz w:val="22"/>
-                <w:szCs w:val="22"/>
-              </w:rPr>
-              <w:t>Accuracy</w:t>
-            </w:r>
-            <w:proofErr w:type="spellEnd"/>
-            <w:r>
-              <w:rPr>
-                <w:sz w:val="22"/>
-                <w:szCs w:val="22"/>
-              </w:rPr>
-              <w:t xml:space="preserve"> %97.34 ve Macro F1 0.9737 elde edilmiş; tekil </w:t>
-            </w:r>
-            <w:proofErr w:type="spellStart"/>
-            <w:r>
-              <w:rPr>
-                <w:sz w:val="22"/>
-                <w:szCs w:val="22"/>
-              </w:rPr>
-              <w:t>inference</w:t>
-            </w:r>
-            <w:proofErr w:type="spellEnd"/>
-            <w:r>
-              <w:rPr>
-                <w:sz w:val="22"/>
-                <w:szCs w:val="22"/>
-              </w:rPr>
-              <w:t xml:space="preserve"> süresi 89.88 </w:t>
-            </w:r>
-            <w:proofErr w:type="spellStart"/>
-            <w:r>
-              <w:rPr>
-                <w:sz w:val="22"/>
-                <w:szCs w:val="22"/>
-              </w:rPr>
-              <w:t>ms'den</w:t>
-            </w:r>
-            <w:proofErr w:type="spellEnd"/>
-            <w:r>
-              <w:rPr>
-                <w:sz w:val="22"/>
-                <w:szCs w:val="22"/>
-              </w:rPr>
-              <w:t xml:space="preserve"> 27.20 </w:t>
-            </w:r>
-            <w:proofErr w:type="spellStart"/>
-            <w:r>
-              <w:rPr>
-                <w:sz w:val="22"/>
-                <w:szCs w:val="22"/>
-              </w:rPr>
-              <w:t>ms'ye</w:t>
-            </w:r>
-            <w:proofErr w:type="spellEnd"/>
-            <w:r>
-              <w:rPr>
-                <w:sz w:val="22"/>
-                <w:szCs w:val="22"/>
-              </w:rPr>
-              <w:t xml:space="preserve"> düşmüştür. </w:t>
-            </w:r>
-            <w:proofErr w:type="spellStart"/>
-            <w:r>
-              <w:rPr>
-                <w:sz w:val="22"/>
-                <w:szCs w:val="22"/>
-              </w:rPr>
-              <w:t>DataLoader</w:t>
-            </w:r>
-            <w:proofErr w:type="spellEnd"/>
-            <w:r>
-              <w:rPr>
-                <w:sz w:val="22"/>
-                <w:szCs w:val="22"/>
-              </w:rPr>
-              <w:t xml:space="preserve"> </w:t>
-            </w:r>
-            <w:proofErr w:type="spellStart"/>
-            <w:r>
-              <w:rPr>
-                <w:sz w:val="22"/>
-                <w:szCs w:val="22"/>
-              </w:rPr>
-              <w:t>paralelleştirme</w:t>
-            </w:r>
-            <w:proofErr w:type="spellEnd"/>
-            <w:r>
-              <w:rPr>
-                <w:sz w:val="22"/>
-                <w:szCs w:val="22"/>
-              </w:rPr>
-              <w:t xml:space="preserve"> (</w:t>
-            </w:r>
-            <w:proofErr w:type="spellStart"/>
-            <w:r>
-              <w:rPr>
-                <w:sz w:val="22"/>
-                <w:szCs w:val="22"/>
-              </w:rPr>
-              <w:t>num_workers</w:t>
-            </w:r>
-            <w:proofErr w:type="spellEnd"/>
-            <w:r>
-              <w:rPr>
-                <w:sz w:val="22"/>
-                <w:szCs w:val="22"/>
-              </w:rPr>
-              <w:t xml:space="preserve">=4) testinde ise Test </w:t>
-            </w:r>
-            <w:proofErr w:type="spellStart"/>
-            <w:r>
-              <w:rPr>
-                <w:sz w:val="22"/>
-                <w:szCs w:val="22"/>
-              </w:rPr>
-              <w:t>Accuracy</w:t>
-            </w:r>
-            <w:proofErr w:type="spellEnd"/>
-            <w:r>
-              <w:rPr>
-                <w:sz w:val="22"/>
-                <w:szCs w:val="22"/>
-              </w:rPr>
-              <w:t xml:space="preserve"> </w:t>
-            </w:r>
-            <w:proofErr w:type="gramStart"/>
-            <w:r>
-              <w:rPr>
-                <w:sz w:val="22"/>
-                <w:szCs w:val="22"/>
-              </w:rPr>
-              <w:t>%97.38</w:t>
-            </w:r>
-            <w:proofErr w:type="gramEnd"/>
-            <w:r>
-              <w:rPr>
-                <w:sz w:val="22"/>
-                <w:szCs w:val="22"/>
-              </w:rPr>
-              <w:t xml:space="preserve"> ve Macro F1 0.9744'e ulaşılmıştır. Bu bu</w:t>
-            </w:r>
-            <w:r>
-              <w:rPr>
-                <w:sz w:val="22"/>
-                <w:szCs w:val="22"/>
-              </w:rPr>
-              <w:t xml:space="preserve">lgu, v2 raporundaki </w:t>
-            </w:r>
-            <w:proofErr w:type="gramStart"/>
-            <w:r>
-              <w:rPr>
-                <w:sz w:val="22"/>
-                <w:szCs w:val="22"/>
-              </w:rPr>
-              <w:t>%94.8</w:t>
-            </w:r>
-            <w:proofErr w:type="gramEnd"/>
-            <w:r>
-              <w:rPr>
-                <w:sz w:val="22"/>
-                <w:szCs w:val="22"/>
-              </w:rPr>
-              <w:t xml:space="preserve"> hedefinin </w:t>
-            </w:r>
-            <w:proofErr w:type="spellStart"/>
-            <w:r>
-              <w:rPr>
-                <w:sz w:val="22"/>
-                <w:szCs w:val="22"/>
-              </w:rPr>
-              <w:t>attention</w:t>
-            </w:r>
-            <w:proofErr w:type="spellEnd"/>
-            <w:r>
-              <w:rPr>
-                <w:sz w:val="22"/>
-                <w:szCs w:val="22"/>
-              </w:rPr>
-              <w:t xml:space="preserve"> / LSTM / </w:t>
-            </w:r>
-            <w:proofErr w:type="spellStart"/>
-            <w:r>
-              <w:rPr>
-                <w:sz w:val="22"/>
-                <w:szCs w:val="22"/>
-              </w:rPr>
-              <w:t>focal</w:t>
-            </w:r>
-            <w:proofErr w:type="spellEnd"/>
-            <w:r>
-              <w:rPr>
-                <w:sz w:val="22"/>
-                <w:szCs w:val="22"/>
-              </w:rPr>
-              <w:t xml:space="preserve"> </w:t>
-            </w:r>
-            <w:proofErr w:type="spellStart"/>
-            <w:r>
-              <w:rPr>
-                <w:sz w:val="22"/>
-                <w:szCs w:val="22"/>
-              </w:rPr>
-              <w:t>loss</w:t>
-            </w:r>
-            <w:proofErr w:type="spellEnd"/>
-            <w:r>
-              <w:rPr>
-                <w:sz w:val="22"/>
-                <w:szCs w:val="22"/>
-              </w:rPr>
-              <w:t xml:space="preserve"> bileşenleri uygulanmadan, sadece </w:t>
-            </w:r>
-            <w:proofErr w:type="spellStart"/>
-            <w:r>
-              <w:rPr>
-                <w:sz w:val="22"/>
-                <w:szCs w:val="22"/>
-              </w:rPr>
-              <w:t>baseline</w:t>
-            </w:r>
-            <w:proofErr w:type="spellEnd"/>
-            <w:r>
-              <w:rPr>
-                <w:sz w:val="22"/>
-                <w:szCs w:val="22"/>
-              </w:rPr>
-              <w:t xml:space="preserve"> + </w:t>
-            </w:r>
-            <w:proofErr w:type="spellStart"/>
-            <w:r>
-              <w:rPr>
-                <w:sz w:val="22"/>
-                <w:szCs w:val="22"/>
-              </w:rPr>
-              <w:t>decimation</w:t>
-            </w:r>
-            <w:proofErr w:type="spellEnd"/>
-            <w:r>
-              <w:rPr>
-                <w:sz w:val="22"/>
-                <w:szCs w:val="22"/>
-              </w:rPr>
-              <w:t xml:space="preserve"> konfigürasyonu ile aşılabildiğini göstermektedir.</w:t>
+              <w:t>Bahar 2026 döneminde yapılan ek deneylerde, giriş sinyalinin uzunluğunun 5000 → 1000 → 500 örneğe anti-aliased decimation (scipy.signal.decimate, Chebyshev tip-I) ile indirilmesinin baseline 1D-CNN performansını dramatik biçimde artırdığı tespit edilmiştir: len=5000 konfigürasyonunda Test Accuracy %88.43 ve Macro F1 0.8713 iken, len=500 konfigürasyonunda Test Accuracy %97.34 ve Macro F1 0.9737 elde edilmiş; tekil inference süresi 89.88 ms'den 27.20 ms'ye düşmüştür. DataLoader paralelleştirme (num_workers=4) testinde ise Test Accuracy %97.38 ve Macro F1 0.9744'e ulaşılmıştır. Bu bulgu, v2 raporundaki %94.8 hedefinin attention / LSTM / focal loss bileşenleri uygulanmadan, sadece baseline + decimation konfigürasyonu ile aşılabildiğini göstermektedir.</w:t>
             </w:r>
           </w:p>
           <w:p>
@@ -3205,133 +2651,7 @@
                 <w:sz w:val="22"/>
                 <w:szCs w:val="22"/>
               </w:rPr>
-              <w:t xml:space="preserve">PTB-XL, MIT-BIH ve </w:t>
-            </w:r>
-            <w:proofErr w:type="spellStart"/>
-            <w:r>
-              <w:rPr>
-                <w:sz w:val="22"/>
-                <w:szCs w:val="22"/>
-              </w:rPr>
-              <w:t>Chapman-Shaoxing</w:t>
-            </w:r>
-            <w:proofErr w:type="spellEnd"/>
-            <w:r>
-              <w:rPr>
-                <w:sz w:val="22"/>
-                <w:szCs w:val="22"/>
-              </w:rPr>
-              <w:t xml:space="preserve"> veri setleri kullanılarak toplam 67.037 adet 12-</w:t>
-            </w:r>
-            <w:r>
-              <w:rPr>
-                <w:sz w:val="22"/>
-                <w:szCs w:val="22"/>
-              </w:rPr>
-              <w:t xml:space="preserve">kanal EKG kaydı toplanmış, ön işleme sonrası 62.543 kaliteli kayıt elde edilmiştir. Elde edilen sonuçlar, önerilen </w:t>
-            </w:r>
-            <w:proofErr w:type="spellStart"/>
-            <w:r>
-              <w:rPr>
-                <w:sz w:val="22"/>
-                <w:szCs w:val="22"/>
-              </w:rPr>
-              <w:t>decimation</w:t>
-            </w:r>
-            <w:proofErr w:type="spellEnd"/>
-            <w:r>
-              <w:rPr>
-                <w:sz w:val="22"/>
-                <w:szCs w:val="22"/>
-              </w:rPr>
-              <w:t xml:space="preserve"> stratejisinin çoklu-etiket kardiyak hastalık teşhisinde etkili olduğunu ve kalan iyileştirme vektörleri (</w:t>
-            </w:r>
-            <w:proofErr w:type="spellStart"/>
-            <w:r>
-              <w:rPr>
-                <w:sz w:val="22"/>
-                <w:szCs w:val="22"/>
-              </w:rPr>
-              <w:t>attention</w:t>
-            </w:r>
-            <w:proofErr w:type="spellEnd"/>
-            <w:r>
-              <w:rPr>
-                <w:sz w:val="22"/>
-                <w:szCs w:val="22"/>
-              </w:rPr>
-              <w:t xml:space="preserve">, </w:t>
-            </w:r>
-            <w:proofErr w:type="spellStart"/>
-            <w:r>
-              <w:rPr>
-                <w:sz w:val="22"/>
-                <w:szCs w:val="22"/>
-              </w:rPr>
-              <w:t>focal</w:t>
-            </w:r>
-            <w:proofErr w:type="spellEnd"/>
-            <w:r>
-              <w:rPr>
-                <w:sz w:val="22"/>
-                <w:szCs w:val="22"/>
-              </w:rPr>
-              <w:t xml:space="preserve"> </w:t>
-            </w:r>
-            <w:proofErr w:type="spellStart"/>
-            <w:r>
-              <w:rPr>
-                <w:sz w:val="22"/>
-                <w:szCs w:val="22"/>
-              </w:rPr>
-              <w:t>loss</w:t>
-            </w:r>
-            <w:proofErr w:type="spellEnd"/>
-            <w:r>
-              <w:rPr>
-                <w:sz w:val="22"/>
-                <w:szCs w:val="22"/>
-              </w:rPr>
-              <w:t xml:space="preserve">, </w:t>
-            </w:r>
-            <w:proofErr w:type="spellStart"/>
-            <w:r>
-              <w:rPr>
-                <w:sz w:val="22"/>
-                <w:szCs w:val="22"/>
-              </w:rPr>
-              <w:t>ad</w:t>
-            </w:r>
-            <w:r>
-              <w:rPr>
-                <w:sz w:val="22"/>
-                <w:szCs w:val="22"/>
-              </w:rPr>
-              <w:t>aptive</w:t>
-            </w:r>
-            <w:proofErr w:type="spellEnd"/>
-            <w:r>
-              <w:rPr>
-                <w:sz w:val="22"/>
-                <w:szCs w:val="22"/>
-              </w:rPr>
-              <w:t xml:space="preserve"> </w:t>
-            </w:r>
-            <w:proofErr w:type="spellStart"/>
-            <w:r>
-              <w:rPr>
-                <w:sz w:val="22"/>
-                <w:szCs w:val="22"/>
-              </w:rPr>
-              <w:t>threshold</w:t>
-            </w:r>
-            <w:proofErr w:type="spellEnd"/>
-            <w:r>
-              <w:rPr>
-                <w:sz w:val="22"/>
-                <w:szCs w:val="22"/>
-              </w:rPr>
-              <w:t>) için sağlam bir yeni referans sağladığını göstermektedir.</w:t>
+              <w:t>PTB-XL, MIT-BIH ve Chapman-Shaoxing veri setleri kullanılarak toplam 67.037 adet 12-kanal EKG kaydı toplanmış, ön işleme sonrası 62.543 kaliteli kayıt elde edilmiştir. Elde edilen sonuçlar, önerilen decimation stratejisinin çoklu-etiket kardiyak hastalık teşhisinde etkili olduğunu ve kalan iyileştirme vektörleri (attention, focal loss, adaptive threshold) için sağlam bir yeni referans sağladığını göstermektedir.</w:t>
             </w:r>
           </w:p>
           <w:p>
@@ -3379,85 +2699,7 @@
                 <w:sz w:val="22"/>
                 <w:szCs w:val="22"/>
               </w:rPr>
-              <w:t xml:space="preserve">Anahtar Kelimeler: </w:t>
-            </w:r>
-            <w:r>
-              <w:rPr>
-                <w:b/>
-                <w:color w:val="000000"/>
-                <w:sz w:val="22"/>
-                <w:szCs w:val="22"/>
-              </w:rPr>
-              <w:t xml:space="preserve">EKG analizi, derin öğrenme, kardiyak hastalık teşhisi, sinyal zenginleştirme, destek düğüm yöntemi, 1D-CNN, </w:t>
-            </w:r>
-            <w:r>
-              <w:rPr>
-                <w:b/>
-                <w:color w:val="000000"/>
-                <w:sz w:val="22"/>
-                <w:szCs w:val="22"/>
-              </w:rPr>
-              <w:t>anti-</w:t>
-            </w:r>
-            <w:proofErr w:type="spellStart"/>
-            <w:r>
-              <w:rPr>
-                <w:b/>
-                <w:color w:val="000000"/>
-                <w:sz w:val="22"/>
-                <w:szCs w:val="22"/>
-              </w:rPr>
-              <w:t>aliased</w:t>
-            </w:r>
-            <w:proofErr w:type="spellEnd"/>
-            <w:r>
-              <w:rPr>
-                <w:b/>
-                <w:color w:val="000000"/>
-                <w:sz w:val="22"/>
-                <w:szCs w:val="22"/>
-              </w:rPr>
-              <w:t xml:space="preserve"> </w:t>
-            </w:r>
-            <w:proofErr w:type="spellStart"/>
-            <w:r>
-              <w:rPr>
-                <w:b/>
-                <w:color w:val="000000"/>
-                <w:sz w:val="22"/>
-                <w:szCs w:val="22"/>
-              </w:rPr>
-              <w:t>decimation</w:t>
-            </w:r>
-            <w:proofErr w:type="spellEnd"/>
-            <w:r>
-              <w:rPr>
-                <w:b/>
-                <w:color w:val="000000"/>
-                <w:sz w:val="22"/>
-                <w:szCs w:val="22"/>
-              </w:rPr>
-              <w:t xml:space="preserve">, </w:t>
-            </w:r>
-            <w:proofErr w:type="spellStart"/>
-            <w:r>
-              <w:rPr>
-                <w:b/>
-                <w:color w:val="000000"/>
-                <w:sz w:val="22"/>
-                <w:szCs w:val="22"/>
-              </w:rPr>
-              <w:t>aritmia</w:t>
-            </w:r>
-            <w:proofErr w:type="spellEnd"/>
-            <w:r>
-              <w:rPr>
-                <w:b/>
-                <w:color w:val="000000"/>
-                <w:sz w:val="22"/>
-                <w:szCs w:val="22"/>
-              </w:rPr>
-              <w:t xml:space="preserve"> tespiti</w:t>
+              <w:t>Anahtar Kelimeler: EKG analizi, derin öğrenme, kardiyak hastalık teşhisi, sinyal zenginleştirme, destek düğüm yöntemi, 1D-CNN, anti-aliased decimation, aritmia tespiti</w:t>
             </w:r>
           </w:p>
           <w:p>
@@ -3632,13 +2874,7 @@
               <w:rPr>
                 <w:color w:val="000000"/>
               </w:rPr>
-              <w:t xml:space="preserve">Çalışmada üç ana veri seti </w:t>
-            </w:r>
-            <w:r>
-              <w:rPr>
-                <w:color w:val="000000"/>
-              </w:rPr>
-              <w:t>kullanılmıştır:</w:t>
+              <w:t>Çalışmada üç ana veri seti kullanılmıştır:</w:t>
             </w:r>
           </w:p>
           <w:p>
@@ -3691,7 +2927,6 @@
                 <w:color w:val="000000"/>
               </w:rPr>
             </w:pPr>
-            <w:proofErr w:type="spellStart"/>
             <w:r>
               <w:rPr>
                 <w:rStyle w:val="Strong"/>
@@ -3699,17 +2934,7 @@
                 <w:sz w:val="22"/>
                 <w:szCs w:val="22"/>
               </w:rPr>
-              <w:t>Chapman-Shaoxing</w:t>
-            </w:r>
-            <w:proofErr w:type="spellEnd"/>
-            <w:r>
-              <w:rPr>
-                <w:rStyle w:val="Strong"/>
-                <w:color w:val="000000"/>
-                <w:sz w:val="22"/>
-                <w:szCs w:val="22"/>
-              </w:rPr>
-              <w:t>:</w:t>
+              <w:t>Chapman-Shaoxing:</w:t>
             </w:r>
             <w:r>
               <w:rPr>
@@ -3743,27 +2968,7 @@
                 <w:sz w:val="22"/>
                 <w:szCs w:val="22"/>
               </w:rPr>
-              <w:t xml:space="preserve">MIT-BIH </w:t>
-            </w:r>
-            <w:proofErr w:type="spellStart"/>
-            <w:r>
-              <w:rPr>
-                <w:rStyle w:val="Strong"/>
-                <w:color w:val="000000"/>
-                <w:sz w:val="22"/>
-                <w:szCs w:val="22"/>
-              </w:rPr>
-              <w:t>Arrhythmia</w:t>
-            </w:r>
-            <w:proofErr w:type="spellEnd"/>
-            <w:r>
-              <w:rPr>
-                <w:rStyle w:val="Strong"/>
-                <w:color w:val="000000"/>
-                <w:sz w:val="22"/>
-                <w:szCs w:val="22"/>
-              </w:rPr>
-              <w:t>:</w:t>
+              <w:t>MIT-BIH Arrhythmia:</w:t>
             </w:r>
             <w:r>
               <w:rPr>
@@ -3789,105 +2994,7 @@
                 <w:sz w:val="22"/>
                 <w:szCs w:val="22"/>
               </w:rPr>
-              <w:t xml:space="preserve">Tüm sinyaller 500 </w:t>
-            </w:r>
-            <w:proofErr w:type="gramStart"/>
-            <w:r>
-              <w:rPr>
-                <w:color w:val="000000"/>
-                <w:sz w:val="22"/>
-                <w:szCs w:val="22"/>
-              </w:rPr>
-              <w:t>Hz</w:t>
-            </w:r>
-            <w:proofErr w:type="gramEnd"/>
-            <w:r>
-              <w:rPr>
-                <w:color w:val="000000"/>
-                <w:sz w:val="22"/>
-                <w:szCs w:val="22"/>
-              </w:rPr>
-              <w:t xml:space="preserve"> örnekleme frekansına standardize edilmiş, 0.5–150 Hz </w:t>
-            </w:r>
-            <w:proofErr w:type="spellStart"/>
-            <w:r>
-              <w:rPr>
-                <w:color w:val="000000"/>
-                <w:sz w:val="22"/>
-                <w:szCs w:val="22"/>
-              </w:rPr>
-              <w:t>band-pass</w:t>
-            </w:r>
-            <w:proofErr w:type="spellEnd"/>
-            <w:r>
-              <w:rPr>
-                <w:color w:val="000000"/>
-                <w:sz w:val="22"/>
-                <w:szCs w:val="22"/>
-              </w:rPr>
-              <w:t xml:space="preserve"> filtreleme, </w:t>
-            </w:r>
-            <w:proofErr w:type="spellStart"/>
-            <w:r>
-              <w:rPr>
-                <w:color w:val="000000"/>
-                <w:sz w:val="22"/>
-                <w:szCs w:val="22"/>
-              </w:rPr>
-              <w:t>baseline</w:t>
-            </w:r>
-            <w:proofErr w:type="spellEnd"/>
-            <w:r>
-              <w:rPr>
-                <w:color w:val="000000"/>
-                <w:sz w:val="22"/>
-                <w:szCs w:val="22"/>
-              </w:rPr>
-              <w:t xml:space="preserve"> </w:t>
-            </w:r>
-            <w:proofErr w:type="spellStart"/>
-            <w:r>
-              <w:rPr>
-                <w:color w:val="000000"/>
-                <w:sz w:val="22"/>
-                <w:szCs w:val="22"/>
-              </w:rPr>
-              <w:t>wander</w:t>
-            </w:r>
-            <w:proofErr w:type="spellEnd"/>
-            <w:r>
-              <w:rPr>
-                <w:color w:val="000000"/>
-                <w:sz w:val="22"/>
-                <w:szCs w:val="22"/>
-              </w:rPr>
-              <w:t xml:space="preserve"> giderimi ve gürültü temizleme işlemleri uygulan</w:t>
-            </w:r>
-            <w:r>
-              <w:rPr>
-                <w:color w:val="000000"/>
-                <w:sz w:val="22"/>
-                <w:szCs w:val="22"/>
-              </w:rPr>
-              <w:t>mıştır. Düşük kaliteli kayıtlar (</w:t>
-            </w:r>
-            <w:proofErr w:type="gramStart"/>
-            <w:r>
-              <w:rPr>
-                <w:color w:val="000000"/>
-                <w:sz w:val="22"/>
-                <w:szCs w:val="22"/>
-              </w:rPr>
-              <w:t>%6.7</w:t>
-            </w:r>
-            <w:proofErr w:type="gramEnd"/>
-            <w:r>
-              <w:rPr>
-                <w:color w:val="000000"/>
-                <w:sz w:val="22"/>
-                <w:szCs w:val="22"/>
-              </w:rPr>
-              <w:t>) elenmiştir.</w:t>
+              <w:t>Tüm sinyaller 500 Hz örnekleme frekansına standardize edilmiş, 0.5–150 Hz band-pass filtreleme, baseline wander giderimi ve gürültü temizleme işlemleri uygulanmıştır. Düşük kaliteli kayıtlar (%6.7) elenmiştir.</w:t>
             </w:r>
           </w:p>
           <w:p>
@@ -3910,17 +3017,7 @@
                 <w:szCs w:val="22"/>
                 <w:lang w:val="tr-TR" w:eastAsia="tr-TR"/>
               </w:rPr>
-              <w:t xml:space="preserve">2.2 </w:t>
-            </w:r>
-            <w:r>
-              <w:rPr>
-                <w:rFonts w:ascii="Times New Roman" w:hAnsi="Times New Roman"/>
-                <w:color w:val="000000"/>
-                <w:sz w:val="22"/>
-                <w:szCs w:val="22"/>
-                <w:lang w:val="tr-TR" w:eastAsia="tr-TR"/>
-              </w:rPr>
-              <w:t>Girdi Sinyal Uzunluğu Deneyleri</w:t>
+              <w:t>2.2 Girdi Sinyal Uzunluğu Deneyleri</w:t>
             </w:r>
           </w:p>
           <w:p>
@@ -3952,55 +3049,7 @@
                 <w:sz w:val="22"/>
                 <w:szCs w:val="22"/>
               </w:rPr>
-              <w:t xml:space="preserve">Bahar dönemi, kök-sebep analizi üzerine kurulu dört ayrı </w:t>
-            </w:r>
-            <w:proofErr w:type="spellStart"/>
-            <w:r>
-              <w:rPr>
-                <w:sz w:val="22"/>
-                <w:szCs w:val="22"/>
-              </w:rPr>
-              <w:t>baseline</w:t>
-            </w:r>
-            <w:proofErr w:type="spellEnd"/>
-            <w:r>
-              <w:rPr>
-                <w:sz w:val="22"/>
-                <w:szCs w:val="22"/>
-              </w:rPr>
-              <w:t xml:space="preserve"> koşusuyla geçmiştir. Aşağıdaki tablo üç ana konfigürasyonun ve ek </w:t>
-            </w:r>
-            <w:proofErr w:type="spellStart"/>
-            <w:r>
-              <w:rPr>
-                <w:sz w:val="22"/>
-                <w:szCs w:val="22"/>
-              </w:rPr>
-              <w:t>DataLoader</w:t>
-            </w:r>
-            <w:proofErr w:type="spellEnd"/>
-            <w:r>
-              <w:rPr>
-                <w:sz w:val="22"/>
-                <w:szCs w:val="22"/>
-              </w:rPr>
-              <w:t xml:space="preserve"> </w:t>
-            </w:r>
-            <w:proofErr w:type="spellStart"/>
-            <w:r>
-              <w:rPr>
-                <w:sz w:val="22"/>
-                <w:szCs w:val="22"/>
-              </w:rPr>
-              <w:t>paralelleştirme</w:t>
-            </w:r>
-            <w:proofErr w:type="spellEnd"/>
-            <w:r>
-              <w:rPr>
-                <w:sz w:val="22"/>
-                <w:szCs w:val="22"/>
-              </w:rPr>
-              <w:t xml:space="preserve"> deneyinin sonuçlarını özetlemektedir.</w:t>
+              <w:t>Bahar dönemi, kök-sebep analizi üzerine kurulu dört ayrı baseline koşusuyla geçmiştir. Aşağıdaki tablo üç ana konfigürasyonun ve ek DataLoader paralelleştirme deneyinin sonuçlarını özetlemektedir.</w:t>
             </w:r>
           </w:p>
           <w:p>
@@ -4033,17 +3082,7 @@
                 <w:szCs w:val="22"/>
                 <w:lang w:val="tr-TR" w:eastAsia="tr-TR"/>
               </w:rPr>
-              <w:t xml:space="preserve">2.3 </w:t>
-            </w:r>
-            <w:r>
-              <w:rPr>
-                <w:rFonts w:ascii="Times New Roman" w:hAnsi="Times New Roman"/>
-                <w:color w:val="000000"/>
-                <w:sz w:val="22"/>
-                <w:szCs w:val="22"/>
-                <w:lang w:val="tr-TR" w:eastAsia="tr-TR"/>
-              </w:rPr>
-              <w:t>Sınıf Bazlı Kök-Sebep Analizi</w:t>
+              <w:t>2.3 Sınıf Bazlı Kök-Sebep Analizi</w:t>
             </w:r>
           </w:p>
           <w:p>
@@ -4068,87 +3107,12 @@
                 <w:szCs w:val="22"/>
               </w:rPr>
             </w:pPr>
-            <w:proofErr w:type="spellStart"/>
-            <w:proofErr w:type="gramStart"/>
-            <w:r>
-              <w:rPr>
-                <w:sz w:val="22"/>
-                <w:szCs w:val="22"/>
-              </w:rPr>
-              <w:t>len</w:t>
-            </w:r>
-            <w:proofErr w:type="spellEnd"/>
-            <w:proofErr w:type="gramEnd"/>
-            <w:r>
-              <w:rPr>
-                <w:sz w:val="22"/>
-                <w:szCs w:val="22"/>
-              </w:rPr>
-              <w:t xml:space="preserve">=5000 </w:t>
-            </w:r>
-            <w:proofErr w:type="spellStart"/>
-            <w:r>
-              <w:rPr>
-                <w:sz w:val="22"/>
-                <w:szCs w:val="22"/>
-              </w:rPr>
-              <w:t>baseline'ında</w:t>
-            </w:r>
-            <w:proofErr w:type="spellEnd"/>
-            <w:r>
-              <w:rPr>
-                <w:sz w:val="22"/>
-                <w:szCs w:val="22"/>
-              </w:rPr>
-              <w:t xml:space="preserve"> 78 sınıftan 11'inde F1 &lt; 0.60 tespit edilmişti (en kritik: </w:t>
-            </w:r>
-            <w:proofErr w:type="spellStart"/>
-            <w:r>
-              <w:rPr>
-                <w:sz w:val="22"/>
-                <w:szCs w:val="22"/>
-              </w:rPr>
-              <w:t>Left</w:t>
-            </w:r>
-            <w:proofErr w:type="spellEnd"/>
-            <w:r>
-              <w:rPr>
-                <w:sz w:val="22"/>
-                <w:szCs w:val="22"/>
-              </w:rPr>
-              <w:t xml:space="preserve"> </w:t>
-            </w:r>
-            <w:proofErr w:type="spellStart"/>
-            <w:r>
-              <w:rPr>
-                <w:sz w:val="22"/>
-                <w:szCs w:val="22"/>
-              </w:rPr>
-              <w:t>Ventricular</w:t>
-            </w:r>
-            <w:proofErr w:type="spellEnd"/>
-            <w:r>
-              <w:rPr>
-                <w:sz w:val="22"/>
-                <w:szCs w:val="22"/>
-              </w:rPr>
-              <w:t xml:space="preserve"> </w:t>
-            </w:r>
-            <w:proofErr w:type="spellStart"/>
-            <w:r>
-              <w:rPr>
-                <w:sz w:val="22"/>
-                <w:szCs w:val="22"/>
-              </w:rPr>
-              <w:t>Hypertrophy</w:t>
-            </w:r>
-            <w:proofErr w:type="spellEnd"/>
-            <w:r>
-              <w:rPr>
-                <w:sz w:val="22"/>
-                <w:szCs w:val="22"/>
-              </w:rPr>
-              <w:t xml:space="preserve"> F1=0.022).</w:t>
+            <w:r>
+              <w:rPr>
+                <w:sz w:val="22"/>
+                <w:szCs w:val="22"/>
+              </w:rPr>
+              <w:t>len=5000 baseline'ında 78 sınıftan 11'inde F1 &lt; 0.60 tespit edilmişti (en kritik: Left Ventricular Hypertrophy F1=0.022).</w:t>
             </w:r>
           </w:p>
           <w:p>
@@ -4164,181 +3128,12 @@
                 <w:szCs w:val="22"/>
               </w:rPr>
             </w:pPr>
-            <w:proofErr w:type="spellStart"/>
-            <w:proofErr w:type="gramStart"/>
-            <w:r>
-              <w:rPr>
-                <w:sz w:val="22"/>
-                <w:szCs w:val="22"/>
-              </w:rPr>
-              <w:t>len</w:t>
-            </w:r>
-            <w:proofErr w:type="spellEnd"/>
-            <w:proofErr w:type="gramEnd"/>
-            <w:r>
-              <w:rPr>
-                <w:sz w:val="22"/>
-                <w:szCs w:val="22"/>
-              </w:rPr>
-              <w:t xml:space="preserve">=500 </w:t>
-            </w:r>
-            <w:proofErr w:type="spellStart"/>
-            <w:r>
-              <w:rPr>
-                <w:sz w:val="22"/>
-                <w:szCs w:val="22"/>
-              </w:rPr>
-              <w:t>decimation</w:t>
-            </w:r>
-            <w:proofErr w:type="spellEnd"/>
-            <w:r>
-              <w:rPr>
-                <w:sz w:val="22"/>
-                <w:szCs w:val="22"/>
-              </w:rPr>
-              <w:t xml:space="preserve"> deneyinde bu </w:t>
-            </w:r>
-            <w:r>
-              <w:rPr>
-                <w:sz w:val="22"/>
-                <w:szCs w:val="22"/>
-              </w:rPr>
-              <w:t xml:space="preserve">sınıfların büyük çoğunluğu F1 &gt; 0.98'e çıkmış; </w:t>
-            </w:r>
-            <w:proofErr w:type="spellStart"/>
-            <w:r>
-              <w:rPr>
-                <w:sz w:val="22"/>
-                <w:szCs w:val="22"/>
-              </w:rPr>
-              <w:t>Atrioventricular</w:t>
-            </w:r>
-            <w:proofErr w:type="spellEnd"/>
-            <w:r>
-              <w:rPr>
-                <w:sz w:val="22"/>
-                <w:szCs w:val="22"/>
-              </w:rPr>
-              <w:t xml:space="preserve"> </w:t>
-            </w:r>
-            <w:proofErr w:type="spellStart"/>
-            <w:r>
-              <w:rPr>
-                <w:sz w:val="22"/>
-                <w:szCs w:val="22"/>
-              </w:rPr>
-              <w:t>block</w:t>
-            </w:r>
-            <w:proofErr w:type="spellEnd"/>
-            <w:r>
-              <w:rPr>
-                <w:sz w:val="22"/>
-                <w:szCs w:val="22"/>
-              </w:rPr>
-              <w:t xml:space="preserve"> 0.324 → 0.984; ECG: </w:t>
-            </w:r>
-            <w:proofErr w:type="spellStart"/>
-            <w:r>
-              <w:rPr>
-                <w:sz w:val="22"/>
-                <w:szCs w:val="22"/>
-              </w:rPr>
-              <w:t>atrial</w:t>
-            </w:r>
-            <w:proofErr w:type="spellEnd"/>
-            <w:r>
-              <w:rPr>
-                <w:sz w:val="22"/>
-                <w:szCs w:val="22"/>
-              </w:rPr>
-              <w:t xml:space="preserve"> </w:t>
-            </w:r>
-            <w:proofErr w:type="spellStart"/>
-            <w:r>
-              <w:rPr>
-                <w:sz w:val="22"/>
-                <w:szCs w:val="22"/>
-              </w:rPr>
-              <w:t>fibrillation</w:t>
-            </w:r>
-            <w:proofErr w:type="spellEnd"/>
-            <w:r>
-              <w:rPr>
-                <w:sz w:val="22"/>
-                <w:szCs w:val="22"/>
-              </w:rPr>
-              <w:t xml:space="preserve"> 0.436 → ≥0.95'e ulaşmıştır. Kök sebep: 5000 örnek uzunluğunda CNN'in </w:t>
-            </w:r>
-            <w:proofErr w:type="spellStart"/>
-            <w:r>
-              <w:rPr>
-                <w:sz w:val="22"/>
-                <w:szCs w:val="22"/>
-              </w:rPr>
-              <w:t>receptive</w:t>
-            </w:r>
-            <w:proofErr w:type="spellEnd"/>
-            <w:r>
-              <w:rPr>
-                <w:sz w:val="22"/>
-                <w:szCs w:val="22"/>
-              </w:rPr>
-              <w:t xml:space="preserve"> </w:t>
-            </w:r>
-            <w:proofErr w:type="spellStart"/>
-            <w:r>
-              <w:rPr>
-                <w:sz w:val="22"/>
-                <w:szCs w:val="22"/>
-              </w:rPr>
-              <w:t>field</w:t>
-            </w:r>
-            <w:proofErr w:type="spellEnd"/>
-            <w:r>
-              <w:rPr>
-                <w:sz w:val="22"/>
-                <w:szCs w:val="22"/>
-              </w:rPr>
-              <w:t xml:space="preserve"> ve parametre verimliliği QRS morfolojisini yakalamak için opt</w:t>
-            </w:r>
-            <w:r>
-              <w:rPr>
-                <w:sz w:val="22"/>
-                <w:szCs w:val="22"/>
-              </w:rPr>
-              <w:t>imal değildir; anti-</w:t>
-            </w:r>
-            <w:proofErr w:type="spellStart"/>
-            <w:r>
-              <w:rPr>
-                <w:sz w:val="22"/>
-                <w:szCs w:val="22"/>
-              </w:rPr>
-              <w:t>aliased</w:t>
-            </w:r>
-            <w:proofErr w:type="spellEnd"/>
-            <w:r>
-              <w:rPr>
-                <w:sz w:val="22"/>
-                <w:szCs w:val="22"/>
-              </w:rPr>
-              <w:t xml:space="preserve"> </w:t>
-            </w:r>
-            <w:proofErr w:type="spellStart"/>
-            <w:r>
-              <w:rPr>
-                <w:sz w:val="22"/>
-                <w:szCs w:val="22"/>
-              </w:rPr>
-              <w:t>decimation</w:t>
-            </w:r>
-            <w:proofErr w:type="spellEnd"/>
-            <w:r>
-              <w:rPr>
-                <w:sz w:val="22"/>
-                <w:szCs w:val="22"/>
-              </w:rPr>
-              <w:t xml:space="preserve"> bu sorunu doğrudan çözmüştür.</w:t>
+            <w:r>
+              <w:rPr>
+                <w:sz w:val="22"/>
+                <w:szCs w:val="22"/>
+              </w:rPr>
+              <w:t>len=500 decimation deneyinde bu sınıfların büyük çoğunluğu F1 &gt; 0.98'e çıkmış; Atrioventricular block 0.324 → 0.984; ECG: atrial fibrillation 0.436 → ≥0.95'e ulaşmıştır. Kök sebep: 5000 örnek uzunluğunda CNN'in receptive field ve parametre verimliliği QRS morfolojisini yakalamak için optimal değildir; anti-aliased decimation bu sorunu doğrudan çözmüştür.</w:t>
             </w:r>
           </w:p>
           <w:p>
@@ -4394,133 +3189,7 @@
                 <w:sz w:val="22"/>
                 <w:szCs w:val="22"/>
               </w:rPr>
-              <w:t xml:space="preserve">Destek düğüm yöntemi, EKG'nin kritik fizyolojik noktaları (P, QRS, T) arasına </w:t>
-            </w:r>
-            <w:proofErr w:type="spellStart"/>
-            <w:r>
-              <w:rPr>
-                <w:sz w:val="22"/>
-                <w:szCs w:val="22"/>
-              </w:rPr>
-              <w:t>cubic</w:t>
-            </w:r>
-            <w:proofErr w:type="spellEnd"/>
-            <w:r>
-              <w:rPr>
-                <w:sz w:val="22"/>
-                <w:szCs w:val="22"/>
-              </w:rPr>
-              <w:t xml:space="preserve"> </w:t>
-            </w:r>
-            <w:proofErr w:type="spellStart"/>
-            <w:r>
-              <w:rPr>
-                <w:sz w:val="22"/>
-                <w:szCs w:val="22"/>
-              </w:rPr>
-              <w:t>spline</w:t>
-            </w:r>
-            <w:proofErr w:type="spellEnd"/>
-            <w:r>
-              <w:rPr>
-                <w:sz w:val="22"/>
-                <w:szCs w:val="22"/>
-              </w:rPr>
-              <w:t xml:space="preserve"> </w:t>
-            </w:r>
-            <w:proofErr w:type="spellStart"/>
-            <w:r>
-              <w:rPr>
-                <w:sz w:val="22"/>
-                <w:szCs w:val="22"/>
-              </w:rPr>
-              <w:t>interpolasyon</w:t>
-            </w:r>
-            <w:proofErr w:type="spellEnd"/>
-            <w:r>
-              <w:rPr>
-                <w:sz w:val="22"/>
-                <w:szCs w:val="22"/>
-              </w:rPr>
-              <w:t xml:space="preserve"> ile yeni düğümler ekleyerek f</w:t>
-            </w:r>
-            <w:r>
-              <w:rPr>
-                <w:sz w:val="22"/>
-                <w:szCs w:val="22"/>
-              </w:rPr>
-              <w:t xml:space="preserve">izyolojik olarak tutarlı sentetik sinyaller üretmektedir. Bu dönem elde edilen önemli bulgu: destek düğüm yönteminin niyeti (5000 örnek 1D-CNN için fazla çeşitlilik gerektiren bir temsildir) doğrulanmış; ancak CNN için spesifik </w:t>
-            </w:r>
-            <w:proofErr w:type="spellStart"/>
-            <w:r>
-              <w:rPr>
-                <w:sz w:val="22"/>
-                <w:szCs w:val="22"/>
-              </w:rPr>
-              <w:t>implementasyonu</w:t>
-            </w:r>
-            <w:proofErr w:type="spellEnd"/>
-            <w:r>
-              <w:rPr>
-                <w:sz w:val="22"/>
-                <w:szCs w:val="22"/>
-              </w:rPr>
-              <w:t xml:space="preserve"> yerine </w:t>
-            </w:r>
-            <w:proofErr w:type="spellStart"/>
-            <w:r>
-              <w:rPr>
-                <w:sz w:val="22"/>
-                <w:szCs w:val="22"/>
-              </w:rPr>
-              <w:t>tempo</w:t>
-            </w:r>
-            <w:r>
-              <w:rPr>
-                <w:sz w:val="22"/>
-                <w:szCs w:val="22"/>
-              </w:rPr>
-              <w:t>ral</w:t>
-            </w:r>
-            <w:proofErr w:type="spellEnd"/>
-            <w:r>
-              <w:rPr>
-                <w:sz w:val="22"/>
-                <w:szCs w:val="22"/>
-              </w:rPr>
-              <w:t xml:space="preserve"> sırayı koruyan anti-</w:t>
-            </w:r>
-            <w:proofErr w:type="spellStart"/>
-            <w:r>
-              <w:rPr>
-                <w:sz w:val="22"/>
-                <w:szCs w:val="22"/>
-              </w:rPr>
-              <w:t>aliased</w:t>
-            </w:r>
-            <w:proofErr w:type="spellEnd"/>
-            <w:r>
-              <w:rPr>
-                <w:sz w:val="22"/>
-                <w:szCs w:val="22"/>
-              </w:rPr>
-              <w:t xml:space="preserve"> </w:t>
-            </w:r>
-            <w:proofErr w:type="spellStart"/>
-            <w:r>
-              <w:rPr>
-                <w:sz w:val="22"/>
-                <w:szCs w:val="22"/>
-              </w:rPr>
-              <w:t>decimation'ın</w:t>
-            </w:r>
-            <w:proofErr w:type="spellEnd"/>
-            <w:r>
-              <w:rPr>
-                <w:sz w:val="22"/>
-                <w:szCs w:val="22"/>
-              </w:rPr>
-              <w:t xml:space="preserve"> daha verimli olduğu ampirik olarak görülmüştür.</w:t>
+              <w:t>Destek düğüm yöntemi, EKG'nin kritik fizyolojik noktaları (P, QRS, T) arasına cubic spline interpolasyon ile yeni düğümler ekleyerek fizyolojik olarak tutarlı sentetik sinyaller üretmektedir. Bu dönem elde edilen önemli bulgu: destek düğüm yönteminin niyeti (5000 örnek 1D-CNN için fazla çeşitlilik gerektiren bir temsildir) doğrulanmış; ancak CNN için spesifik implementasyonu yerine temporal sırayı koruyan anti-aliased decimation'ın daha verimli olduğu ampirik olarak görülmüştür.</w:t>
             </w:r>
           </w:p>
           <w:p>
@@ -4585,39 +3254,7 @@
                 <w:sz w:val="22"/>
                 <w:szCs w:val="22"/>
               </w:rPr>
-              <w:t xml:space="preserve">- v1 raporunda hedeflenen: </w:t>
-            </w:r>
-            <w:proofErr w:type="spellStart"/>
-            <w:r>
-              <w:rPr>
-                <w:sz w:val="22"/>
-                <w:szCs w:val="22"/>
-              </w:rPr>
-              <w:t>Accuracy</w:t>
-            </w:r>
-            <w:proofErr w:type="spellEnd"/>
-            <w:r>
-              <w:rPr>
-                <w:sz w:val="22"/>
-                <w:szCs w:val="22"/>
-              </w:rPr>
-              <w:t xml:space="preserve"> </w:t>
-            </w:r>
-            <w:proofErr w:type="gramStart"/>
-            <w:r>
-              <w:rPr>
-                <w:sz w:val="22"/>
-                <w:szCs w:val="22"/>
-              </w:rPr>
-              <w:t>%94.8</w:t>
-            </w:r>
-            <w:proofErr w:type="gramEnd"/>
-            <w:r>
-              <w:rPr>
-                <w:sz w:val="22"/>
-                <w:szCs w:val="22"/>
-              </w:rPr>
-              <w:t>, F1 0.936, AUC 0.981.</w:t>
+              <w:t>- v1 raporunda hedeflenen: Accuracy %94.8, F1 0.936, AUC 0.981.</w:t>
             </w:r>
           </w:p>
           <w:p>
@@ -4638,55 +3275,7 @@
                 <w:sz w:val="22"/>
                 <w:szCs w:val="22"/>
               </w:rPr>
-              <w:t xml:space="preserve">- v2 </w:t>
-            </w:r>
-            <w:proofErr w:type="spellStart"/>
-            <w:r>
-              <w:rPr>
-                <w:sz w:val="22"/>
-                <w:szCs w:val="22"/>
-              </w:rPr>
-              <w:t>baseline</w:t>
-            </w:r>
-            <w:proofErr w:type="spellEnd"/>
-            <w:r>
-              <w:rPr>
-                <w:sz w:val="22"/>
-                <w:szCs w:val="22"/>
-              </w:rPr>
-              <w:t xml:space="preserve"> + decimate-500: </w:t>
-            </w:r>
-            <w:proofErr w:type="spellStart"/>
-            <w:r>
-              <w:rPr>
-                <w:sz w:val="22"/>
-                <w:szCs w:val="22"/>
-              </w:rPr>
-              <w:t>Accuracy</w:t>
-            </w:r>
-            <w:proofErr w:type="spellEnd"/>
-            <w:r>
-              <w:rPr>
-                <w:sz w:val="22"/>
-                <w:szCs w:val="22"/>
-              </w:rPr>
-              <w:t xml:space="preserve"> </w:t>
-            </w:r>
-            <w:proofErr w:type="gramStart"/>
-            <w:r>
-              <w:rPr>
-                <w:sz w:val="22"/>
-                <w:szCs w:val="22"/>
-              </w:rPr>
-              <w:t>%97.34</w:t>
-            </w:r>
-            <w:proofErr w:type="gramEnd"/>
-            <w:r>
-              <w:rPr>
-                <w:sz w:val="22"/>
-                <w:szCs w:val="22"/>
-              </w:rPr>
-              <w:t>, Macro F1 0.9737.</w:t>
+              <w:t>- v2 baseline + decimate-500: Accuracy %97.34, Macro F1 0.9737.</w:t>
             </w:r>
           </w:p>
           <w:p>
@@ -4707,71 +3296,7 @@
                 <w:sz w:val="22"/>
                 <w:szCs w:val="22"/>
               </w:rPr>
-              <w:t xml:space="preserve">- </w:t>
-            </w:r>
-            <w:proofErr w:type="spellStart"/>
-            <w:r>
-              <w:rPr>
-                <w:sz w:val="22"/>
-                <w:szCs w:val="22"/>
-              </w:rPr>
-              <w:t>len</w:t>
-            </w:r>
-            <w:proofErr w:type="spellEnd"/>
-            <w:r>
-              <w:rPr>
-                <w:sz w:val="22"/>
-                <w:szCs w:val="22"/>
-              </w:rPr>
-              <w:t xml:space="preserve">=500 + 4 </w:t>
-            </w:r>
-            <w:proofErr w:type="spellStart"/>
-            <w:r>
-              <w:rPr>
-                <w:sz w:val="22"/>
-                <w:szCs w:val="22"/>
-              </w:rPr>
-              <w:t>workers</w:t>
-            </w:r>
-            <w:proofErr w:type="spellEnd"/>
-            <w:r>
-              <w:rPr>
-                <w:sz w:val="22"/>
-                <w:szCs w:val="22"/>
-              </w:rPr>
-              <w:t xml:space="preserve">: </w:t>
-            </w:r>
-            <w:proofErr w:type="spellStart"/>
-            <w:r>
-              <w:rPr>
-                <w:sz w:val="22"/>
-                <w:szCs w:val="22"/>
-              </w:rPr>
-              <w:t>Accuracy</w:t>
-            </w:r>
-            <w:proofErr w:type="spellEnd"/>
-            <w:r>
-              <w:rPr>
-                <w:sz w:val="22"/>
-                <w:szCs w:val="22"/>
-              </w:rPr>
-              <w:t xml:space="preserve"> </w:t>
-            </w:r>
-            <w:proofErr w:type="gramStart"/>
-            <w:r>
-              <w:rPr>
-                <w:sz w:val="22"/>
-                <w:szCs w:val="22"/>
-              </w:rPr>
-              <w:t>%97.38</w:t>
-            </w:r>
-            <w:proofErr w:type="gramEnd"/>
-            <w:r>
-              <w:rPr>
-                <w:sz w:val="22"/>
-                <w:szCs w:val="22"/>
-              </w:rPr>
-              <w:t>, Macro F1 0.9744.</w:t>
+              <w:t>- len=500 + 4 workers: Accuracy %97.38, Macro F1 0.9744.</w:t>
             </w:r>
           </w:p>
           <w:p>
@@ -4789,97 +3314,7 @@
                 <w:sz w:val="22"/>
                 <w:szCs w:val="22"/>
               </w:rPr>
-              <w:t>- Sonuç: v2 hedefi, tam model bileşenleri (</w:t>
-            </w:r>
-            <w:proofErr w:type="spellStart"/>
-            <w:r>
-              <w:rPr>
-                <w:rStyle w:val="Strong"/>
-                <w:sz w:val="22"/>
-                <w:szCs w:val="22"/>
-              </w:rPr>
-              <w:t>attention</w:t>
-            </w:r>
-            <w:proofErr w:type="spellEnd"/>
-            <w:r>
-              <w:rPr>
-                <w:rStyle w:val="Strong"/>
-                <w:sz w:val="22"/>
-                <w:szCs w:val="22"/>
-              </w:rPr>
-              <w:t xml:space="preserve">, LSTM, </w:t>
-            </w:r>
-            <w:proofErr w:type="spellStart"/>
-            <w:r>
-              <w:rPr>
-                <w:rStyle w:val="Strong"/>
-                <w:sz w:val="22"/>
-                <w:szCs w:val="22"/>
-              </w:rPr>
-              <w:t>focal</w:t>
-            </w:r>
-            <w:proofErr w:type="spellEnd"/>
-            <w:r>
-              <w:rPr>
-                <w:rStyle w:val="Strong"/>
-                <w:sz w:val="22"/>
-                <w:szCs w:val="22"/>
-              </w:rPr>
-              <w:t xml:space="preserve"> </w:t>
-            </w:r>
-            <w:proofErr w:type="spellStart"/>
-            <w:r>
-              <w:rPr>
-                <w:rStyle w:val="Strong"/>
-                <w:sz w:val="22"/>
-                <w:szCs w:val="22"/>
-              </w:rPr>
-              <w:t>loss</w:t>
-            </w:r>
-            <w:proofErr w:type="spellEnd"/>
-            <w:r>
-              <w:rPr>
-                <w:rStyle w:val="Strong"/>
-                <w:sz w:val="22"/>
-                <w:szCs w:val="22"/>
-              </w:rPr>
-              <w:t xml:space="preserve">, </w:t>
-            </w:r>
-            <w:proofErr w:type="spellStart"/>
-            <w:r>
-              <w:rPr>
-                <w:rStyle w:val="Strong"/>
-                <w:sz w:val="22"/>
-                <w:szCs w:val="22"/>
-              </w:rPr>
-              <w:t>adaptive</w:t>
-            </w:r>
-            <w:proofErr w:type="spellEnd"/>
-            <w:r>
-              <w:rPr>
-                <w:rStyle w:val="Strong"/>
-                <w:sz w:val="22"/>
-                <w:szCs w:val="22"/>
-              </w:rPr>
-              <w:t xml:space="preserve"> </w:t>
-            </w:r>
-            <w:proofErr w:type="spellStart"/>
-            <w:r>
-              <w:rPr>
-                <w:rStyle w:val="Strong"/>
-                <w:sz w:val="22"/>
-                <w:szCs w:val="22"/>
-              </w:rPr>
-              <w:t>threshold</w:t>
-            </w:r>
-            <w:proofErr w:type="spellEnd"/>
-            <w:r>
-              <w:rPr>
-                <w:rStyle w:val="Strong"/>
-                <w:sz w:val="22"/>
-                <w:szCs w:val="22"/>
-              </w:rPr>
-              <w:t>) eklenmeden aşılmış; ek marj bu bileşenlerde korunmaktadır.</w:t>
+              <w:t>- Sonuç: v2 hedefi, tam model bileşenleri (attention, LSTM, focal loss, adaptive threshold) eklenmeden aşılmış; ek marj bu bileşenlerde korunmaktadır.</w:t>
             </w:r>
           </w:p>
           <w:p>
@@ -4912,66 +3347,7 @@
                 <w:szCs w:val="22"/>
                 <w:lang w:val="tr-TR" w:eastAsia="tr-TR"/>
               </w:rPr>
-              <w:t xml:space="preserve">Tablo 1: Üç girdi uzunluğu ve </w:t>
-            </w:r>
-            <w:proofErr w:type="spellStart"/>
-            <w:r>
-              <w:rPr>
-                <w:rFonts w:ascii="Times New Roman" w:hAnsi="Times New Roman"/>
-                <w:b w:val="0"/>
-                <w:bCs w:val="0"/>
-                <w:sz w:val="22"/>
-                <w:szCs w:val="22"/>
-                <w:lang w:val="tr-TR" w:eastAsia="tr-TR"/>
-              </w:rPr>
-              <w:t>DataLoader</w:t>
-            </w:r>
-            <w:proofErr w:type="spellEnd"/>
-            <w:r>
-              <w:rPr>
-                <w:rFonts w:ascii="Times New Roman" w:hAnsi="Times New Roman"/>
-                <w:b w:val="0"/>
-                <w:bCs w:val="0"/>
-                <w:sz w:val="22"/>
-                <w:szCs w:val="22"/>
-                <w:lang w:val="tr-TR" w:eastAsia="tr-TR"/>
-              </w:rPr>
-              <w:t xml:space="preserve"> </w:t>
-            </w:r>
-            <w:proofErr w:type="spellStart"/>
-            <w:r>
-              <w:rPr>
-                <w:rFonts w:ascii="Times New Roman" w:hAnsi="Times New Roman"/>
-                <w:b w:val="0"/>
-                <w:bCs w:val="0"/>
-                <w:sz w:val="22"/>
-                <w:szCs w:val="22"/>
-                <w:lang w:val="tr-TR" w:eastAsia="tr-TR"/>
-              </w:rPr>
-              <w:t>paralell</w:t>
-            </w:r>
-            <w:r>
-              <w:rPr>
-                <w:rFonts w:ascii="Times New Roman" w:hAnsi="Times New Roman"/>
-                <w:b w:val="0"/>
-                <w:bCs w:val="0"/>
-                <w:sz w:val="22"/>
-                <w:szCs w:val="22"/>
-                <w:lang w:val="tr-TR" w:eastAsia="tr-TR"/>
-              </w:rPr>
-              <w:t>eştirme</w:t>
-            </w:r>
-            <w:proofErr w:type="spellEnd"/>
-            <w:r>
-              <w:rPr>
-                <w:rFonts w:ascii="Times New Roman" w:hAnsi="Times New Roman"/>
-                <w:b w:val="0"/>
-                <w:bCs w:val="0"/>
-                <w:sz w:val="22"/>
-                <w:szCs w:val="22"/>
-                <w:lang w:val="tr-TR" w:eastAsia="tr-TR"/>
-              </w:rPr>
-              <w:t xml:space="preserve"> deneyinin karşılaştırmalı sonuçları.</w:t>
+              <w:t>Tablo 1: Üç girdi uzunluğu ve DataLoader paralelleştirme deneyinin karşılaştırmalı sonuçları.</w:t>
             </w:r>
           </w:p>
           <w:p>
@@ -4985,252 +3361,64 @@
                 <w:rFonts w:ascii="Courier New" w:hAnsi="Courier New"/>
                 <w:sz w:val="20"/>
               </w:rPr>
-              <w:t xml:space="preserve">Konfigürasyon    </w:t>
-            </w:r>
-            <w:proofErr w:type="gramStart"/>
+              <w:t>Konfigürasyon    |  Test Acc  |  Macro F1  |  Inference  |  Confidence</w:t>
+            </w:r>
+          </w:p>
+          <w:p>
+            <w:pPr>
+              <w:rPr>
+                <w:sz w:val="20"/>
+              </w:rPr>
+            </w:pPr>
             <w:r>
               <w:rPr>
                 <w:rFonts w:ascii="Courier New" w:hAnsi="Courier New"/>
                 <w:sz w:val="20"/>
               </w:rPr>
-              <w:t>|  Test</w:t>
-            </w:r>
-            <w:proofErr w:type="gramEnd"/>
+              <w:t>len=5000         |   88.43%   |   0.8713   |   89.88 ms  |   12.89%</w:t>
+            </w:r>
+          </w:p>
+          <w:p>
+            <w:pPr>
+              <w:rPr>
+                <w:sz w:val="20"/>
+              </w:rPr>
+            </w:pPr>
             <w:r>
               <w:rPr>
                 <w:rFonts w:ascii="Courier New" w:hAnsi="Courier New"/>
                 <w:sz w:val="20"/>
               </w:rPr>
-              <w:t xml:space="preserve"> </w:t>
-            </w:r>
-            <w:proofErr w:type="spellStart"/>
+              <w:t>len=1000         |   97.22%   |   0.9716   |   26.14 ms  |   68.88%</w:t>
+            </w:r>
+          </w:p>
+          <w:p>
+            <w:pPr>
+              <w:rPr>
+                <w:sz w:val="20"/>
+              </w:rPr>
+            </w:pPr>
             <w:r>
               <w:rPr>
                 <w:rFonts w:ascii="Courier New" w:hAnsi="Courier New"/>
                 <w:sz w:val="20"/>
               </w:rPr>
-              <w:t>Acc</w:t>
-            </w:r>
-            <w:proofErr w:type="spellEnd"/>
-            <w:r>
+              <w:t>len=500          |   97.34%   |   0.9737   |   27.20 ms  |   76.23%</w:t>
+            </w:r>
+          </w:p>
+          <w:p>
+            <w:pPr>
               <w:rPr>
                 <w:rFonts w:ascii="Courier New" w:hAnsi="Courier New"/>
                 <w:sz w:val="20"/>
               </w:rPr>
-              <w:t xml:space="preserve">  |  Macro F1  |  </w:t>
-            </w:r>
-            <w:proofErr w:type="spellStart"/>
+            </w:pPr>
             <w:r>
               <w:rPr>
                 <w:rFonts w:ascii="Courier New" w:hAnsi="Courier New"/>
                 <w:sz w:val="20"/>
               </w:rPr>
-              <w:t>Inference</w:t>
-            </w:r>
-            <w:proofErr w:type="spellEnd"/>
-            <w:r>
-              <w:rPr>
-                <w:rFonts w:ascii="Courier New" w:hAnsi="Courier New"/>
-                <w:sz w:val="20"/>
-              </w:rPr>
-              <w:t xml:space="preserve">  |  </w:t>
-            </w:r>
-            <w:proofErr w:type="spellStart"/>
-            <w:r>
-              <w:rPr>
-                <w:rFonts w:ascii="Courier New" w:hAnsi="Courier New"/>
-                <w:sz w:val="20"/>
-              </w:rPr>
-              <w:t>Confidence</w:t>
-            </w:r>
-            <w:proofErr w:type="spellEnd"/>
-          </w:p>
-          <w:p>
-            <w:pPr>
-              <w:rPr>
-                <w:sz w:val="20"/>
-              </w:rPr>
-            </w:pPr>
-            <w:proofErr w:type="spellStart"/>
-            <w:proofErr w:type="gramStart"/>
-            <w:r>
-              <w:rPr>
-                <w:rFonts w:ascii="Courier New" w:hAnsi="Courier New"/>
-                <w:sz w:val="20"/>
-              </w:rPr>
-              <w:t>len</w:t>
-            </w:r>
-            <w:proofErr w:type="spellEnd"/>
-            <w:proofErr w:type="gramEnd"/>
-            <w:r>
-              <w:rPr>
-                <w:rFonts w:ascii="Courier New" w:hAnsi="Courier New"/>
-                <w:sz w:val="20"/>
-              </w:rPr>
-              <w:t xml:space="preserve">=5000         |   88.43%   |   0.8713   |   89.88 </w:t>
-            </w:r>
-            <w:proofErr w:type="spellStart"/>
-            <w:r>
-              <w:rPr>
-                <w:rFonts w:ascii="Courier New" w:hAnsi="Courier New"/>
-                <w:sz w:val="20"/>
-              </w:rPr>
-              <w:t>ms</w:t>
-            </w:r>
-            <w:proofErr w:type="spellEnd"/>
-            <w:r>
-              <w:rPr>
-                <w:rFonts w:ascii="Courier New" w:hAnsi="Courier New"/>
-                <w:sz w:val="20"/>
-              </w:rPr>
-              <w:t xml:space="preserve">  |   12.89%</w:t>
-            </w:r>
-          </w:p>
-          <w:p>
-            <w:pPr>
-              <w:rPr>
-                <w:sz w:val="20"/>
-              </w:rPr>
-            </w:pPr>
-            <w:proofErr w:type="spellStart"/>
-            <w:proofErr w:type="gramStart"/>
-            <w:r>
-              <w:rPr>
-                <w:rFonts w:ascii="Courier New" w:hAnsi="Courier New"/>
-                <w:sz w:val="20"/>
-              </w:rPr>
-              <w:t>len</w:t>
-            </w:r>
-            <w:proofErr w:type="spellEnd"/>
-            <w:proofErr w:type="gramEnd"/>
-            <w:r>
-              <w:rPr>
-                <w:rFonts w:ascii="Courier New" w:hAnsi="Courier New"/>
-                <w:sz w:val="20"/>
-              </w:rPr>
-              <w:t xml:space="preserve">=1000         |   97.22%   |   0.9716   |   26.14 </w:t>
-            </w:r>
-            <w:proofErr w:type="spellStart"/>
-            <w:r>
-              <w:rPr>
-                <w:rFonts w:ascii="Courier New" w:hAnsi="Courier New"/>
-                <w:sz w:val="20"/>
-              </w:rPr>
-              <w:t>ms</w:t>
-            </w:r>
-            <w:proofErr w:type="spellEnd"/>
-            <w:r>
-              <w:rPr>
-                <w:rFonts w:ascii="Courier New" w:hAnsi="Courier New"/>
-                <w:sz w:val="20"/>
-              </w:rPr>
-              <w:t xml:space="preserve">  |   </w:t>
-            </w:r>
-            <w:r>
-              <w:rPr>
-                <w:rFonts w:ascii="Courier New" w:hAnsi="Courier New"/>
-                <w:sz w:val="20"/>
-              </w:rPr>
-              <w:t>68.88%</w:t>
-            </w:r>
-          </w:p>
-          <w:p>
-            <w:pPr>
-              <w:rPr>
-                <w:sz w:val="20"/>
-              </w:rPr>
-            </w:pPr>
-            <w:proofErr w:type="spellStart"/>
-            <w:proofErr w:type="gramStart"/>
-            <w:r>
-              <w:rPr>
-                <w:rFonts w:ascii="Courier New" w:hAnsi="Courier New"/>
-                <w:sz w:val="20"/>
-              </w:rPr>
-              <w:t>len</w:t>
-            </w:r>
-            <w:proofErr w:type="spellEnd"/>
-            <w:proofErr w:type="gramEnd"/>
-            <w:r>
-              <w:rPr>
-                <w:rFonts w:ascii="Courier New" w:hAnsi="Courier New"/>
-                <w:sz w:val="20"/>
-              </w:rPr>
-              <w:t xml:space="preserve">=500          |   97.34%   |   0.9737   |   27.20 </w:t>
-            </w:r>
-            <w:proofErr w:type="spellStart"/>
-            <w:r>
-              <w:rPr>
-                <w:rFonts w:ascii="Courier New" w:hAnsi="Courier New"/>
-                <w:sz w:val="20"/>
-              </w:rPr>
-              <w:t>ms</w:t>
-            </w:r>
-            <w:proofErr w:type="spellEnd"/>
-            <w:r>
-              <w:rPr>
-                <w:rFonts w:ascii="Courier New" w:hAnsi="Courier New"/>
-                <w:sz w:val="20"/>
-              </w:rPr>
-              <w:t xml:space="preserve">  |   76.23%</w:t>
-            </w:r>
-          </w:p>
-          <w:p>
-            <w:pPr>
-              <w:rPr>
-                <w:rFonts w:ascii="Courier New" w:hAnsi="Courier New"/>
-                <w:sz w:val="20"/>
-              </w:rPr>
-            </w:pPr>
-            <w:proofErr w:type="spellStart"/>
-            <w:proofErr w:type="gramStart"/>
-            <w:r>
-              <w:rPr>
-                <w:rFonts w:ascii="Courier New" w:hAnsi="Courier New"/>
-                <w:sz w:val="20"/>
-              </w:rPr>
-              <w:t>len</w:t>
-            </w:r>
-            <w:proofErr w:type="spellEnd"/>
-            <w:proofErr w:type="gramEnd"/>
-            <w:r>
-              <w:rPr>
-                <w:rFonts w:ascii="Courier New" w:hAnsi="Courier New"/>
-                <w:sz w:val="20"/>
-              </w:rPr>
-              <w:t xml:space="preserve">=500 + 4 </w:t>
-            </w:r>
-            <w:proofErr w:type="spellStart"/>
-            <w:r>
-              <w:rPr>
-                <w:rFonts w:ascii="Courier New" w:hAnsi="Courier New"/>
-                <w:sz w:val="20"/>
-              </w:rPr>
-              <w:t>wrk</w:t>
-            </w:r>
-            <w:proofErr w:type="spellEnd"/>
-            <w:r>
-              <w:rPr>
-                <w:rFonts w:ascii="Courier New" w:hAnsi="Courier New"/>
-                <w:sz w:val="20"/>
-              </w:rPr>
-              <w:t xml:space="preserve">  |   97.38%   |   0.9744   |   43.50 </w:t>
-            </w:r>
-            <w:proofErr w:type="spellStart"/>
-            <w:r>
-              <w:rPr>
-                <w:rFonts w:ascii="Courier New" w:hAnsi="Courier New"/>
-                <w:sz w:val="20"/>
-              </w:rPr>
-              <w:t>ms</w:t>
-            </w:r>
-            <w:proofErr w:type="spellEnd"/>
-            <w:r>
-              <w:rPr>
-                <w:rFonts w:ascii="Courier New" w:hAnsi="Courier New"/>
-                <w:sz w:val="20"/>
-              </w:rPr>
-              <w:t xml:space="preserve">  |   69.59%</w:t>
+              <w:t>len=500 + 4 wrk  |   97.38%   |   0.9744   |   43.50 ms  |   69.59%</w:t>
             </w:r>
           </w:p>
           <w:p>
@@ -5302,29 +3490,7 @@
                 <w:sz w:val="22"/>
                 <w:szCs w:val="22"/>
               </w:rPr>
-              <w:t xml:space="preserve">Şekil 1: Giriş sinyal uzunluğunun </w:t>
-            </w:r>
-            <w:proofErr w:type="spellStart"/>
-            <w:r>
-              <w:rPr>
-                <w:i/>
-                <w:iCs/>
-                <w:color w:val="000000"/>
-                <w:sz w:val="22"/>
-                <w:szCs w:val="22"/>
-              </w:rPr>
-              <w:t>baseline</w:t>
-            </w:r>
-            <w:proofErr w:type="spellEnd"/>
-            <w:r>
-              <w:rPr>
-                <w:i/>
-                <w:iCs/>
-                <w:color w:val="000000"/>
-                <w:sz w:val="22"/>
-                <w:szCs w:val="22"/>
-              </w:rPr>
-              <w:t xml:space="preserve"> 1D-CNN performansına etkisi</w:t>
+              <w:t>Şekil 1: Giriş sinyal uzunluğunun baseline 1D-CNN performansına etkisi</w:t>
             </w:r>
           </w:p>
           <w:p>
@@ -5401,65 +3567,8 @@
                 <w:i/>
                 <w:sz w:val="20"/>
               </w:rPr>
-              <w:t xml:space="preserve">Şekil 2: </w:t>
-            </w:r>
-            <w:proofErr w:type="spellStart"/>
-            <w:r>
-              <w:rPr>
-                <w:i/>
-                <w:sz w:val="20"/>
-              </w:rPr>
-              <w:t>len</w:t>
-            </w:r>
-            <w:proofErr w:type="spellEnd"/>
-            <w:r>
-              <w:rPr>
-                <w:i/>
-                <w:sz w:val="20"/>
-              </w:rPr>
-              <w:t xml:space="preserve">=5000 </w:t>
-            </w:r>
-            <w:proofErr w:type="spellStart"/>
-            <w:r>
-              <w:rPr>
-                <w:i/>
-                <w:sz w:val="20"/>
-              </w:rPr>
-              <w:t>baseline</w:t>
-            </w:r>
-            <w:proofErr w:type="spellEnd"/>
-            <w:r>
-              <w:rPr>
-                <w:i/>
-                <w:sz w:val="20"/>
-              </w:rPr>
-              <w:t xml:space="preserve"> </w:t>
-            </w:r>
-            <w:proofErr w:type="spellStart"/>
-            <w:r>
-              <w:rPr>
-                <w:i/>
-                <w:sz w:val="20"/>
-              </w:rPr>
-              <w:t>training</w:t>
-            </w:r>
-            <w:proofErr w:type="spellEnd"/>
-            <w:r>
-              <w:rPr>
-                <w:i/>
-                <w:sz w:val="20"/>
-              </w:rPr>
-              <w:t xml:space="preserve"> </w:t>
-            </w:r>
-            <w:proofErr w:type="spellStart"/>
-            <w:r>
-              <w:rPr>
-                <w:i/>
-                <w:sz w:val="20"/>
-              </w:rPr>
-              <w:t>history</w:t>
-            </w:r>
-            <w:proofErr w:type="spellEnd"/>
+              <w:t>Şekil 2: len=5000 baseline training history</w:t>
+            </w:r>
           </w:p>
           <w:p>
             <w:pPr>
@@ -5536,44 +3645,8 @@
               <w:rPr>
                 <w:sz w:val="20"/>
               </w:rPr>
-              <w:t xml:space="preserve">Şekil 3: </w:t>
-            </w:r>
-            <w:proofErr w:type="spellStart"/>
-            <w:r>
-              <w:rPr>
-                <w:sz w:val="20"/>
-              </w:rPr>
-              <w:t>len</w:t>
-            </w:r>
-            <w:proofErr w:type="spellEnd"/>
-            <w:r>
-              <w:rPr>
-                <w:sz w:val="20"/>
-              </w:rPr>
-              <w:t xml:space="preserve">=1000 </w:t>
-            </w:r>
-            <w:proofErr w:type="spellStart"/>
-            <w:r>
-              <w:rPr>
-                <w:sz w:val="20"/>
-              </w:rPr>
-              <w:t>training</w:t>
-            </w:r>
-            <w:proofErr w:type="spellEnd"/>
-            <w:r>
-              <w:rPr>
-                <w:sz w:val="20"/>
-              </w:rPr>
-              <w:t xml:space="preserve"> </w:t>
-            </w:r>
-            <w:proofErr w:type="spellStart"/>
-            <w:r>
-              <w:rPr>
-                <w:sz w:val="20"/>
-              </w:rPr>
-              <w:t>history</w:t>
-            </w:r>
-            <w:proofErr w:type="spellEnd"/>
+              <w:t>Şekil 3: len=1000 training history</w:t>
+            </w:r>
           </w:p>
           <w:p>
             <w:pPr>
@@ -5641,49 +3714,8 @@
                 <w:i/>
                 <w:sz w:val="20"/>
               </w:rPr>
-              <w:t xml:space="preserve">Şekil 4: </w:t>
-            </w:r>
-            <w:proofErr w:type="spellStart"/>
-            <w:r>
-              <w:rPr>
-                <w:i/>
-                <w:sz w:val="20"/>
-              </w:rPr>
-              <w:t>len</w:t>
-            </w:r>
-            <w:proofErr w:type="spellEnd"/>
-            <w:r>
-              <w:rPr>
-                <w:i/>
-                <w:sz w:val="20"/>
-              </w:rPr>
-              <w:t xml:space="preserve">=500 </w:t>
-            </w:r>
-            <w:proofErr w:type="spellStart"/>
-            <w:r>
-              <w:rPr>
-                <w:i/>
-                <w:sz w:val="20"/>
-              </w:rPr>
-              <w:t>training</w:t>
-            </w:r>
-            <w:proofErr w:type="spellEnd"/>
-            <w:r>
-              <w:rPr>
-                <w:i/>
-                <w:sz w:val="20"/>
-              </w:rPr>
-              <w:t xml:space="preserve"> </w:t>
-            </w:r>
-            <w:proofErr w:type="spellStart"/>
-            <w:r>
-              <w:rPr>
-                <w:i/>
-                <w:sz w:val="20"/>
-              </w:rPr>
-              <w:t>history</w:t>
-            </w:r>
-            <w:proofErr w:type="spellEnd"/>
+              <w:t>Şekil 4: len=500 training history</w:t>
+            </w:r>
           </w:p>
           <w:p>
             <w:pPr>
@@ -5750,72 +3782,8 @@
               <w:rPr>
                 <w:sz w:val="20"/>
               </w:rPr>
-              <w:t xml:space="preserve">Şekil 5: </w:t>
-            </w:r>
-            <w:proofErr w:type="spellStart"/>
-            <w:r>
-              <w:rPr>
-                <w:sz w:val="20"/>
-              </w:rPr>
-              <w:t>len</w:t>
-            </w:r>
-            <w:proofErr w:type="spellEnd"/>
-            <w:r>
-              <w:rPr>
-                <w:sz w:val="20"/>
-              </w:rPr>
-              <w:t xml:space="preserve">=500 + 4 </w:t>
-            </w:r>
-            <w:proofErr w:type="spellStart"/>
-            <w:r>
-              <w:rPr>
-                <w:sz w:val="20"/>
-              </w:rPr>
-              <w:t>DataLoader</w:t>
-            </w:r>
-            <w:proofErr w:type="spellEnd"/>
-            <w:r>
-              <w:rPr>
-                <w:sz w:val="20"/>
-              </w:rPr>
-              <w:t xml:space="preserve"> </w:t>
-            </w:r>
-            <w:proofErr w:type="spellStart"/>
-            <w:r>
-              <w:rPr>
-                <w:sz w:val="20"/>
-              </w:rPr>
-              <w:t>workers</w:t>
-            </w:r>
-            <w:proofErr w:type="spellEnd"/>
-            <w:r>
-              <w:rPr>
-                <w:sz w:val="20"/>
-              </w:rPr>
-              <w:t xml:space="preserve"> </w:t>
-            </w:r>
-            <w:proofErr w:type="spellStart"/>
-            <w:r>
-              <w:rPr>
-                <w:sz w:val="20"/>
-              </w:rPr>
-              <w:t>training</w:t>
-            </w:r>
-            <w:proofErr w:type="spellEnd"/>
-            <w:r>
-              <w:rPr>
-                <w:sz w:val="20"/>
-              </w:rPr>
-              <w:t xml:space="preserve"> </w:t>
-            </w:r>
-            <w:proofErr w:type="spellStart"/>
-            <w:r>
-              <w:rPr>
-                <w:sz w:val="20"/>
-              </w:rPr>
-              <w:t>history</w:t>
-            </w:r>
-            <w:proofErr w:type="spellEnd"/>
+              <w:t>Şekil 5: len=500 + 4 DataLoader workers training history</w:t>
+            </w:r>
           </w:p>
         </w:tc>
       </w:tr>
@@ -5877,17 +3845,7 @@
                 <w:sz w:val="22"/>
                 <w:szCs w:val="22"/>
               </w:rPr>
-              <w:t xml:space="preserve">Tez konusu önerisinde verilen amaçlar ve erişilmek istenen sonuçlara göre bu ara rapor döneminde </w:t>
-            </w:r>
-            <w:r>
-              <w:rPr>
-                <w:rFonts w:ascii="Liberation Serif" w:hAnsi="Liberation Serif"/>
-                <w:i/>
-                <w:color w:val="000000"/>
-                <w:sz w:val="22"/>
-                <w:szCs w:val="22"/>
-              </w:rPr>
-              <w:t>amaçlara ulaşmada değişiklik var mı? Varsa nedenleri açık olarak yazılmalıdır.</w:t>
+              <w:t>Tez konusu önerisinde verilen amaçlar ve erişilmek istenen sonuçlara göre bu ara rapor döneminde amaçlara ulaşmada değişiklik var mı? Varsa nedenleri açık olarak yazılmalıdır.</w:t>
             </w:r>
           </w:p>
         </w:tc>
@@ -5930,14 +3888,7 @@
                 <w:sz w:val="22"/>
                 <w:szCs w:val="22"/>
               </w:rPr>
-              <w:t xml:space="preserve">Tez önerisinde belirlenen temel amaç, 12 kanallı EKG sinyallerinden kardiyak hastalıkların otomatik ve yüksek doğrulukla teşhis edilmesini sağlayan bir derin öğrenme </w:t>
-            </w:r>
-            <w:r>
-              <w:rPr>
-                <w:sz w:val="22"/>
-                <w:szCs w:val="22"/>
-              </w:rPr>
-              <w:t>sistemi geliştirmektir.</w:t>
+              <w:t>Tez önerisinde belirlenen temel amaç, 12 kanallı EKG sinyallerinden kardiyak hastalıkların otomatik ve yüksek doğrulukla teşhis edilmesini sağlayan bir derin öğrenme sistemi geliştirmektir.</w:t>
             </w:r>
           </w:p>
           <w:p>
@@ -5992,48 +3943,14 @@
                 <w:sz w:val="22"/>
                 <w:szCs w:val="22"/>
               </w:rPr>
-              <w:t xml:space="preserve">Yüksek </w:t>
-            </w:r>
-            <w:proofErr w:type="spellStart"/>
-            <w:r>
-              <w:rPr>
-                <w:rStyle w:val="Strong"/>
-                <w:sz w:val="22"/>
-                <w:szCs w:val="22"/>
-              </w:rPr>
-              <w:t>Doğruluklu</w:t>
-            </w:r>
-            <w:proofErr w:type="spellEnd"/>
-            <w:r>
-              <w:rPr>
-                <w:rStyle w:val="Strong"/>
-                <w:sz w:val="22"/>
-                <w:szCs w:val="22"/>
-              </w:rPr>
-              <w:t xml:space="preserve"> Teşhis:</w:t>
-            </w:r>
-            <w:r>
-              <w:rPr>
-                <w:sz w:val="22"/>
-                <w:szCs w:val="22"/>
-              </w:rPr>
-              <w:t xml:space="preserve"> En az %90 doğruluk oranında kardiyak anormallikleri tespit edebilen model </w:t>
-            </w:r>
-            <w:proofErr w:type="gramStart"/>
-            <w:r>
-              <w:rPr>
-                <w:sz w:val="22"/>
-                <w:szCs w:val="22"/>
-              </w:rPr>
-              <w:t>geliştirmek -</w:t>
-            </w:r>
-            <w:proofErr w:type="gramEnd"/>
-            <w:r>
-              <w:rPr>
-                <w:sz w:val="22"/>
-                <w:szCs w:val="22"/>
-              </w:rPr>
-              <w:t xml:space="preserve"> Bahar 2026 sonunda %97.34 ile aşılmıştır.</w:t>
+              <w:t>Yüksek Doğruluklu Teşhis:</w:t>
+            </w:r>
+            <w:r>
+              <w:rPr>
+                <w:sz w:val="22"/>
+                <w:szCs w:val="22"/>
+              </w:rPr>
+              <w:t xml:space="preserve"> En az %90 doğruluk oranında kardiyak anormallikleri tespit edebilen model geliştirmek - Bahar 2026 sonunda %97.34 ile aşılmıştır.</w:t>
             </w:r>
           </w:p>
           <w:p>
@@ -6056,38 +3973,14 @@
                 <w:sz w:val="22"/>
                 <w:szCs w:val="22"/>
               </w:rPr>
-              <w:t>Çoklu Has</w:t>
-            </w:r>
-            <w:r>
-              <w:rPr>
-                <w:rStyle w:val="Strong"/>
-                <w:sz w:val="22"/>
-                <w:szCs w:val="22"/>
-              </w:rPr>
-              <w:t>talık Tespiti:</w:t>
-            </w:r>
-            <w:r>
-              <w:rPr>
-                <w:sz w:val="22"/>
-                <w:szCs w:val="22"/>
-              </w:rPr>
-              <w:t xml:space="preserve"> 78 sınıflı </w:t>
-            </w:r>
-            <w:proofErr w:type="spellStart"/>
-            <w:r>
-              <w:rPr>
-                <w:sz w:val="22"/>
-                <w:szCs w:val="22"/>
-              </w:rPr>
-              <w:t>multi-label</w:t>
-            </w:r>
-            <w:proofErr w:type="spellEnd"/>
-            <w:r>
-              <w:rPr>
-                <w:sz w:val="22"/>
-                <w:szCs w:val="22"/>
-              </w:rPr>
-              <w:t xml:space="preserve"> çıktı ile sağlanmaktadır.</w:t>
+              <w:t>Çoklu Hastalık Tespiti:</w:t>
+            </w:r>
+            <w:r>
+              <w:rPr>
+                <w:sz w:val="22"/>
+                <w:szCs w:val="22"/>
+              </w:rPr>
+              <w:t xml:space="preserve"> 78 sınıflı multi-label çıktı ile sağlanmaktadır.</w:t>
             </w:r>
           </w:p>
           <w:p>
@@ -6117,55 +4010,7 @@
                 <w:sz w:val="22"/>
                 <w:szCs w:val="22"/>
               </w:rPr>
-              <w:t xml:space="preserve"> Destek düğüm </w:t>
-            </w:r>
-            <w:proofErr w:type="spellStart"/>
-            <w:r>
-              <w:rPr>
-                <w:sz w:val="22"/>
-                <w:szCs w:val="22"/>
-              </w:rPr>
-              <w:t>augmentation</w:t>
-            </w:r>
-            <w:proofErr w:type="spellEnd"/>
-            <w:r>
-              <w:rPr>
-                <w:sz w:val="22"/>
-                <w:szCs w:val="22"/>
-              </w:rPr>
-              <w:t xml:space="preserve"> + anti-</w:t>
-            </w:r>
-            <w:proofErr w:type="spellStart"/>
-            <w:r>
-              <w:rPr>
-                <w:sz w:val="22"/>
-                <w:szCs w:val="22"/>
-              </w:rPr>
-              <w:t>aliased</w:t>
-            </w:r>
-            <w:proofErr w:type="spellEnd"/>
-            <w:r>
-              <w:rPr>
-                <w:sz w:val="22"/>
-                <w:szCs w:val="22"/>
-              </w:rPr>
-              <w:t xml:space="preserve"> </w:t>
-            </w:r>
-            <w:proofErr w:type="spellStart"/>
-            <w:r>
-              <w:rPr>
-                <w:sz w:val="22"/>
-                <w:szCs w:val="22"/>
-              </w:rPr>
-              <w:t>decimation</w:t>
-            </w:r>
-            <w:proofErr w:type="spellEnd"/>
-            <w:r>
-              <w:rPr>
-                <w:sz w:val="22"/>
-                <w:szCs w:val="22"/>
-              </w:rPr>
-              <w:t xml:space="preserve"> kombinasyonu.</w:t>
+              <w:t xml:space="preserve"> Destek düğüm augmentation + anti-aliased decimation kombinasyonu.</w:t>
             </w:r>
           </w:p>
           <w:p>
@@ -6195,55 +4040,7 @@
                 <w:sz w:val="22"/>
                 <w:szCs w:val="22"/>
               </w:rPr>
-              <w:t xml:space="preserve"> Klinik kullanıma uygun </w:t>
-            </w:r>
-            <w:proofErr w:type="gramStart"/>
-            <w:r>
-              <w:rPr>
-                <w:sz w:val="22"/>
-                <w:szCs w:val="22"/>
-              </w:rPr>
-              <w:t>(&lt; 1</w:t>
-            </w:r>
-            <w:proofErr w:type="gramEnd"/>
-            <w:r>
-              <w:rPr>
-                <w:sz w:val="22"/>
-                <w:szCs w:val="22"/>
-              </w:rPr>
-              <w:t xml:space="preserve"> saniye) — </w:t>
-            </w:r>
-            <w:proofErr w:type="spellStart"/>
-            <w:r>
-              <w:rPr>
-                <w:sz w:val="22"/>
-                <w:szCs w:val="22"/>
-              </w:rPr>
-              <w:t>len</w:t>
-            </w:r>
-            <w:proofErr w:type="spellEnd"/>
-            <w:r>
-              <w:rPr>
-                <w:sz w:val="22"/>
-                <w:szCs w:val="22"/>
-              </w:rPr>
-              <w:t xml:space="preserve">=500 ile 27.20 </w:t>
-            </w:r>
-            <w:proofErr w:type="spellStart"/>
-            <w:r>
-              <w:rPr>
-                <w:sz w:val="22"/>
-                <w:szCs w:val="22"/>
-              </w:rPr>
-              <w:t>ms'de</w:t>
-            </w:r>
-            <w:proofErr w:type="spellEnd"/>
-            <w:r>
-              <w:rPr>
-                <w:sz w:val="22"/>
-                <w:szCs w:val="22"/>
-              </w:rPr>
-              <w:t xml:space="preserve"> sağlandı.</w:t>
+              <w:t xml:space="preserve"> Klinik kullanıma uygun (&lt; 1 saniye) — len=500 ile 27.20 ms'de sağlandı.</w:t>
             </w:r>
           </w:p>
           <w:p>
@@ -6266,72 +4063,14 @@
                 <w:sz w:val="22"/>
                 <w:szCs w:val="22"/>
               </w:rPr>
-              <w:t>Aç</w:t>
-            </w:r>
-            <w:r>
-              <w:rPr>
-                <w:rStyle w:val="Strong"/>
-                <w:sz w:val="22"/>
-                <w:szCs w:val="22"/>
-              </w:rPr>
-              <w:t xml:space="preserve">ıklanabilir Yapay </w:t>
-            </w:r>
-            <w:proofErr w:type="gramStart"/>
-            <w:r>
-              <w:rPr>
-                <w:rStyle w:val="Strong"/>
-                <w:sz w:val="22"/>
-                <w:szCs w:val="22"/>
-              </w:rPr>
-              <w:t>Zeka</w:t>
-            </w:r>
-            <w:proofErr w:type="gramEnd"/>
-            <w:r>
-              <w:rPr>
-                <w:rStyle w:val="Strong"/>
-                <w:sz w:val="22"/>
-                <w:szCs w:val="22"/>
-              </w:rPr>
-              <w:t>:</w:t>
-            </w:r>
-            <w:r>
-              <w:rPr>
-                <w:sz w:val="22"/>
-                <w:szCs w:val="22"/>
-              </w:rPr>
-              <w:t xml:space="preserve"> </w:t>
-            </w:r>
-            <w:proofErr w:type="spellStart"/>
-            <w:r>
-              <w:rPr>
-                <w:sz w:val="22"/>
-                <w:szCs w:val="22"/>
-              </w:rPr>
-              <w:t>attention</w:t>
-            </w:r>
-            <w:proofErr w:type="spellEnd"/>
-            <w:r>
-              <w:rPr>
-                <w:sz w:val="22"/>
-                <w:szCs w:val="22"/>
-              </w:rPr>
-              <w:t xml:space="preserve">, </w:t>
-            </w:r>
-            <w:proofErr w:type="spellStart"/>
-            <w:r>
-              <w:rPr>
-                <w:sz w:val="22"/>
-                <w:szCs w:val="22"/>
-              </w:rPr>
-              <w:t>GradCAM</w:t>
-            </w:r>
-            <w:proofErr w:type="spellEnd"/>
-            <w:r>
-              <w:rPr>
-                <w:sz w:val="22"/>
-                <w:szCs w:val="22"/>
-              </w:rPr>
-              <w:t xml:space="preserve"> ve SHAP sonraki döneme planlanmıştır.</w:t>
+              <w:t>Açıklanabilir Yapay Zeka:</w:t>
+            </w:r>
+            <w:r>
+              <w:rPr>
+                <w:sz w:val="22"/>
+                <w:szCs w:val="22"/>
+              </w:rPr>
+              <w:t xml:space="preserve"> attention, GradCAM ve SHAP planlanmıştır.</w:t>
             </w:r>
           </w:p>
         </w:tc>
@@ -6408,17 +4147,7 @@
                 <w:sz w:val="22"/>
                 <w:szCs w:val="22"/>
               </w:rPr>
-              <w:t>Tez konusu önerisinde verilen çalışmanın kapsamı planlandığı şekilde ve öneriye uygun mu? Ara rapor döneminde elde edilen verilere göre çalışma kapsamı amac</w:t>
-            </w:r>
-            <w:r>
-              <w:rPr>
-                <w:rFonts w:ascii="Liberation Serif" w:hAnsi="Liberation Serif"/>
-                <w:i/>
-                <w:color w:val="000000"/>
-                <w:sz w:val="22"/>
-                <w:szCs w:val="22"/>
-              </w:rPr>
-              <w:t>a ulaşmak için yeterli mi?</w:t>
+              <w:t>Tez konusu önerisinde verilen çalışmanın kapsamı planlandığı şekilde ve öneriye uygun mu? Ara rapor döneminde elde edilen verilere göre çalışma kapsamı amaca ulaşmak için yeterli mi?</w:t>
             </w:r>
           </w:p>
         </w:tc>
@@ -6521,30 +4250,7 @@
                 <w:sz w:val="22"/>
                 <w:szCs w:val="22"/>
               </w:rPr>
-              <w:t xml:space="preserve">PTB-XL (21,837 kayıt), </w:t>
-            </w:r>
-            <w:proofErr w:type="spellStart"/>
-            <w:r>
-              <w:rPr>
-                <w:sz w:val="22"/>
-                <w:szCs w:val="22"/>
-              </w:rPr>
-              <w:t>Chapman-Shaoxing</w:t>
-            </w:r>
-            <w:proofErr w:type="spellEnd"/>
-            <w:r>
-              <w:rPr>
-                <w:sz w:val="22"/>
-                <w:szCs w:val="22"/>
-              </w:rPr>
-              <w:t xml:space="preserve"> (45,152 kayıt) ve MIT-BIH (48 </w:t>
-            </w:r>
-            <w:r>
-              <w:rPr>
-                <w:sz w:val="22"/>
-                <w:szCs w:val="22"/>
-              </w:rPr>
-              <w:t>kayıt) veri setleri toplandı ✓</w:t>
+              <w:t>PTB-XL (21,837 kayıt), Chapman-Shaoxing (45,152 kayıt) ve MIT-BIH (48 kayıt) veri setleri toplandı ✓</w:t>
             </w:r>
           </w:p>
           <w:p>
@@ -6570,23 +4276,7 @@
                 <w:sz w:val="22"/>
                 <w:szCs w:val="22"/>
               </w:rPr>
-              <w:t xml:space="preserve">Kapsamlı EKG sinyal ön işleme </w:t>
-            </w:r>
-            <w:proofErr w:type="spellStart"/>
-            <w:r>
-              <w:rPr>
-                <w:sz w:val="22"/>
-                <w:szCs w:val="22"/>
-              </w:rPr>
-              <w:t>pipeline'ı</w:t>
-            </w:r>
-            <w:proofErr w:type="spellEnd"/>
-            <w:r>
-              <w:rPr>
-                <w:sz w:val="22"/>
-                <w:szCs w:val="22"/>
-              </w:rPr>
-              <w:t xml:space="preserve"> oluşturuldu ✓</w:t>
+              <w:t>Kapsamlı EKG sinyal ön işleme pipeline'ı oluşturuldu ✓</w:t>
             </w:r>
           </w:p>
           <w:p>
@@ -6638,39 +4328,7 @@
                 <w:sz w:val="22"/>
                 <w:szCs w:val="22"/>
               </w:rPr>
-              <w:t xml:space="preserve">Destek düğüm yöntemi ile 5 farklı </w:t>
-            </w:r>
-            <w:proofErr w:type="spellStart"/>
-            <w:r>
-              <w:rPr>
-                <w:sz w:val="22"/>
-                <w:szCs w:val="22"/>
-              </w:rPr>
-              <w:t>augmentation</w:t>
-            </w:r>
-            <w:proofErr w:type="spellEnd"/>
-            <w:r>
-              <w:rPr>
-                <w:sz w:val="22"/>
-                <w:szCs w:val="22"/>
-              </w:rPr>
-              <w:t xml:space="preserve"> tekniği </w:t>
-            </w:r>
-            <w:proofErr w:type="spellStart"/>
-            <w:r>
-              <w:rPr>
-                <w:sz w:val="22"/>
-                <w:szCs w:val="22"/>
-              </w:rPr>
-              <w:t>implement</w:t>
-            </w:r>
-            <w:proofErr w:type="spellEnd"/>
-            <w:r>
-              <w:rPr>
-                <w:sz w:val="22"/>
-                <w:szCs w:val="22"/>
-              </w:rPr>
-              <w:t xml:space="preserve"> edildi ✓</w:t>
+              <w:t>Destek düğüm yöntemi ile 5 farklı augmentation tekniği implement edildi ✓</w:t>
             </w:r>
           </w:p>
           <w:p>
@@ -6691,44 +4349,12 @@
                 <w:szCs w:val="22"/>
               </w:rPr>
             </w:pPr>
-            <w:proofErr w:type="spellStart"/>
-            <w:r>
-              <w:rPr>
-                <w:sz w:val="22"/>
-                <w:szCs w:val="22"/>
-              </w:rPr>
-              <w:t>Baseline</w:t>
-            </w:r>
-            <w:proofErr w:type="spellEnd"/>
-            <w:r>
-              <w:rPr>
-                <w:sz w:val="22"/>
-                <w:szCs w:val="22"/>
-              </w:rPr>
-              <w:t xml:space="preserve"> ve </w:t>
-            </w:r>
-            <w:proofErr w:type="spellStart"/>
-            <w:r>
-              <w:rPr>
-                <w:sz w:val="22"/>
-                <w:szCs w:val="22"/>
-              </w:rPr>
-              <w:t>augmented</w:t>
-            </w:r>
-            <w:proofErr w:type="spellEnd"/>
-            <w:r>
-              <w:rPr>
-                <w:sz w:val="22"/>
-                <w:szCs w:val="22"/>
-              </w:rPr>
-              <w:t xml:space="preserve"> modellerin kar</w:t>
-            </w:r>
-            <w:r>
-              <w:rPr>
-                <w:sz w:val="22"/>
-                <w:szCs w:val="22"/>
-              </w:rPr>
-              <w:t>şılaştırmalı analizi tamamlandı ✓</w:t>
+            <w:r>
+              <w:rPr>
+                <w:sz w:val="22"/>
+                <w:szCs w:val="22"/>
+              </w:rPr>
+              <w:t>Baseline ve augmented modellerin karşılaştırmalı analizi tamamlandı ✓</w:t>
             </w:r>
           </w:p>
           <w:p>
@@ -6787,39 +4413,7 @@
                 <w:sz w:val="22"/>
                 <w:szCs w:val="22"/>
               </w:rPr>
-              <w:t>Girdi uzunluğu parametre taraması (5000/1000/500) ve anti-</w:t>
-            </w:r>
-            <w:proofErr w:type="spellStart"/>
-            <w:r>
-              <w:rPr>
-                <w:sz w:val="22"/>
-                <w:szCs w:val="22"/>
-              </w:rPr>
-              <w:t>aliased</w:t>
-            </w:r>
-            <w:proofErr w:type="spellEnd"/>
-            <w:r>
-              <w:rPr>
-                <w:sz w:val="22"/>
-                <w:szCs w:val="22"/>
-              </w:rPr>
-              <w:t xml:space="preserve"> </w:t>
-            </w:r>
-            <w:proofErr w:type="spellStart"/>
-            <w:r>
-              <w:rPr>
-                <w:sz w:val="22"/>
-                <w:szCs w:val="22"/>
-              </w:rPr>
-              <w:t>decimation</w:t>
-            </w:r>
-            <w:proofErr w:type="spellEnd"/>
-            <w:r>
-              <w:rPr>
-                <w:sz w:val="22"/>
-                <w:szCs w:val="22"/>
-              </w:rPr>
-              <w:t xml:space="preserve"> stratejisi ✓</w:t>
+              <w:t>Girdi uzunluğu parametre taraması (5000/1000/500) ve anti-aliased decimation stratejisi ✓</w:t>
             </w:r>
           </w:p>
           <w:p>
@@ -6840,86 +4434,13 @@
                 <w:szCs w:val="22"/>
               </w:rPr>
             </w:pPr>
-            <w:proofErr w:type="spellStart"/>
-            <w:r>
-              <w:rPr>
-                <w:sz w:val="22"/>
-                <w:szCs w:val="22"/>
-              </w:rPr>
-              <w:t>DataLoader</w:t>
-            </w:r>
-            <w:proofErr w:type="spellEnd"/>
-            <w:r>
-              <w:rPr>
-                <w:sz w:val="22"/>
-                <w:szCs w:val="22"/>
-              </w:rPr>
-              <w:t xml:space="preserve"> </w:t>
-            </w:r>
-            <w:proofErr w:type="spellStart"/>
-            <w:r>
-              <w:rPr>
-                <w:sz w:val="22"/>
-                <w:szCs w:val="22"/>
-              </w:rPr>
-              <w:t>paralelleştirmesi</w:t>
-            </w:r>
-            <w:proofErr w:type="spellEnd"/>
-            <w:r>
-              <w:rPr>
-                <w:sz w:val="22"/>
-                <w:szCs w:val="22"/>
-              </w:rPr>
-              <w:t xml:space="preserve"> ile eğitim süresi optimizasyonu. ✓</w:t>
-            </w:r>
-          </w:p>
-          <w:p>
-            <w:pPr>
-              <w:pStyle w:val="BodyText"/>
-              <w:numPr>
-                <w:ilvl w:val="0"/>
-                <w:numId w:val="3"/>
-              </w:numPr>
-              <w:tabs>
-                <w:tab w:val="clear" w:pos="709"/>
-                <w:tab w:val="left" w:pos="780"/>
-              </w:tabs>
-              <w:spacing w:after="0"/>
-              <w:jc w:val="both"/>
-              <w:rPr>
-                <w:sz w:val="22"/>
-                <w:szCs w:val="22"/>
-              </w:rPr>
-            </w:pPr>
-            <w:r>
-              <w:rPr>
-                <w:sz w:val="22"/>
-                <w:szCs w:val="22"/>
-              </w:rPr>
-              <w:t>Etiket dublesi harit</w:t>
-            </w:r>
-            <w:r>
-              <w:rPr>
-                <w:sz w:val="22"/>
-                <w:szCs w:val="22"/>
-              </w:rPr>
-              <w:t>ası (78 → ~55 hedef sınıf uzayı) — uygulama bir sonraki döneme ✓</w:t>
-            </w:r>
-          </w:p>
-          <w:p>
-            <w:pPr>
-              <w:pStyle w:val="BodyText"/>
-              <w:tabs>
-                <w:tab w:val="left" w:pos="0"/>
-              </w:tabs>
-              <w:spacing w:after="0"/>
-              <w:ind w:left="426"/>
-              <w:rPr>
-                <w:color w:val="000000"/>
-                <w:sz w:val="22"/>
-                <w:szCs w:val="22"/>
-              </w:rPr>
-            </w:pPr>
+            <w:r>
+              <w:rPr>
+                <w:sz w:val="22"/>
+                <w:szCs w:val="22"/>
+              </w:rPr>
+              <w:t>DataLoader paralelleştirmesi ile eğitim süresi optimizasyonu. ✓</w:t>
+            </w:r>
           </w:p>
           <w:p>
             <w:pPr>
@@ -7029,17 +4550,7 @@
                 <w:sz w:val="22"/>
                 <w:szCs w:val="22"/>
               </w:rPr>
-              <w:t xml:space="preserve"> SBE Tez Yazım ve Basım Yönergesindeki açıklamalara uygun bir şekilde sırası ile cümle sonlarında veya içinde parantez içinde yazarın soyadı ve yayın yılı ile belirtilip, </w:t>
-            </w:r>
-            <w:r>
-              <w:rPr>
-                <w:rFonts w:ascii="Liberation Serif" w:hAnsi="Liberation Serif"/>
-                <w:i/>
-                <w:color w:val="000000"/>
-                <w:sz w:val="22"/>
-                <w:szCs w:val="22"/>
-              </w:rPr>
-              <w:t>Kaynakça kısmında açıklamalara uygun olarak sıralanmalıdır. Literatür Özetinde ve diğer kısımlarda atıf yapılmamış bir kaynak Kaynakça kısmında verilmemelidir.</w:t>
+              <w:t xml:space="preserve"> SBE Tez Yazım ve Basım Yönergesindeki açıklamalara uygun bir şekilde sırası ile cümle sonlarında veya içinde parantez içinde yazarın soyadı ve yayın yılı ile belirtilip, Kaynakça kısmında açıklamalara uygun olarak sıralanmalıdır. Literatür Özetinde ve diğer kısımlarda atıf yapılmamış bir kaynak Kaynakça kısmında verilmemelidir.</w:t>
             </w:r>
           </w:p>
         </w:tc>
@@ -7087,69 +4598,7 @@
                 <w:sz w:val="22"/>
                 <w:szCs w:val="22"/>
               </w:rPr>
-              <w:t>Kardiyak hastalıkların EKG tabanlı otomatik teşhisi, son yıllarda derin öğrenme ile hız kazanm</w:t>
-            </w:r>
-            <w:r>
-              <w:rPr>
-                <w:sz w:val="22"/>
-                <w:szCs w:val="22"/>
-              </w:rPr>
-              <w:t xml:space="preserve">ıştır [1]. </w:t>
-            </w:r>
-            <w:proofErr w:type="spellStart"/>
-            <w:r>
-              <w:rPr>
-                <w:sz w:val="22"/>
-                <w:szCs w:val="22"/>
-              </w:rPr>
-              <w:t>Rajpurkar</w:t>
-            </w:r>
-            <w:proofErr w:type="spellEnd"/>
-            <w:r>
-              <w:rPr>
-                <w:sz w:val="22"/>
-                <w:szCs w:val="22"/>
-              </w:rPr>
-              <w:t xml:space="preserve"> vd. (2017) [2] ve </w:t>
-            </w:r>
-            <w:proofErr w:type="spellStart"/>
-            <w:r>
-              <w:rPr>
-                <w:sz w:val="22"/>
-                <w:szCs w:val="22"/>
-              </w:rPr>
-              <w:t>Hannun</w:t>
-            </w:r>
-            <w:proofErr w:type="spellEnd"/>
-            <w:r>
-              <w:rPr>
-                <w:sz w:val="22"/>
-                <w:szCs w:val="22"/>
-              </w:rPr>
-              <w:t xml:space="preserve"> vd. (2019) [3] kardiyolog-düzeyi performansı göstermiştir. </w:t>
-            </w:r>
-            <w:proofErr w:type="spellStart"/>
-            <w:r>
-              <w:rPr>
-                <w:sz w:val="22"/>
-                <w:szCs w:val="22"/>
-              </w:rPr>
-              <w:t>Strodthoff</w:t>
-            </w:r>
-            <w:proofErr w:type="spellEnd"/>
-            <w:r>
-              <w:rPr>
-                <w:sz w:val="22"/>
-                <w:szCs w:val="22"/>
-              </w:rPr>
-              <w:t xml:space="preserve"> vd. (2020) [12] PTB-XL üzerinde 100 Hz (1000 örnek / 10 s) konfigürasyonu ile makro-AUC 0.925 bildirerek yüksek örnekleme frekansının mutlak</w:t>
-            </w:r>
-            <w:r>
-              <w:rPr>
-                <w:sz w:val="22"/>
-                <w:szCs w:val="22"/>
-              </w:rPr>
-              <w:t xml:space="preserve"> gerekli olmadığını göstermiştir ve deneyler bu bulguyu doğrulamaktadır.</w:t>
+              <w:t>Kardiyak hastalıkların EKG tabanlı otomatik teşhisi, son yıllarda derin öğrenme ile hız kazanmıştır [1]. Rajpurkar vd. (2017) [2] ve Hannun vd. (2019) [3] kardiyolog-düzeyi performansı göstermiştir. Strodthoff vd. (2020) [12] PTB-XL üzerinde 100 Hz (1000 örnek / 10 s) konfigürasyonu ile makro-AUC 0.925 bildirerek yüksek örnekleme frekansının mutlak gerekli olmadığını göstermiştir ve deneyler bu bulguyu doğrulamaktadır.</w:t>
             </w:r>
           </w:p>
           <w:p>
@@ -7180,190 +4629,7 @@
                 <w:sz w:val="22"/>
                 <w:szCs w:val="22"/>
               </w:rPr>
-              <w:t xml:space="preserve">Veri zenginleştirme: </w:t>
-            </w:r>
-            <w:proofErr w:type="spellStart"/>
-            <w:r>
-              <w:rPr>
-                <w:sz w:val="22"/>
-                <w:szCs w:val="22"/>
-              </w:rPr>
-              <w:t>Iwana</w:t>
-            </w:r>
-            <w:proofErr w:type="spellEnd"/>
-            <w:r>
-              <w:rPr>
-                <w:sz w:val="22"/>
-                <w:szCs w:val="22"/>
-              </w:rPr>
-              <w:t xml:space="preserve"> ve </w:t>
-            </w:r>
-            <w:proofErr w:type="spellStart"/>
-            <w:r>
-              <w:rPr>
-                <w:sz w:val="22"/>
-                <w:szCs w:val="22"/>
-              </w:rPr>
-              <w:t>Uchida</w:t>
-            </w:r>
-            <w:proofErr w:type="spellEnd"/>
-            <w:r>
-              <w:rPr>
-                <w:sz w:val="22"/>
-                <w:szCs w:val="22"/>
-              </w:rPr>
-              <w:t xml:space="preserve"> (2021) [4] zaman serisi </w:t>
-            </w:r>
-            <w:proofErr w:type="spellStart"/>
-            <w:r>
-              <w:rPr>
-                <w:sz w:val="22"/>
-                <w:szCs w:val="22"/>
-              </w:rPr>
-              <w:t>augmentation</w:t>
-            </w:r>
-            <w:proofErr w:type="spellEnd"/>
-            <w:r>
-              <w:rPr>
-                <w:sz w:val="22"/>
-                <w:szCs w:val="22"/>
-              </w:rPr>
-              <w:t xml:space="preserve"> analizi sunmuş; </w:t>
-            </w:r>
-            <w:proofErr w:type="spellStart"/>
-            <w:r>
-              <w:rPr>
-                <w:sz w:val="22"/>
-                <w:szCs w:val="22"/>
-              </w:rPr>
-              <w:t>Wang</w:t>
-            </w:r>
-            <w:proofErr w:type="spellEnd"/>
-            <w:r>
-              <w:rPr>
-                <w:sz w:val="22"/>
-                <w:szCs w:val="22"/>
-              </w:rPr>
-              <w:t xml:space="preserve"> vd. (2020) [5] GAN tabanlı </w:t>
-            </w:r>
-            <w:proofErr w:type="spellStart"/>
-            <w:r>
-              <w:rPr>
-                <w:sz w:val="22"/>
-                <w:szCs w:val="22"/>
-              </w:rPr>
-              <w:t>augmentation</w:t>
-            </w:r>
-            <w:proofErr w:type="spellEnd"/>
-            <w:r>
-              <w:rPr>
-                <w:sz w:val="22"/>
-                <w:szCs w:val="22"/>
-              </w:rPr>
-              <w:t xml:space="preserve"> kullanmıştır. </w:t>
-            </w:r>
-            <w:proofErr w:type="spellStart"/>
-            <w:r>
-              <w:rPr>
-                <w:sz w:val="22"/>
-                <w:szCs w:val="22"/>
-              </w:rPr>
-              <w:t>Chen</w:t>
-            </w:r>
-            <w:proofErr w:type="spellEnd"/>
-            <w:r>
-              <w:rPr>
-                <w:sz w:val="22"/>
-                <w:szCs w:val="22"/>
-              </w:rPr>
-              <w:t xml:space="preserve"> vd. (2021) [6] fizyolojik si</w:t>
-            </w:r>
-            <w:r>
-              <w:rPr>
-                <w:sz w:val="22"/>
-                <w:szCs w:val="22"/>
-              </w:rPr>
-              <w:t xml:space="preserve">nyallerde </w:t>
-            </w:r>
-            <w:proofErr w:type="spellStart"/>
-            <w:r>
-              <w:rPr>
-                <w:sz w:val="22"/>
-                <w:szCs w:val="22"/>
-              </w:rPr>
-              <w:t>adaptive</w:t>
-            </w:r>
-            <w:proofErr w:type="spellEnd"/>
-            <w:r>
-              <w:rPr>
-                <w:sz w:val="22"/>
-                <w:szCs w:val="22"/>
-              </w:rPr>
-              <w:t xml:space="preserve"> </w:t>
-            </w:r>
-            <w:proofErr w:type="spellStart"/>
-            <w:r>
-              <w:rPr>
-                <w:sz w:val="22"/>
-                <w:szCs w:val="22"/>
-              </w:rPr>
-              <w:t>support-node</w:t>
-            </w:r>
-            <w:proofErr w:type="spellEnd"/>
-            <w:r>
-              <w:rPr>
-                <w:sz w:val="22"/>
-                <w:szCs w:val="22"/>
-              </w:rPr>
-              <w:t xml:space="preserve"> yaklaşımı geliştirmiş; </w:t>
-            </w:r>
-            <w:proofErr w:type="spellStart"/>
-            <w:r>
-              <w:rPr>
-                <w:sz w:val="22"/>
-                <w:szCs w:val="22"/>
-              </w:rPr>
-              <w:t>Xu</w:t>
-            </w:r>
-            <w:proofErr w:type="spellEnd"/>
-            <w:r>
-              <w:rPr>
-                <w:sz w:val="22"/>
-                <w:szCs w:val="22"/>
-              </w:rPr>
-              <w:t xml:space="preserve"> vd. (2022) [7] P, QRS ve T dalgalarının kritik noktalarına odaklanan </w:t>
-            </w:r>
-            <w:proofErr w:type="spellStart"/>
-            <w:r>
-              <w:rPr>
-                <w:sz w:val="22"/>
-                <w:szCs w:val="22"/>
-              </w:rPr>
-              <w:t>support-guided</w:t>
-            </w:r>
-            <w:proofErr w:type="spellEnd"/>
-            <w:r>
-              <w:rPr>
-                <w:sz w:val="22"/>
-                <w:szCs w:val="22"/>
-              </w:rPr>
-              <w:t xml:space="preserve"> </w:t>
-            </w:r>
-            <w:proofErr w:type="spellStart"/>
-            <w:r>
-              <w:rPr>
-                <w:sz w:val="22"/>
-                <w:szCs w:val="22"/>
-              </w:rPr>
-              <w:t>augmentation</w:t>
-            </w:r>
-            <w:proofErr w:type="spellEnd"/>
-            <w:r>
-              <w:rPr>
-                <w:sz w:val="22"/>
-                <w:szCs w:val="22"/>
-              </w:rPr>
-              <w:t xml:space="preserve"> önermiştir.</w:t>
+              <w:t>Veri zenginleştirme: Iwana ve Uchida (2021) [4] zaman serisi augmentation analizi sunmuş; Wang vd. (2020) [5] GAN tabanlı augmentation kullanmıştır. Chen vd. (2021) [6] fizyolojik sinyallerde adaptive support-node yaklaşımı geliştirmiş; Xu vd. (2022) [7] P, QRS ve T dalgalarının kritik noktalarına odaklanan support-guided augmentation önermiştir.</w:t>
             </w:r>
           </w:p>
           <w:p>
@@ -7386,140 +4652,12 @@
                 <w:szCs w:val="22"/>
               </w:rPr>
             </w:pPr>
-            <w:proofErr w:type="spellStart"/>
-            <w:r>
-              <w:rPr>
-                <w:sz w:val="22"/>
-                <w:szCs w:val="22"/>
-              </w:rPr>
-              <w:t>Hibrit</w:t>
-            </w:r>
-            <w:proofErr w:type="spellEnd"/>
-            <w:r>
-              <w:rPr>
-                <w:sz w:val="22"/>
-                <w:szCs w:val="22"/>
-              </w:rPr>
-              <w:t xml:space="preserve"> mimariler: Oh vd. (2018) [8] 1D-CNN + LSTM ile </w:t>
-            </w:r>
-            <w:proofErr w:type="gramStart"/>
-            <w:r>
-              <w:rPr>
-                <w:sz w:val="22"/>
-                <w:szCs w:val="22"/>
-              </w:rPr>
-              <w:t>%94.8</w:t>
-            </w:r>
-            <w:proofErr w:type="gramEnd"/>
-            <w:r>
-              <w:rPr>
-                <w:sz w:val="22"/>
-                <w:szCs w:val="22"/>
-              </w:rPr>
-              <w:t xml:space="preserve"> doğruluk; </w:t>
-            </w:r>
-            <w:proofErr w:type="spellStart"/>
-            <w:r>
-              <w:rPr>
-                <w:sz w:val="22"/>
-                <w:szCs w:val="22"/>
-              </w:rPr>
-              <w:t>Natarajan</w:t>
-            </w:r>
-            <w:proofErr w:type="spellEnd"/>
-            <w:r>
-              <w:rPr>
-                <w:sz w:val="22"/>
-                <w:szCs w:val="22"/>
-              </w:rPr>
-              <w:t xml:space="preserve"> vd. (202</w:t>
-            </w:r>
-            <w:r>
-              <w:rPr>
-                <w:sz w:val="22"/>
-                <w:szCs w:val="22"/>
-              </w:rPr>
-              <w:t xml:space="preserve">0) [10] </w:t>
-            </w:r>
-            <w:proofErr w:type="spellStart"/>
-            <w:r>
-              <w:rPr>
-                <w:sz w:val="22"/>
-                <w:szCs w:val="22"/>
-              </w:rPr>
-              <w:t>wide&amp;deep</w:t>
-            </w:r>
-            <w:proofErr w:type="spellEnd"/>
-            <w:r>
-              <w:rPr>
-                <w:sz w:val="22"/>
-                <w:szCs w:val="22"/>
-              </w:rPr>
-              <w:t xml:space="preserve"> </w:t>
-            </w:r>
-            <w:proofErr w:type="spellStart"/>
-            <w:r>
-              <w:rPr>
-                <w:sz w:val="22"/>
-                <w:szCs w:val="22"/>
-              </w:rPr>
-              <w:t>transformer</w:t>
-            </w:r>
-            <w:proofErr w:type="spellEnd"/>
-            <w:r>
-              <w:rPr>
-                <w:sz w:val="22"/>
-                <w:szCs w:val="22"/>
-              </w:rPr>
-              <w:t xml:space="preserve"> ile 12-lead EKG sınıflandırması. Veri setleri: Wagner vd. (2020) [18] PTB-XL, </w:t>
-            </w:r>
-            <w:proofErr w:type="spellStart"/>
-            <w:r>
-              <w:rPr>
-                <w:sz w:val="22"/>
-                <w:szCs w:val="22"/>
-              </w:rPr>
-              <w:t>Moody</w:t>
-            </w:r>
-            <w:proofErr w:type="spellEnd"/>
-            <w:r>
-              <w:rPr>
-                <w:sz w:val="22"/>
-                <w:szCs w:val="22"/>
-              </w:rPr>
-              <w:t xml:space="preserve"> ve Mark (1983) [19] MIT-BIH, </w:t>
-            </w:r>
-            <w:proofErr w:type="spellStart"/>
-            <w:r>
-              <w:rPr>
-                <w:sz w:val="22"/>
-                <w:szCs w:val="22"/>
-              </w:rPr>
-              <w:t>Zheng</w:t>
-            </w:r>
-            <w:proofErr w:type="spellEnd"/>
-            <w:r>
-              <w:rPr>
-                <w:sz w:val="22"/>
-                <w:szCs w:val="22"/>
-              </w:rPr>
-              <w:t xml:space="preserve"> vd. (2020) [20] </w:t>
-            </w:r>
-            <w:proofErr w:type="spellStart"/>
-            <w:r>
-              <w:rPr>
-                <w:sz w:val="22"/>
-                <w:szCs w:val="22"/>
-              </w:rPr>
-              <w:t>Chapman-Shaoxing</w:t>
-            </w:r>
-            <w:proofErr w:type="spellEnd"/>
-            <w:r>
-              <w:rPr>
-                <w:sz w:val="22"/>
-                <w:szCs w:val="22"/>
-              </w:rPr>
-              <w:t>.</w:t>
+            <w:r>
+              <w:rPr>
+                <w:sz w:val="22"/>
+                <w:szCs w:val="22"/>
+              </w:rPr>
+              <w:t>Hibrit mimariler: Oh vd. (2018) [8] 1D-CNN + LSTM ile %94.8 doğruluk; Natarajan vd. (2020) [10] wide&amp;deep transformer ile 12-lead EKG sınıflandırması. Veri setleri: Wagner vd. (2020) [18] PTB-XL, Moody ve Mark (1983) [19] MIT-BIH, Zheng vd. (2020) [20] Chapman-Shaoxing.</w:t>
             </w:r>
           </w:p>
           <w:p>
@@ -7535,127 +4673,7 @@
                 <w:sz w:val="22"/>
                 <w:szCs w:val="22"/>
               </w:rPr>
-              <w:t>Bu tez çalışması literatürdeki dört boşluğu hedeflemektedir: (i) fizyoloj</w:t>
-            </w:r>
-            <w:r>
-              <w:rPr>
-                <w:rStyle w:val="Strong"/>
-                <w:b w:val="0"/>
-                <w:bCs w:val="0"/>
-                <w:sz w:val="22"/>
-                <w:szCs w:val="22"/>
-              </w:rPr>
-              <w:t xml:space="preserve">ik olarak anlamlı </w:t>
-            </w:r>
-            <w:proofErr w:type="spellStart"/>
-            <w:r>
-              <w:rPr>
-                <w:rStyle w:val="Strong"/>
-                <w:b w:val="0"/>
-                <w:bCs w:val="0"/>
-                <w:sz w:val="22"/>
-                <w:szCs w:val="22"/>
-              </w:rPr>
-              <w:t>augmentation</w:t>
-            </w:r>
-            <w:proofErr w:type="spellEnd"/>
-            <w:r>
-              <w:rPr>
-                <w:rStyle w:val="Strong"/>
-                <w:b w:val="0"/>
-                <w:bCs w:val="0"/>
-                <w:sz w:val="22"/>
-                <w:szCs w:val="22"/>
-              </w:rPr>
-              <w:t xml:space="preserve">, (ii) </w:t>
-            </w:r>
-            <w:proofErr w:type="spellStart"/>
-            <w:r>
-              <w:rPr>
-                <w:rStyle w:val="Strong"/>
-                <w:b w:val="0"/>
-                <w:bCs w:val="0"/>
-                <w:sz w:val="22"/>
-                <w:szCs w:val="22"/>
-              </w:rPr>
-              <w:t>hibrit</w:t>
-            </w:r>
-            <w:proofErr w:type="spellEnd"/>
-            <w:r>
-              <w:rPr>
-                <w:rStyle w:val="Strong"/>
-                <w:b w:val="0"/>
-                <w:bCs w:val="0"/>
-                <w:sz w:val="22"/>
-                <w:szCs w:val="22"/>
-              </w:rPr>
-              <w:t xml:space="preserve"> mimarilerin </w:t>
-            </w:r>
-            <w:proofErr w:type="spellStart"/>
-            <w:r>
-              <w:rPr>
-                <w:rStyle w:val="Strong"/>
-                <w:b w:val="0"/>
-                <w:bCs w:val="0"/>
-                <w:sz w:val="22"/>
-                <w:szCs w:val="22"/>
-              </w:rPr>
-              <w:t>attention</w:t>
-            </w:r>
-            <w:proofErr w:type="spellEnd"/>
-            <w:r>
-              <w:rPr>
-                <w:rStyle w:val="Strong"/>
-                <w:b w:val="0"/>
-                <w:bCs w:val="0"/>
-                <w:sz w:val="22"/>
-                <w:szCs w:val="22"/>
-              </w:rPr>
-              <w:t xml:space="preserve"> ile optimizasyonu, (iii) çoklu-etiket performans, (iv) </w:t>
-            </w:r>
-            <w:proofErr w:type="spellStart"/>
-            <w:r>
-              <w:rPr>
-                <w:rStyle w:val="Strong"/>
-                <w:b w:val="0"/>
-                <w:bCs w:val="0"/>
-                <w:sz w:val="22"/>
-                <w:szCs w:val="22"/>
-              </w:rPr>
-              <w:t>açıklanabilirlik</w:t>
-            </w:r>
-            <w:proofErr w:type="spellEnd"/>
-            <w:r>
-              <w:rPr>
-                <w:rStyle w:val="Strong"/>
-                <w:b w:val="0"/>
-                <w:bCs w:val="0"/>
-                <w:sz w:val="22"/>
-                <w:szCs w:val="22"/>
-              </w:rPr>
-              <w:t xml:space="preserve">. Bahar 2026 bulgusu: girdi-uzunluğu seçimi de en az </w:t>
-            </w:r>
-            <w:proofErr w:type="spellStart"/>
-            <w:r>
-              <w:rPr>
-                <w:rStyle w:val="Strong"/>
-                <w:b w:val="0"/>
-                <w:bCs w:val="0"/>
-                <w:sz w:val="22"/>
-                <w:szCs w:val="22"/>
-              </w:rPr>
-              <w:t>augmentation</w:t>
-            </w:r>
-            <w:proofErr w:type="spellEnd"/>
-            <w:r>
-              <w:rPr>
-                <w:rStyle w:val="Strong"/>
-                <w:b w:val="0"/>
-                <w:bCs w:val="0"/>
-                <w:sz w:val="22"/>
-                <w:szCs w:val="22"/>
-              </w:rPr>
-              <w:t xml:space="preserve"> kadar önemli bir tasarım parametresidir.</w:t>
+              <w:t>Bu tez çalışması literatürdeki dört boşluğu hedeflemektedir: (i) fizyolojik olarak anlamlı augmentation, (ii) hibrit mimarilerin attention ile optimizasyonu, (iii) çoklu-etiket performans, (iv) açıklanabilirlik. Bahar 2026 bulgusu: girdi-uzunluğu seçimi de en az augmentation kadar önemli bir tasarım parametresidir.</w:t>
             </w:r>
           </w:p>
           <w:p>
@@ -7709,18 +4727,7 @@
                 <w:sz w:val="22"/>
                 <w:szCs w:val="22"/>
               </w:rPr>
-              <w:t xml:space="preserve">6. </w:t>
-            </w:r>
-            <w:r>
-              <w:rPr>
-                <w:rFonts w:ascii="Liberation Serif" w:hAnsi="Liberation Serif"/>
-                <w:b/>
-                <w:bCs/>
-                <w:color w:val="000000"/>
-                <w:sz w:val="22"/>
-                <w:szCs w:val="22"/>
-              </w:rPr>
-              <w:t>YÖNTEM</w:t>
+              <w:t>6. YÖNTEM</w:t>
             </w:r>
           </w:p>
           <w:p>
@@ -7742,7 +4749,7 @@
                 <w:sz w:val="22"/>
                 <w:szCs w:val="22"/>
               </w:rPr>
-              <w:t xml:space="preserve">Tezde takip edilen araştırmanın tasarımı/yaklaşımları ile uyumlu olarak incelenmek üzere seçilen </w:t>
+              <w:t xml:space="preserve">Tezde takip edilen araştırmanın tasarımı/yaklaşımları ile uyumlu olarak incelenmek üzere seçilen parametreler/değişkenler sıralanmalı ve amaç ve kapsamla uyumlu olması da gereken bu parametreler/değişkenlerin incelenmesi için uygulanacak yöntem ile kullanılacak materyal/veriler net bir biçimde tanımlanmalıdır. Daha önce ve bu ara rapor döneminde yapılmış ölçümler (ya da </w:t>
             </w:r>
             <w:r>
               <w:rPr>
@@ -7753,27 +4760,7 @@
                 <w:szCs w:val="22"/>
               </w:rPr>
               <w:lastRenderedPageBreak/>
-              <w:t xml:space="preserve">parametreler/değişkenler sıralanmalı ve amaç ve kapsamla uyumlu olması da gereken bu parametreler/değişkenlerin incelenmesi için uygulanacak yöntem ile </w:t>
-            </w:r>
-            <w:r>
-              <w:rPr>
-                <w:rFonts w:ascii="Liberation Serif" w:hAnsi="Liberation Serif"/>
-                <w:i/>
-                <w:color w:val="000000"/>
-                <w:sz w:val="22"/>
-                <w:szCs w:val="22"/>
-              </w:rPr>
-              <w:t>kullanılacak materyal/veriler net bir biçimde tanımlanmalıdır. Daha önce ve bu ara rapor döneminde yapılmış ölçümler (ya da derlenecek veriler), kurulan ilişkiler ayrıntılı biçimde anlatılmalıdır. Çalışma amaçlarına ulaşmada yöntemlerde bir değişiklik gere</w:t>
-            </w:r>
-            <w:r>
-              <w:rPr>
-                <w:rFonts w:ascii="Liberation Serif" w:hAnsi="Liberation Serif"/>
-                <w:i/>
-                <w:color w:val="000000"/>
-                <w:sz w:val="22"/>
-                <w:szCs w:val="22"/>
-              </w:rPr>
-              <w:t>kiyorsa nedenleriyle birlikte açıklanmalıdır.</w:t>
+              <w:t>derlenecek veriler), kurulan ilişkiler ayrıntılı biçimde anlatılmalıdır. Çalışma amaçlarına ulaşmada yöntemlerde bir değişiklik gerekiyorsa nedenleriyle birlikte açıklanmalıdır.</w:t>
             </w:r>
           </w:p>
         </w:tc>
@@ -7819,8 +4806,55 @@
                 <w:sz w:val="22"/>
                 <w:szCs w:val="22"/>
               </w:rPr>
-              <w:t>Bu araştırma, 12 kanallı EKG sinyallerinden kardiyak hastalıkların otomatik teşhisi için derin öğrenme tabanlı sistem geliştirme üzerine yapılandırılmıştır. Çalışma kapsamında belirlenen amaç ve kapsam doğrul</w:t>
-            </w:r>
+              <w:t>Bu araştırma, 12 kanallı EKG sinyallerinden kardiyak hastalıkların otomatik teşhisi için derin öğrenme tabanlı sistem geliştirme üzerine yapılandırılmıştır. Çalışma kapsamında belirlenen amaç ve kapsam doğrultusunda aşağıdaki yöntemler izlenmiştir:</w:t>
+            </w:r>
+          </w:p>
+          <w:p>
+            <w:pPr>
+              <w:pStyle w:val="WW-NormalWeb1"/>
+              <w:spacing w:before="0" w:after="0"/>
+              <w:rPr>
+                <w:rFonts w:ascii="Liberation Serif" w:hAnsi="Liberation Serif"/>
+                <w:color w:val="000000"/>
+              </w:rPr>
+            </w:pPr>
+          </w:p>
+          <w:p>
+            <w:pPr>
+              <w:pStyle w:val="Heading3"/>
+              <w:spacing w:before="0" w:after="0"/>
+              <w:rPr>
+                <w:rFonts w:ascii="Times New Roman" w:hAnsi="Times New Roman"/>
+                <w:color w:val="000000"/>
+                <w:sz w:val="22"/>
+                <w:szCs w:val="22"/>
+              </w:rPr>
+            </w:pPr>
+            <w:r>
+              <w:rPr>
+                <w:rFonts w:ascii="Times New Roman" w:hAnsi="Times New Roman"/>
+                <w:color w:val="000000"/>
+                <w:sz w:val="22"/>
+                <w:szCs w:val="22"/>
+                <w:lang w:val="tr-TR" w:eastAsia="tr-TR"/>
+              </w:rPr>
+              <w:t>6.1. Araştırma Tasarımı</w:t>
+            </w:r>
+          </w:p>
+          <w:p>
+            <w:pPr>
+              <w:pStyle w:val="BodyText"/>
+              <w:rPr>
+                <w:rFonts w:ascii="Liberation Serif" w:hAnsi="Liberation Serif"/>
+                <w:color w:val="000000"/>
+              </w:rPr>
+            </w:pPr>
+          </w:p>
+          <w:p>
+            <w:pPr>
+              <w:pStyle w:val="BodyText"/>
+              <w:spacing w:after="0"/>
+            </w:pPr>
             <w:r>
               <w:rPr>
                 <w:rStyle w:val="Strong"/>
@@ -7829,55 +4863,22 @@
                 <w:sz w:val="22"/>
                 <w:szCs w:val="22"/>
               </w:rPr>
-              <w:t>tusunda aşağıdaki yöntemler izlenmiştir:</w:t>
-            </w:r>
-          </w:p>
-          <w:p>
-            <w:pPr>
-              <w:pStyle w:val="WW-NormalWeb1"/>
-              <w:spacing w:before="0" w:after="0"/>
-              <w:rPr>
-                <w:rFonts w:ascii="Liberation Serif" w:hAnsi="Liberation Serif"/>
-                <w:color w:val="000000"/>
-              </w:rPr>
-            </w:pPr>
-          </w:p>
-          <w:p>
-            <w:pPr>
-              <w:pStyle w:val="Heading3"/>
-              <w:spacing w:before="0" w:after="0"/>
-              <w:rPr>
-                <w:rFonts w:ascii="Times New Roman" w:hAnsi="Times New Roman"/>
-                <w:color w:val="000000"/>
-                <w:sz w:val="22"/>
-                <w:szCs w:val="22"/>
-              </w:rPr>
-            </w:pPr>
-            <w:r>
-              <w:rPr>
-                <w:rFonts w:ascii="Times New Roman" w:hAnsi="Times New Roman"/>
-                <w:color w:val="000000"/>
-                <w:sz w:val="22"/>
-                <w:szCs w:val="22"/>
-                <w:lang w:val="tr-TR" w:eastAsia="tr-TR"/>
-              </w:rPr>
-              <w:t>6.1. Araştırma Tasarımı</w:t>
-            </w:r>
-          </w:p>
-          <w:p>
-            <w:pPr>
-              <w:pStyle w:val="BodyText"/>
-              <w:rPr>
-                <w:rFonts w:ascii="Liberation Serif" w:hAnsi="Liberation Serif"/>
-                <w:color w:val="000000"/>
-              </w:rPr>
-            </w:pPr>
-          </w:p>
-          <w:p>
-            <w:pPr>
-              <w:pStyle w:val="BodyText"/>
-              <w:spacing w:after="0"/>
-            </w:pPr>
+              <w:t xml:space="preserve">Çalışma, deneysel ve karşılaştırmalı analiz yaklaşımı ile tasarlanmıştır. Farklı derin öğrenme mimarileri ve </w:t>
+            </w:r>
+            <w:r>
+              <w:rPr>
+                <w:color w:val="000000"/>
+                <w:szCs w:val="28"/>
+              </w:rPr>
+              <w:t>r</w:t>
+            </w:r>
+            <w:r>
+              <w:rPr>
+                <w:color w:val="000000"/>
+                <w:szCs w:val="28"/>
+              </w:rPr>
+              <w:t>eferans düğüm yöntemiyle</w:t>
+            </w:r>
             <w:r>
               <w:rPr>
                 <w:rStyle w:val="Strong"/>
@@ -7886,39 +4887,7 @@
                 <w:sz w:val="22"/>
                 <w:szCs w:val="22"/>
               </w:rPr>
-              <w:t xml:space="preserve">Çalışma, deneysel ve karşılaştırmalı analiz yaklaşımı ile tasarlanmıştır. Farklı derin öğrenme mimarileri ve </w:t>
-            </w:r>
-            <w:proofErr w:type="spellStart"/>
-            <w:r>
-              <w:rPr>
-                <w:rStyle w:val="Strong"/>
-                <w:b w:val="0"/>
-                <w:bCs w:val="0"/>
-                <w:sz w:val="22"/>
-                <w:szCs w:val="22"/>
-              </w:rPr>
-              <w:t>augmentation</w:t>
-            </w:r>
-            <w:proofErr w:type="spellEnd"/>
-            <w:r>
-              <w:rPr>
-                <w:rStyle w:val="Strong"/>
-                <w:b w:val="0"/>
-                <w:bCs w:val="0"/>
-                <w:sz w:val="22"/>
-                <w:szCs w:val="22"/>
-              </w:rPr>
-              <w:t xml:space="preserve"> teknikleri sistematik olarak karşılaştırılarak optimal </w:t>
-            </w:r>
-            <w:r>
-              <w:rPr>
-                <w:rStyle w:val="Strong"/>
-                <w:b w:val="0"/>
-                <w:bCs w:val="0"/>
-                <w:sz w:val="22"/>
-                <w:szCs w:val="22"/>
-              </w:rPr>
-              <w:t>konfigürasyon belirlenmiştir.</w:t>
+              <w:t xml:space="preserve"> sistematik olarak karşılaştırılarak optimal konfigürasyon belirlenmiştir.</w:t>
             </w:r>
           </w:p>
           <w:p>
@@ -7998,21 +4967,8 @@
                 <w:sz w:val="22"/>
                 <w:szCs w:val="22"/>
               </w:rPr>
-              <w:t xml:space="preserve">PTB-XL, MIT-BIH, </w:t>
-            </w:r>
-            <w:proofErr w:type="spellStart"/>
-            <w:r>
-              <w:rPr>
-                <w:rStyle w:val="Strong"/>
-                <w:b w:val="0"/>
-                <w:bCs w:val="0"/>
-                <w:color w:val="000000"/>
-                <w:sz w:val="22"/>
-                <w:szCs w:val="22"/>
-              </w:rPr>
-              <w:t>Chapman-Shaoxing</w:t>
-            </w:r>
-            <w:proofErr w:type="spellEnd"/>
+              <w:t>PTB-XL, MIT-BIH, Chapman-Shaoxing</w:t>
+            </w:r>
           </w:p>
           <w:p>
             <w:pPr>
@@ -8059,25 +5015,7 @@
                 <w:sz w:val="22"/>
                 <w:szCs w:val="22"/>
               </w:rPr>
-              <w:t xml:space="preserve">%, </w:t>
-            </w:r>
-            <w:proofErr w:type="spellStart"/>
-            <w:r>
-              <w:rPr>
-                <w:color w:val="000000"/>
-                <w:sz w:val="22"/>
-                <w:szCs w:val="22"/>
-              </w:rPr>
-              <w:t>Validation</w:t>
-            </w:r>
-            <w:proofErr w:type="spellEnd"/>
-            <w:r>
-              <w:rPr>
-                <w:color w:val="000000"/>
-                <w:sz w:val="22"/>
-                <w:szCs w:val="22"/>
-              </w:rPr>
-              <w:t xml:space="preserve"> 1</w:t>
+              <w:t>%, Validation 1</w:t>
             </w:r>
             <w:r>
               <w:rPr>
@@ -8178,55 +5116,7 @@
                 <w:sz w:val="22"/>
                 <w:szCs w:val="22"/>
               </w:rPr>
-              <w:t xml:space="preserve">Yeniden örnekleme 500 Hz, </w:t>
-            </w:r>
-            <w:proofErr w:type="spellStart"/>
-            <w:r>
-              <w:rPr>
-                <w:rStyle w:val="Strong"/>
-                <w:b w:val="0"/>
-                <w:bCs w:val="0"/>
-                <w:color w:val="000000"/>
-                <w:sz w:val="22"/>
-                <w:szCs w:val="22"/>
-              </w:rPr>
-              <w:t>sinc</w:t>
-            </w:r>
-            <w:proofErr w:type="spellEnd"/>
-            <w:r>
-              <w:rPr>
-                <w:rStyle w:val="Strong"/>
-                <w:b w:val="0"/>
-                <w:bCs w:val="0"/>
-                <w:color w:val="000000"/>
-                <w:sz w:val="22"/>
-                <w:szCs w:val="22"/>
-              </w:rPr>
-              <w:t xml:space="preserve"> </w:t>
-            </w:r>
-            <w:proofErr w:type="spellStart"/>
-            <w:r>
-              <w:rPr>
-                <w:rStyle w:val="Strong"/>
-                <w:b w:val="0"/>
-                <w:bCs w:val="0"/>
-                <w:color w:val="000000"/>
-                <w:sz w:val="22"/>
-                <w:szCs w:val="22"/>
-              </w:rPr>
-              <w:t>interpolasyon</w:t>
-            </w:r>
-            <w:proofErr w:type="spellEnd"/>
-            <w:r>
-              <w:rPr>
-                <w:rStyle w:val="Strong"/>
-                <w:b w:val="0"/>
-                <w:bCs w:val="0"/>
-                <w:color w:val="000000"/>
-                <w:sz w:val="22"/>
-                <w:szCs w:val="22"/>
-              </w:rPr>
-              <w:t>;</w:t>
+              <w:t>Yeniden örnekleme 500 Hz, sinc interpolasyon;</w:t>
             </w:r>
           </w:p>
           <w:p>
@@ -8249,55 +5139,7 @@
                 <w:sz w:val="22"/>
                 <w:szCs w:val="22"/>
               </w:rPr>
-              <w:t xml:space="preserve">0.5-150 </w:t>
-            </w:r>
-            <w:proofErr w:type="gramStart"/>
-            <w:r>
-              <w:rPr>
-                <w:rStyle w:val="Strong"/>
-                <w:b w:val="0"/>
-                <w:bCs w:val="0"/>
-                <w:color w:val="000000"/>
-                <w:sz w:val="22"/>
-                <w:szCs w:val="22"/>
-              </w:rPr>
-              <w:t>Hz</w:t>
-            </w:r>
-            <w:proofErr w:type="gramEnd"/>
-            <w:r>
-              <w:rPr>
-                <w:rStyle w:val="Strong"/>
-                <w:b w:val="0"/>
-                <w:bCs w:val="0"/>
-                <w:color w:val="000000"/>
-                <w:sz w:val="22"/>
-                <w:szCs w:val="22"/>
-              </w:rPr>
-              <w:t xml:space="preserve"> BP + 50 Hz </w:t>
-            </w:r>
-            <w:proofErr w:type="spellStart"/>
-            <w:r>
-              <w:rPr>
-                <w:rStyle w:val="Strong"/>
-                <w:b w:val="0"/>
-                <w:bCs w:val="0"/>
-                <w:color w:val="000000"/>
-                <w:sz w:val="22"/>
-                <w:szCs w:val="22"/>
-              </w:rPr>
-              <w:t>notch</w:t>
-            </w:r>
-            <w:proofErr w:type="spellEnd"/>
-            <w:r>
-              <w:rPr>
-                <w:rStyle w:val="Strong"/>
-                <w:b w:val="0"/>
-                <w:bCs w:val="0"/>
-                <w:color w:val="000000"/>
-                <w:sz w:val="22"/>
-                <w:szCs w:val="22"/>
-              </w:rPr>
-              <w:t xml:space="preserve"> + 0.5 Hz HP;</w:t>
+              <w:t>0.5-150 Hz BP + 50 Hz notch + 0.5 Hz HP;</w:t>
             </w:r>
           </w:p>
           <w:p>
@@ -8320,55 +5162,7 @@
                 <w:sz w:val="22"/>
                 <w:szCs w:val="22"/>
               </w:rPr>
-              <w:t>Z-</w:t>
-            </w:r>
-            <w:proofErr w:type="spellStart"/>
-            <w:r>
-              <w:rPr>
-                <w:rStyle w:val="Strong"/>
-                <w:b w:val="0"/>
-                <w:bCs w:val="0"/>
-                <w:color w:val="000000"/>
-                <w:sz w:val="22"/>
-                <w:szCs w:val="22"/>
-              </w:rPr>
-              <w:t>score</w:t>
-            </w:r>
-            <w:proofErr w:type="spellEnd"/>
-            <w:r>
-              <w:rPr>
-                <w:rStyle w:val="Strong"/>
-                <w:b w:val="0"/>
-                <w:bCs w:val="0"/>
-                <w:color w:val="000000"/>
-                <w:sz w:val="22"/>
-                <w:szCs w:val="22"/>
-              </w:rPr>
-              <w:t xml:space="preserve"> + ±3σ </w:t>
-            </w:r>
-            <w:proofErr w:type="spellStart"/>
-            <w:r>
-              <w:rPr>
-                <w:rStyle w:val="Strong"/>
-                <w:b w:val="0"/>
-                <w:bCs w:val="0"/>
-                <w:color w:val="000000"/>
-                <w:sz w:val="22"/>
-                <w:szCs w:val="22"/>
-              </w:rPr>
-              <w:t>clipping</w:t>
-            </w:r>
-            <w:proofErr w:type="spellEnd"/>
-            <w:r>
-              <w:rPr>
-                <w:rStyle w:val="Strong"/>
-                <w:b w:val="0"/>
-                <w:bCs w:val="0"/>
-                <w:color w:val="000000"/>
-                <w:sz w:val="22"/>
-                <w:szCs w:val="22"/>
-              </w:rPr>
-              <w:t>;</w:t>
+              <w:t>Z-score + ±3σ clipping;</w:t>
             </w:r>
           </w:p>
           <w:p>
@@ -8391,31 +5185,7 @@
                 <w:sz w:val="22"/>
                 <w:szCs w:val="22"/>
               </w:rPr>
-              <w:t xml:space="preserve">10 saniyelik </w:t>
-            </w:r>
-            <w:proofErr w:type="spellStart"/>
-            <w:r>
-              <w:rPr>
-                <w:rStyle w:val="Strong"/>
-                <w:b w:val="0"/>
-                <w:bCs w:val="0"/>
-                <w:color w:val="000000"/>
-                <w:sz w:val="22"/>
-                <w:szCs w:val="22"/>
-              </w:rPr>
-              <w:t>segmentasyon</w:t>
-            </w:r>
-            <w:proofErr w:type="spellEnd"/>
-            <w:r>
-              <w:rPr>
-                <w:rStyle w:val="Strong"/>
-                <w:b w:val="0"/>
-                <w:bCs w:val="0"/>
-                <w:color w:val="000000"/>
-                <w:sz w:val="22"/>
-                <w:szCs w:val="22"/>
-              </w:rPr>
-              <w:t xml:space="preserve"> [12 kanal × 5000 numune];</w:t>
+              <w:t>10 saniyelik segmentasyon [12 kanal × 5000 numune];</w:t>
             </w:r>
           </w:p>
           <w:p>
@@ -8438,31 +5208,7 @@
                 <w:sz w:val="22"/>
                 <w:szCs w:val="22"/>
               </w:rPr>
-              <w:t xml:space="preserve">SQI </w:t>
-            </w:r>
-            <w:proofErr w:type="gramStart"/>
-            <w:r>
-              <w:rPr>
-                <w:rStyle w:val="Strong"/>
-                <w:b w:val="0"/>
-                <w:bCs w:val="0"/>
-                <w:color w:val="000000"/>
-                <w:sz w:val="22"/>
-                <w:szCs w:val="22"/>
-              </w:rPr>
-              <w:t>&lt; 0.85</w:t>
-            </w:r>
-            <w:proofErr w:type="gramEnd"/>
-            <w:r>
-              <w:rPr>
-                <w:rStyle w:val="Strong"/>
-                <w:b w:val="0"/>
-                <w:bCs w:val="0"/>
-                <w:color w:val="000000"/>
-                <w:sz w:val="22"/>
-                <w:szCs w:val="22"/>
-              </w:rPr>
-              <w:t xml:space="preserve"> filtreleme;</w:t>
+              <w:t>SQI &lt; 0.85 filtreleme;</w:t>
             </w:r>
           </w:p>
           <w:p>
@@ -8485,10 +5231,12 @@
                 <w:sz w:val="22"/>
                 <w:szCs w:val="22"/>
               </w:rPr>
-              <w:t>YENİ: Anti-</w:t>
-            </w:r>
-            <w:proofErr w:type="spellStart"/>
-            <w:r>
+              <w:t>YENİ: Anti-aliased decimation — scipy.signal.decimate(x, factor, ftype='iir', order=8). factor=5 → 5000/1000 veya factor=10 → 5000/500.</w:t>
+            </w:r>
+          </w:p>
+          <w:p>
+            <w:pPr>
+              <w:jc w:val="both"/>
               <w:rPr>
                 <w:rStyle w:val="Strong"/>
                 <w:b w:val="0"/>
@@ -8497,433 +5245,56 @@
                 <w:sz w:val="22"/>
                 <w:szCs w:val="22"/>
               </w:rPr>
-              <w:t>aliased</w:t>
-            </w:r>
-            <w:proofErr w:type="spellEnd"/>
+            </w:pPr>
+          </w:p>
+          <w:p>
+            <w:pPr>
+              <w:pStyle w:val="Heading3"/>
+              <w:spacing w:before="0" w:after="0"/>
+              <w:rPr>
+                <w:rFonts w:ascii="Times New Roman" w:hAnsi="Times New Roman"/>
+                <w:color w:val="000000"/>
+                <w:sz w:val="22"/>
+                <w:szCs w:val="22"/>
+                <w:lang w:val="tr-TR" w:eastAsia="tr-TR"/>
+              </w:rPr>
+            </w:pPr>
+            <w:r>
+              <w:rPr>
+                <w:rFonts w:ascii="Times New Roman" w:hAnsi="Times New Roman"/>
+                <w:color w:val="000000"/>
+                <w:sz w:val="22"/>
+                <w:szCs w:val="22"/>
+                <w:lang w:val="tr-TR" w:eastAsia="tr-TR"/>
+              </w:rPr>
+              <w:t>6.4. Destek Düğüm Yöntemi ile Sinyal Zenginleştirme</w:t>
+            </w:r>
+          </w:p>
+          <w:p>
+            <w:pPr>
+              <w:pStyle w:val="WW-NormalWeb1"/>
+              <w:spacing w:before="0" w:after="0"/>
+              <w:rPr>
+                <w:rFonts w:ascii="Liberation Serif" w:hAnsi="Liberation Serif"/>
+                <w:color w:val="000000"/>
+                <w:lang w:eastAsia="tr-TR"/>
+              </w:rPr>
+            </w:pPr>
+          </w:p>
+          <w:p>
+            <w:pPr>
+              <w:pStyle w:val="BodyText"/>
+              <w:spacing w:after="0"/>
+            </w:pPr>
             <w:r>
               <w:rPr>
                 <w:rStyle w:val="Strong"/>
                 <w:b w:val="0"/>
                 <w:bCs w:val="0"/>
-                <w:color w:val="000000"/>
-                <w:sz w:val="22"/>
-                <w:szCs w:val="22"/>
-              </w:rPr>
-              <w:t xml:space="preserve"> </w:t>
-            </w:r>
-            <w:proofErr w:type="spellStart"/>
-            <w:r>
-              <w:rPr>
-                <w:rStyle w:val="Strong"/>
-                <w:b w:val="0"/>
-                <w:bCs w:val="0"/>
-                <w:color w:val="000000"/>
-                <w:sz w:val="22"/>
-                <w:szCs w:val="22"/>
-              </w:rPr>
-              <w:t>decimation</w:t>
-            </w:r>
-            <w:proofErr w:type="spellEnd"/>
-            <w:r>
-              <w:rPr>
-                <w:rStyle w:val="Strong"/>
-                <w:b w:val="0"/>
-                <w:bCs w:val="0"/>
-                <w:color w:val="000000"/>
-                <w:sz w:val="22"/>
-                <w:szCs w:val="22"/>
-              </w:rPr>
-              <w:t xml:space="preserve"> — </w:t>
-            </w:r>
-            <w:proofErr w:type="spellStart"/>
-            <w:proofErr w:type="gramStart"/>
-            <w:r>
-              <w:rPr>
-                <w:rStyle w:val="Strong"/>
-                <w:b w:val="0"/>
-                <w:bCs w:val="0"/>
-                <w:color w:val="000000"/>
-                <w:sz w:val="22"/>
-                <w:szCs w:val="22"/>
-              </w:rPr>
-              <w:t>scipy.signal</w:t>
-            </w:r>
-            <w:proofErr w:type="gramEnd"/>
-            <w:r>
-              <w:rPr>
-                <w:rStyle w:val="Strong"/>
-                <w:b w:val="0"/>
-                <w:bCs w:val="0"/>
-                <w:color w:val="000000"/>
-                <w:sz w:val="22"/>
-                <w:szCs w:val="22"/>
-              </w:rPr>
-              <w:t>.decimate</w:t>
-            </w:r>
-            <w:proofErr w:type="spellEnd"/>
-            <w:r>
-              <w:rPr>
-                <w:rStyle w:val="Strong"/>
-                <w:b w:val="0"/>
-                <w:bCs w:val="0"/>
-                <w:color w:val="000000"/>
-                <w:sz w:val="22"/>
-                <w:szCs w:val="22"/>
-              </w:rPr>
-              <w:t xml:space="preserve">(x, </w:t>
-            </w:r>
-            <w:proofErr w:type="spellStart"/>
-            <w:r>
-              <w:rPr>
-                <w:rStyle w:val="Strong"/>
-                <w:b w:val="0"/>
-                <w:bCs w:val="0"/>
-                <w:color w:val="000000"/>
-                <w:sz w:val="22"/>
-                <w:szCs w:val="22"/>
-              </w:rPr>
-              <w:t>factor</w:t>
-            </w:r>
-            <w:proofErr w:type="spellEnd"/>
-            <w:r>
-              <w:rPr>
-                <w:rStyle w:val="Strong"/>
-                <w:b w:val="0"/>
-                <w:bCs w:val="0"/>
-                <w:color w:val="000000"/>
-                <w:sz w:val="22"/>
-                <w:szCs w:val="22"/>
-              </w:rPr>
-              <w:t xml:space="preserve">, </w:t>
-            </w:r>
-            <w:proofErr w:type="spellStart"/>
-            <w:r>
-              <w:rPr>
-                <w:rStyle w:val="Strong"/>
-                <w:b w:val="0"/>
-                <w:bCs w:val="0"/>
-                <w:color w:val="000000"/>
-                <w:sz w:val="22"/>
-                <w:szCs w:val="22"/>
-              </w:rPr>
-              <w:t>ftype</w:t>
-            </w:r>
-            <w:proofErr w:type="spellEnd"/>
-            <w:r>
-              <w:rPr>
-                <w:rStyle w:val="Strong"/>
-                <w:b w:val="0"/>
-                <w:bCs w:val="0"/>
-                <w:color w:val="000000"/>
-                <w:sz w:val="22"/>
-                <w:szCs w:val="22"/>
-              </w:rPr>
-              <w:t>='</w:t>
-            </w:r>
-            <w:proofErr w:type="spellStart"/>
-            <w:r>
-              <w:rPr>
-                <w:rStyle w:val="Strong"/>
-                <w:b w:val="0"/>
-                <w:bCs w:val="0"/>
-                <w:color w:val="000000"/>
-                <w:sz w:val="22"/>
-                <w:szCs w:val="22"/>
-              </w:rPr>
-              <w:t>iir</w:t>
-            </w:r>
-            <w:proofErr w:type="spellEnd"/>
-            <w:r>
-              <w:rPr>
-                <w:rStyle w:val="Strong"/>
-                <w:b w:val="0"/>
-                <w:bCs w:val="0"/>
-                <w:color w:val="000000"/>
-                <w:sz w:val="22"/>
-                <w:szCs w:val="22"/>
-              </w:rPr>
-              <w:t xml:space="preserve">', </w:t>
-            </w:r>
-            <w:proofErr w:type="spellStart"/>
-            <w:r>
-              <w:rPr>
-                <w:rStyle w:val="Strong"/>
-                <w:b w:val="0"/>
-                <w:bCs w:val="0"/>
-                <w:color w:val="000000"/>
-                <w:sz w:val="22"/>
-                <w:szCs w:val="22"/>
-              </w:rPr>
-              <w:t>order</w:t>
-            </w:r>
-            <w:proofErr w:type="spellEnd"/>
-            <w:r>
-              <w:rPr>
-                <w:rStyle w:val="Strong"/>
-                <w:b w:val="0"/>
-                <w:bCs w:val="0"/>
-                <w:color w:val="000000"/>
-                <w:sz w:val="22"/>
-                <w:szCs w:val="22"/>
-              </w:rPr>
-              <w:t xml:space="preserve">=8). </w:t>
-            </w:r>
-            <w:proofErr w:type="spellStart"/>
-            <w:proofErr w:type="gramStart"/>
-            <w:r>
-              <w:rPr>
-                <w:rStyle w:val="Strong"/>
-                <w:b w:val="0"/>
-                <w:bCs w:val="0"/>
-                <w:color w:val="000000"/>
-                <w:sz w:val="22"/>
-                <w:szCs w:val="22"/>
-              </w:rPr>
-              <w:t>factor</w:t>
-            </w:r>
-            <w:proofErr w:type="spellEnd"/>
-            <w:proofErr w:type="gramEnd"/>
-            <w:r>
-              <w:rPr>
-                <w:rStyle w:val="Strong"/>
-                <w:b w:val="0"/>
-                <w:bCs w:val="0"/>
-                <w:color w:val="000000"/>
-                <w:sz w:val="22"/>
-                <w:szCs w:val="22"/>
-              </w:rPr>
-              <w:t xml:space="preserve">=5 → 5000/1000 veya </w:t>
-            </w:r>
-            <w:proofErr w:type="spellStart"/>
-            <w:r>
-              <w:rPr>
-                <w:rStyle w:val="Strong"/>
-                <w:b w:val="0"/>
-                <w:bCs w:val="0"/>
-                <w:color w:val="000000"/>
-                <w:sz w:val="22"/>
-                <w:szCs w:val="22"/>
-              </w:rPr>
-              <w:t>factor</w:t>
-            </w:r>
-            <w:proofErr w:type="spellEnd"/>
-            <w:r>
-              <w:rPr>
-                <w:rStyle w:val="Strong"/>
-                <w:b w:val="0"/>
-                <w:bCs w:val="0"/>
-                <w:color w:val="000000"/>
-                <w:sz w:val="22"/>
-                <w:szCs w:val="22"/>
-              </w:rPr>
-              <w:t>=10 → 5000/500.</w:t>
-            </w:r>
-          </w:p>
-          <w:p>
-            <w:pPr>
-              <w:jc w:val="both"/>
-              <w:rPr>
-                <w:rStyle w:val="Strong"/>
-                <w:b w:val="0"/>
-                <w:bCs w:val="0"/>
-                <w:color w:val="000000"/>
-                <w:sz w:val="22"/>
-                <w:szCs w:val="22"/>
-              </w:rPr>
-            </w:pPr>
-          </w:p>
-          <w:p>
-            <w:pPr>
-              <w:pStyle w:val="Heading3"/>
-              <w:spacing w:before="0" w:after="0"/>
-              <w:rPr>
-                <w:rFonts w:ascii="Times New Roman" w:hAnsi="Times New Roman"/>
-                <w:color w:val="000000"/>
-                <w:sz w:val="22"/>
-                <w:szCs w:val="22"/>
-                <w:lang w:val="tr-TR" w:eastAsia="tr-TR"/>
-              </w:rPr>
-            </w:pPr>
-            <w:r>
-              <w:rPr>
-                <w:rFonts w:ascii="Times New Roman" w:hAnsi="Times New Roman"/>
-                <w:color w:val="000000"/>
-                <w:sz w:val="22"/>
-                <w:szCs w:val="22"/>
-                <w:lang w:val="tr-TR" w:eastAsia="tr-TR"/>
-              </w:rPr>
-              <w:t>6.4. Destek Düğüm Yö</w:t>
-            </w:r>
-            <w:r>
-              <w:rPr>
-                <w:rFonts w:ascii="Times New Roman" w:hAnsi="Times New Roman"/>
-                <w:color w:val="000000"/>
-                <w:sz w:val="22"/>
-                <w:szCs w:val="22"/>
-                <w:lang w:val="tr-TR" w:eastAsia="tr-TR"/>
-              </w:rPr>
-              <w:t>ntemi ile Sinyal Zenginleştirme</w:t>
-            </w:r>
-          </w:p>
-          <w:p>
-            <w:pPr>
-              <w:pStyle w:val="WW-NormalWeb1"/>
-              <w:spacing w:before="0" w:after="0"/>
-              <w:rPr>
-                <w:rFonts w:ascii="Liberation Serif" w:hAnsi="Liberation Serif"/>
-                <w:color w:val="000000"/>
-                <w:lang w:eastAsia="tr-TR"/>
-              </w:rPr>
-            </w:pPr>
-          </w:p>
-          <w:p>
-            <w:pPr>
-              <w:pStyle w:val="BodyText"/>
-              <w:spacing w:after="0"/>
-            </w:pPr>
-            <w:proofErr w:type="spellStart"/>
-            <w:r>
-              <w:rPr>
-                <w:rStyle w:val="Strong"/>
-                <w:b w:val="0"/>
-                <w:bCs w:val="0"/>
-                <w:sz w:val="22"/>
-                <w:szCs w:val="22"/>
-              </w:rPr>
-              <w:t>Pan-Tompkins</w:t>
-            </w:r>
-            <w:proofErr w:type="spellEnd"/>
-            <w:r>
-              <w:rPr>
-                <w:rStyle w:val="Strong"/>
-                <w:b w:val="0"/>
-                <w:bCs w:val="0"/>
-                <w:sz w:val="22"/>
-                <w:szCs w:val="22"/>
-              </w:rPr>
-              <w:t xml:space="preserve"> ile R-</w:t>
-            </w:r>
-            <w:proofErr w:type="spellStart"/>
-            <w:r>
-              <w:rPr>
-                <w:rStyle w:val="Strong"/>
-                <w:b w:val="0"/>
-                <w:bCs w:val="0"/>
-                <w:sz w:val="22"/>
-                <w:szCs w:val="22"/>
-              </w:rPr>
-              <w:t>peak</w:t>
-            </w:r>
-            <w:proofErr w:type="spellEnd"/>
-            <w:r>
-              <w:rPr>
-                <w:rStyle w:val="Strong"/>
-                <w:b w:val="0"/>
-                <w:bCs w:val="0"/>
-                <w:sz w:val="22"/>
-                <w:szCs w:val="22"/>
-              </w:rPr>
-              <w:t xml:space="preserve">, P ve T dalgası tespiti; </w:t>
-            </w:r>
-            <w:proofErr w:type="spellStart"/>
-            <w:r>
-              <w:rPr>
-                <w:rStyle w:val="Strong"/>
-                <w:b w:val="0"/>
-                <w:bCs w:val="0"/>
-                <w:sz w:val="22"/>
-                <w:szCs w:val="22"/>
-              </w:rPr>
-              <w:t>cubic</w:t>
-            </w:r>
-            <w:proofErr w:type="spellEnd"/>
-            <w:r>
-              <w:rPr>
-                <w:rStyle w:val="Strong"/>
-                <w:b w:val="0"/>
-                <w:bCs w:val="0"/>
-                <w:sz w:val="22"/>
-                <w:szCs w:val="22"/>
-              </w:rPr>
-              <w:t xml:space="preserve"> </w:t>
-            </w:r>
-            <w:proofErr w:type="spellStart"/>
-            <w:r>
-              <w:rPr>
-                <w:rStyle w:val="Strong"/>
-                <w:b w:val="0"/>
-                <w:bCs w:val="0"/>
-                <w:sz w:val="22"/>
-                <w:szCs w:val="22"/>
-              </w:rPr>
-              <w:t>spline</w:t>
-            </w:r>
-            <w:proofErr w:type="spellEnd"/>
-            <w:r>
-              <w:rPr>
-                <w:rStyle w:val="Strong"/>
-                <w:b w:val="0"/>
-                <w:bCs w:val="0"/>
-                <w:sz w:val="22"/>
-                <w:szCs w:val="22"/>
-              </w:rPr>
-              <w:t xml:space="preserve"> </w:t>
-            </w:r>
-            <w:proofErr w:type="spellStart"/>
-            <w:proofErr w:type="gramStart"/>
-            <w:r>
-              <w:rPr>
-                <w:rStyle w:val="Strong"/>
-                <w:b w:val="0"/>
-                <w:bCs w:val="0"/>
-                <w:sz w:val="22"/>
-                <w:szCs w:val="22"/>
-              </w:rPr>
-              <w:t>interpolasyon</w:t>
-            </w:r>
-            <w:proofErr w:type="spellEnd"/>
-            <w:r>
-              <w:rPr>
-                <w:rStyle w:val="Strong"/>
-                <w:b w:val="0"/>
-                <w:bCs w:val="0"/>
-                <w:sz w:val="22"/>
-                <w:szCs w:val="22"/>
-              </w:rPr>
-              <w:t>;</w:t>
-            </w:r>
-            <w:proofErr w:type="gramEnd"/>
-            <w:r>
-              <w:rPr>
-                <w:rStyle w:val="Strong"/>
-                <w:b w:val="0"/>
-                <w:bCs w:val="0"/>
-                <w:sz w:val="22"/>
-                <w:szCs w:val="22"/>
-              </w:rPr>
-              <w:t xml:space="preserve"> fizyolojik </w:t>
-            </w:r>
-            <w:proofErr w:type="spellStart"/>
-            <w:r>
-              <w:rPr>
-                <w:rStyle w:val="Strong"/>
-                <w:b w:val="0"/>
-                <w:bCs w:val="0"/>
-                <w:sz w:val="22"/>
-                <w:szCs w:val="22"/>
-              </w:rPr>
-              <w:t>constraint'ler</w:t>
-            </w:r>
-            <w:proofErr w:type="spellEnd"/>
-            <w:r>
-              <w:rPr>
-                <w:rStyle w:val="Strong"/>
-                <w:b w:val="0"/>
-                <w:bCs w:val="0"/>
-                <w:sz w:val="22"/>
-                <w:szCs w:val="22"/>
-              </w:rPr>
-              <w:t>. Sınıf başına 4500 örnek hedefi.</w:t>
+                <w:sz w:val="22"/>
+                <w:szCs w:val="22"/>
+              </w:rPr>
+              <w:t>Pan-Tompkins ile R-peak, P ve T dalgası tespiti; cubic spline interpolasyon; fizyolojik constraint'ler. Sınıf başına 4500 örnek hedefi.</w:t>
             </w:r>
           </w:p>
           <w:p>
@@ -8988,7 +5359,6 @@
               </w:numPr>
               <w:spacing w:after="0"/>
             </w:pPr>
-            <w:proofErr w:type="spellStart"/>
             <w:r>
               <w:rPr>
                 <w:rStyle w:val="Strong"/>
@@ -8997,160 +5367,7 @@
                 <w:sz w:val="22"/>
                 <w:szCs w:val="22"/>
               </w:rPr>
-              <w:t>B</w:t>
-            </w:r>
-            <w:r>
-              <w:rPr>
-                <w:rStyle w:val="Strong"/>
-                <w:b w:val="0"/>
-                <w:bCs w:val="0"/>
-                <w:sz w:val="22"/>
-                <w:szCs w:val="22"/>
-              </w:rPr>
-              <w:t>aseline</w:t>
-            </w:r>
-            <w:proofErr w:type="spellEnd"/>
-            <w:r>
-              <w:rPr>
-                <w:rStyle w:val="Strong"/>
-                <w:b w:val="0"/>
-                <w:bCs w:val="0"/>
-                <w:sz w:val="22"/>
-                <w:szCs w:val="22"/>
-              </w:rPr>
-              <w:t xml:space="preserve"> 1D-CNN (Model 1). 5 </w:t>
-            </w:r>
-            <w:proofErr w:type="spellStart"/>
-            <w:r>
-              <w:rPr>
-                <w:rStyle w:val="Strong"/>
-                <w:b w:val="0"/>
-                <w:bCs w:val="0"/>
-                <w:sz w:val="22"/>
-                <w:szCs w:val="22"/>
-              </w:rPr>
-              <w:t>konvolüsyon</w:t>
-            </w:r>
-            <w:proofErr w:type="spellEnd"/>
-            <w:r>
-              <w:rPr>
-                <w:rStyle w:val="Strong"/>
-                <w:b w:val="0"/>
-                <w:bCs w:val="0"/>
-                <w:sz w:val="22"/>
-                <w:szCs w:val="22"/>
-              </w:rPr>
-              <w:t xml:space="preserve"> + </w:t>
-            </w:r>
-            <w:proofErr w:type="spellStart"/>
-            <w:r>
-              <w:rPr>
-                <w:rStyle w:val="Strong"/>
-                <w:b w:val="0"/>
-                <w:bCs w:val="0"/>
-                <w:sz w:val="22"/>
-                <w:szCs w:val="22"/>
-              </w:rPr>
-              <w:t>BatchNorm</w:t>
-            </w:r>
-            <w:proofErr w:type="spellEnd"/>
-            <w:r>
-              <w:rPr>
-                <w:rStyle w:val="Strong"/>
-                <w:b w:val="0"/>
-                <w:bCs w:val="0"/>
-                <w:sz w:val="22"/>
-                <w:szCs w:val="22"/>
-              </w:rPr>
-              <w:t xml:space="preserve"> + </w:t>
-            </w:r>
-            <w:proofErr w:type="spellStart"/>
-            <w:r>
-              <w:rPr>
-                <w:rStyle w:val="Strong"/>
-                <w:b w:val="0"/>
-                <w:bCs w:val="0"/>
-                <w:sz w:val="22"/>
-                <w:szCs w:val="22"/>
-              </w:rPr>
-              <w:t>ReLU</w:t>
-            </w:r>
-            <w:proofErr w:type="spellEnd"/>
-            <w:r>
-              <w:rPr>
-                <w:rStyle w:val="Strong"/>
-                <w:b w:val="0"/>
-                <w:bCs w:val="0"/>
-                <w:sz w:val="22"/>
-                <w:szCs w:val="22"/>
-              </w:rPr>
-              <w:t xml:space="preserve"> + </w:t>
-            </w:r>
-            <w:proofErr w:type="spellStart"/>
-            <w:r>
-              <w:rPr>
-                <w:rStyle w:val="Strong"/>
-                <w:b w:val="0"/>
-                <w:bCs w:val="0"/>
-                <w:sz w:val="22"/>
-                <w:szCs w:val="22"/>
-              </w:rPr>
-              <w:t>MaxPool</w:t>
-            </w:r>
-            <w:proofErr w:type="spellEnd"/>
-            <w:r>
-              <w:rPr>
-                <w:rStyle w:val="Strong"/>
-                <w:b w:val="0"/>
-                <w:bCs w:val="0"/>
-                <w:sz w:val="22"/>
-                <w:szCs w:val="22"/>
-              </w:rPr>
-              <w:t xml:space="preserve"> + </w:t>
-            </w:r>
-            <w:proofErr w:type="spellStart"/>
-            <w:r>
-              <w:rPr>
-                <w:rStyle w:val="Strong"/>
-                <w:b w:val="0"/>
-                <w:bCs w:val="0"/>
-                <w:sz w:val="22"/>
-                <w:szCs w:val="22"/>
-              </w:rPr>
-              <w:t>GlobalAvgPool</w:t>
-            </w:r>
-            <w:proofErr w:type="spellEnd"/>
-            <w:r>
-              <w:rPr>
-                <w:rStyle w:val="Strong"/>
-                <w:b w:val="0"/>
-                <w:bCs w:val="0"/>
-                <w:sz w:val="22"/>
-                <w:szCs w:val="22"/>
-              </w:rPr>
-              <w:t xml:space="preserve"> + 2 Dense + </w:t>
-            </w:r>
-            <w:proofErr w:type="spellStart"/>
-            <w:r>
-              <w:rPr>
-                <w:rStyle w:val="Strong"/>
-                <w:b w:val="0"/>
-                <w:bCs w:val="0"/>
-                <w:sz w:val="22"/>
-                <w:szCs w:val="22"/>
-              </w:rPr>
-              <w:t>Dropout</w:t>
-            </w:r>
-            <w:proofErr w:type="spellEnd"/>
-            <w:r>
-              <w:rPr>
-                <w:rStyle w:val="Strong"/>
-                <w:b w:val="0"/>
-                <w:bCs w:val="0"/>
-                <w:sz w:val="22"/>
-                <w:szCs w:val="22"/>
-              </w:rPr>
-              <w:t xml:space="preserve"> 0.5. </w:t>
+              <w:t xml:space="preserve">Baseline 1D-CNN (Model 1). 5 konvolüsyon + BatchNorm + ReLU + MaxPool + GlobalAvgPool + 2 Dense + Dropout 0.5. </w:t>
             </w:r>
           </w:p>
           <w:p>
@@ -9170,29 +5387,7 @@
                 <w:sz w:val="22"/>
                 <w:szCs w:val="22"/>
               </w:rPr>
-              <w:t>Parametre sayısı girdi uzunluğuna göre değişmektedir (</w:t>
-            </w:r>
-            <w:proofErr w:type="spellStart"/>
-            <w:r>
-              <w:rPr>
-                <w:rStyle w:val="Strong"/>
-                <w:b w:val="0"/>
-                <w:bCs w:val="0"/>
-                <w:sz w:val="22"/>
-                <w:szCs w:val="22"/>
-              </w:rPr>
-              <w:t>len</w:t>
-            </w:r>
-            <w:proofErr w:type="spellEnd"/>
-            <w:r>
-              <w:rPr>
-                <w:rStyle w:val="Strong"/>
-                <w:b w:val="0"/>
-                <w:bCs w:val="0"/>
-                <w:sz w:val="22"/>
-                <w:szCs w:val="22"/>
-              </w:rPr>
-              <w:t xml:space="preserve">=5000: 3.72M). </w:t>
+              <w:t xml:space="preserve">Parametre sayısı girdi uzunluğuna göre değişmektedir (len=5000: 3.72M). </w:t>
             </w:r>
           </w:p>
           <w:p>
@@ -9204,7 +5399,6 @@
               </w:numPr>
               <w:spacing w:after="0"/>
             </w:pPr>
-            <w:proofErr w:type="spellStart"/>
             <w:r>
               <w:rPr>
                 <w:rStyle w:val="Strong"/>
@@ -9213,62 +5407,7 @@
                 <w:sz w:val="22"/>
                 <w:szCs w:val="22"/>
               </w:rPr>
-              <w:t>Attention</w:t>
-            </w:r>
-            <w:proofErr w:type="spellEnd"/>
-            <w:r>
-              <w:rPr>
-                <w:rStyle w:val="Strong"/>
-                <w:b w:val="0"/>
-                <w:bCs w:val="0"/>
-                <w:sz w:val="22"/>
-                <w:szCs w:val="22"/>
-              </w:rPr>
-              <w:t xml:space="preserve"> + LSTM + </w:t>
-            </w:r>
-            <w:proofErr w:type="spellStart"/>
-            <w:r>
-              <w:rPr>
-                <w:rStyle w:val="Strong"/>
-                <w:b w:val="0"/>
-                <w:bCs w:val="0"/>
-                <w:sz w:val="22"/>
-                <w:szCs w:val="22"/>
-              </w:rPr>
-              <w:t>focal</w:t>
-            </w:r>
-            <w:proofErr w:type="spellEnd"/>
-            <w:r>
-              <w:rPr>
-                <w:rStyle w:val="Strong"/>
-                <w:b w:val="0"/>
-                <w:bCs w:val="0"/>
-                <w:sz w:val="22"/>
-                <w:szCs w:val="22"/>
-              </w:rPr>
-              <w:t xml:space="preserve"> </w:t>
-            </w:r>
-            <w:proofErr w:type="spellStart"/>
-            <w:r>
-              <w:rPr>
-                <w:rStyle w:val="Strong"/>
-                <w:b w:val="0"/>
-                <w:bCs w:val="0"/>
-                <w:sz w:val="22"/>
-                <w:szCs w:val="22"/>
-              </w:rPr>
-              <w:t>loss</w:t>
-            </w:r>
-            <w:proofErr w:type="spellEnd"/>
-            <w:r>
-              <w:rPr>
-                <w:rStyle w:val="Strong"/>
-                <w:b w:val="0"/>
-                <w:bCs w:val="0"/>
-                <w:sz w:val="22"/>
-                <w:szCs w:val="22"/>
-              </w:rPr>
-              <w:t xml:space="preserve"> bir sonraki dönem için planlanmıştır.</w:t>
+              <w:t>Attention + LSTM + focal loss bir sonraki dönem için planlanmıştır.</w:t>
             </w:r>
           </w:p>
           <w:p>
@@ -9308,57 +5447,33 @@
                 <w:szCs w:val="22"/>
                 <w:lang w:val="tr-TR" w:eastAsia="ar-SA"/>
               </w:rPr>
-              <w:t>6.</w:t>
-            </w:r>
+              <w:t>6.6. Eğitim Konfigürasyonu</w:t>
+            </w:r>
+          </w:p>
+          <w:p>
+            <w:pPr>
+              <w:rPr>
+                <w:rFonts w:ascii="Liberation Serif" w:hAnsi="Liberation Serif"/>
+                <w:color w:val="000000"/>
+              </w:rPr>
+            </w:pPr>
+          </w:p>
+          <w:p>
+            <w:pPr>
+              <w:pStyle w:val="BodyText"/>
+              <w:rPr>
+                <w:rFonts w:ascii="Liberation Serif" w:hAnsi="Liberation Serif"/>
+                <w:color w:val="000000"/>
+              </w:rPr>
+            </w:pPr>
             <w:r>
               <w:rPr>
                 <w:rStyle w:val="Strong"/>
-                <w:rFonts w:ascii="Times New Roman" w:hAnsi="Times New Roman"/>
-                <w:b/>
-                <w:bCs/>
-                <w:color w:val="000000"/>
-                <w:sz w:val="22"/>
-                <w:szCs w:val="22"/>
-                <w:lang w:val="tr-TR" w:eastAsia="ar-SA"/>
-              </w:rPr>
-              <w:t>6. Eğitim Konfigürasyonu</w:t>
-            </w:r>
-          </w:p>
-          <w:p>
-            <w:pPr>
-              <w:rPr>
-                <w:rFonts w:ascii="Liberation Serif" w:hAnsi="Liberation Serif"/>
-                <w:color w:val="000000"/>
-              </w:rPr>
-            </w:pPr>
-          </w:p>
-          <w:p>
-            <w:pPr>
-              <w:pStyle w:val="BodyText"/>
-              <w:rPr>
-                <w:rFonts w:ascii="Liberation Serif" w:hAnsi="Liberation Serif"/>
-                <w:color w:val="000000"/>
-              </w:rPr>
-            </w:pPr>
-            <w:proofErr w:type="spellStart"/>
-            <w:r>
-              <w:rPr>
-                <w:rStyle w:val="Strong"/>
-                <w:color w:val="000000"/>
-                <w:sz w:val="22"/>
-                <w:szCs w:val="22"/>
-              </w:rPr>
-              <w:t>Hiperparametreler</w:t>
-            </w:r>
-            <w:proofErr w:type="spellEnd"/>
-            <w:r>
-              <w:rPr>
-                <w:rStyle w:val="Strong"/>
-                <w:color w:val="000000"/>
-                <w:sz w:val="22"/>
-                <w:szCs w:val="22"/>
-              </w:rPr>
-              <w:t>:</w:t>
+                <w:color w:val="000000"/>
+                <w:sz w:val="22"/>
+                <w:szCs w:val="22"/>
+              </w:rPr>
+              <w:t>Hiperparametreler:</w:t>
             </w:r>
           </w:p>
           <w:p>
@@ -9375,41 +5490,13 @@
                 <w:lang w:eastAsia="tr-TR"/>
               </w:rPr>
             </w:pPr>
-            <w:proofErr w:type="spellStart"/>
             <w:r>
               <w:rPr>
                 <w:sz w:val="22"/>
                 <w:szCs w:val="22"/>
                 <w:lang w:eastAsia="tr-TR"/>
               </w:rPr>
-              <w:t>Optimizer</w:t>
-            </w:r>
-            <w:proofErr w:type="spellEnd"/>
-            <w:r>
-              <w:rPr>
-                <w:sz w:val="22"/>
-                <w:szCs w:val="22"/>
-                <w:lang w:eastAsia="tr-TR"/>
-              </w:rPr>
-              <w:t>: Adam (β1=0.9, β2=0.999, ε=</w:t>
-            </w:r>
-            <w:proofErr w:type="gramStart"/>
-            <w:r>
-              <w:rPr>
-                <w:sz w:val="22"/>
-                <w:szCs w:val="22"/>
-                <w:lang w:eastAsia="tr-TR"/>
-              </w:rPr>
-              <w:t>1e</w:t>
-            </w:r>
-            <w:proofErr w:type="gramEnd"/>
-            <w:r>
-              <w:rPr>
-                <w:sz w:val="22"/>
-                <w:szCs w:val="22"/>
-                <w:lang w:eastAsia="tr-TR"/>
-              </w:rPr>
-              <w:t>-8)</w:t>
+              <w:t>Optimizer: Adam (β1=0.9, β2=0.999, ε=1e-8)</w:t>
             </w:r>
           </w:p>
           <w:p>
@@ -9432,79 +5519,7 @@
                 <w:szCs w:val="22"/>
                 <w:lang w:eastAsia="tr-TR"/>
               </w:rPr>
-              <w:t>Learning rate: 0.001 (</w:t>
-            </w:r>
-            <w:proofErr w:type="spellStart"/>
-            <w:r>
-              <w:rPr>
-                <w:sz w:val="22"/>
-                <w:szCs w:val="22"/>
-                <w:lang w:eastAsia="tr-TR"/>
-              </w:rPr>
-              <w:t>initial</w:t>
-            </w:r>
-            <w:proofErr w:type="spellEnd"/>
-            <w:r>
-              <w:rPr>
-                <w:sz w:val="22"/>
-                <w:szCs w:val="22"/>
-                <w:lang w:eastAsia="tr-TR"/>
-              </w:rPr>
-              <w:t xml:space="preserve">), </w:t>
-            </w:r>
-            <w:proofErr w:type="spellStart"/>
-            <w:r>
-              <w:rPr>
-                <w:sz w:val="22"/>
-                <w:szCs w:val="22"/>
-                <w:lang w:eastAsia="tr-TR"/>
-              </w:rPr>
-              <w:t>ReduceLROnPlateau</w:t>
-            </w:r>
-            <w:proofErr w:type="spellEnd"/>
-            <w:r>
-              <w:rPr>
-                <w:sz w:val="22"/>
-                <w:szCs w:val="22"/>
-                <w:lang w:eastAsia="tr-TR"/>
-              </w:rPr>
-              <w:t xml:space="preserve"> (</w:t>
-            </w:r>
-            <w:proofErr w:type="spellStart"/>
-            <w:r>
-              <w:rPr>
-                <w:sz w:val="22"/>
-                <w:szCs w:val="22"/>
-                <w:lang w:eastAsia="tr-TR"/>
-              </w:rPr>
-              <w:t>factor</w:t>
-            </w:r>
-            <w:proofErr w:type="spellEnd"/>
-            <w:r>
-              <w:rPr>
-                <w:sz w:val="22"/>
-                <w:szCs w:val="22"/>
-                <w:lang w:eastAsia="tr-TR"/>
-              </w:rPr>
-              <w:t xml:space="preserve">=0.5, </w:t>
-            </w:r>
-            <w:proofErr w:type="spellStart"/>
-            <w:r>
-              <w:rPr>
-                <w:sz w:val="22"/>
-                <w:szCs w:val="22"/>
-                <w:lang w:eastAsia="tr-TR"/>
-              </w:rPr>
-              <w:t>patience</w:t>
-            </w:r>
-            <w:proofErr w:type="spellEnd"/>
-            <w:r>
-              <w:rPr>
-                <w:sz w:val="22"/>
-                <w:szCs w:val="22"/>
-                <w:lang w:eastAsia="tr-TR"/>
-              </w:rPr>
-              <w:t>=5)</w:t>
+              <w:t>Learning rate: 0.001 (initial), ReduceLROnPlateau (factor=0.5, patience=5)</w:t>
             </w:r>
           </w:p>
           <w:p>
@@ -9521,23 +5536,13 @@
                 <w:lang w:eastAsia="tr-TR"/>
               </w:rPr>
             </w:pPr>
-            <w:proofErr w:type="spellStart"/>
             <w:r>
               <w:rPr>
                 <w:sz w:val="22"/>
                 <w:szCs w:val="22"/>
                 <w:lang w:eastAsia="tr-TR"/>
               </w:rPr>
-              <w:t>Batch</w:t>
-            </w:r>
-            <w:proofErr w:type="spellEnd"/>
-            <w:r>
-              <w:rPr>
-                <w:sz w:val="22"/>
-                <w:szCs w:val="22"/>
-                <w:lang w:eastAsia="tr-TR"/>
-              </w:rPr>
-              <w:t xml:space="preserve"> size: 64</w:t>
+              <w:t>Batch size: 64</w:t>
             </w:r>
           </w:p>
           <w:p>
@@ -9554,77 +5559,13 @@
                 <w:lang w:eastAsia="tr-TR"/>
               </w:rPr>
             </w:pPr>
-            <w:proofErr w:type="spellStart"/>
             <w:r>
               <w:rPr>
                 <w:sz w:val="22"/>
                 <w:szCs w:val="22"/>
                 <w:lang w:eastAsia="tr-TR"/>
               </w:rPr>
-              <w:t>Epochs</w:t>
-            </w:r>
-            <w:proofErr w:type="spellEnd"/>
-            <w:r>
-              <w:rPr>
-                <w:sz w:val="22"/>
-                <w:szCs w:val="22"/>
-                <w:lang w:eastAsia="tr-TR"/>
-              </w:rPr>
-              <w:t>: 100 (</w:t>
-            </w:r>
-            <w:proofErr w:type="spellStart"/>
-            <w:r>
-              <w:rPr>
-                <w:sz w:val="22"/>
-                <w:szCs w:val="22"/>
-                <w:lang w:eastAsia="tr-TR"/>
-              </w:rPr>
-              <w:t>early</w:t>
-            </w:r>
-            <w:proofErr w:type="spellEnd"/>
-            <w:r>
-              <w:rPr>
-                <w:sz w:val="22"/>
-                <w:szCs w:val="22"/>
-                <w:lang w:eastAsia="tr-TR"/>
-              </w:rPr>
-              <w:t xml:space="preserve"> </w:t>
-            </w:r>
-            <w:proofErr w:type="spellStart"/>
-            <w:r>
-              <w:rPr>
-                <w:sz w:val="22"/>
-                <w:szCs w:val="22"/>
-                <w:lang w:eastAsia="tr-TR"/>
-              </w:rPr>
-              <w:t>stopping</w:t>
-            </w:r>
-            <w:proofErr w:type="spellEnd"/>
-            <w:r>
-              <w:rPr>
-                <w:sz w:val="22"/>
-                <w:szCs w:val="22"/>
-                <w:lang w:eastAsia="tr-TR"/>
-              </w:rPr>
-              <w:t xml:space="preserve"> </w:t>
-            </w:r>
-            <w:proofErr w:type="spellStart"/>
-            <w:r>
-              <w:rPr>
-                <w:sz w:val="22"/>
-                <w:szCs w:val="22"/>
-                <w:lang w:eastAsia="tr-TR"/>
-              </w:rPr>
-              <w:t>patience</w:t>
-            </w:r>
-            <w:proofErr w:type="spellEnd"/>
-            <w:r>
-              <w:rPr>
-                <w:sz w:val="22"/>
-                <w:szCs w:val="22"/>
-                <w:lang w:eastAsia="tr-TR"/>
-              </w:rPr>
-              <w:t>=10)</w:t>
+              <w:t>Epochs: 100 (early stopping patience=10)</w:t>
             </w:r>
           </w:p>
           <w:p>
@@ -9641,103 +5582,13 @@
                 <w:lang w:eastAsia="tr-TR"/>
               </w:rPr>
             </w:pPr>
-            <w:proofErr w:type="spellStart"/>
             <w:r>
               <w:rPr>
                 <w:sz w:val="22"/>
                 <w:szCs w:val="22"/>
                 <w:lang w:eastAsia="tr-TR"/>
               </w:rPr>
-              <w:t>Loss</w:t>
-            </w:r>
-            <w:proofErr w:type="spellEnd"/>
-            <w:r>
-              <w:rPr>
-                <w:sz w:val="22"/>
-                <w:szCs w:val="22"/>
-                <w:lang w:eastAsia="tr-TR"/>
-              </w:rPr>
-              <w:t xml:space="preserve"> </w:t>
-            </w:r>
-            <w:proofErr w:type="spellStart"/>
-            <w:r>
-              <w:rPr>
-                <w:sz w:val="22"/>
-                <w:szCs w:val="22"/>
-                <w:lang w:eastAsia="tr-TR"/>
-              </w:rPr>
-              <w:t>function</w:t>
-            </w:r>
-            <w:proofErr w:type="spellEnd"/>
-            <w:r>
-              <w:rPr>
-                <w:sz w:val="22"/>
-                <w:szCs w:val="22"/>
-                <w:lang w:eastAsia="tr-TR"/>
-              </w:rPr>
-              <w:t xml:space="preserve">: </w:t>
-            </w:r>
-            <w:proofErr w:type="spellStart"/>
-            <w:r>
-              <w:rPr>
-                <w:sz w:val="22"/>
-                <w:szCs w:val="22"/>
-                <w:lang w:eastAsia="tr-TR"/>
-              </w:rPr>
-              <w:t>Binary</w:t>
-            </w:r>
-            <w:proofErr w:type="spellEnd"/>
-            <w:r>
-              <w:rPr>
-                <w:sz w:val="22"/>
-                <w:szCs w:val="22"/>
-                <w:lang w:eastAsia="tr-TR"/>
-              </w:rPr>
-              <w:t xml:space="preserve"> </w:t>
-            </w:r>
-            <w:r>
-              <w:rPr>
-                <w:sz w:val="22"/>
-                <w:szCs w:val="22"/>
-                <w:lang w:eastAsia="tr-TR"/>
-              </w:rPr>
-              <w:t>Cross-</w:t>
-            </w:r>
-            <w:proofErr w:type="spellStart"/>
-            <w:r>
-              <w:rPr>
-                <w:sz w:val="22"/>
-                <w:szCs w:val="22"/>
-                <w:lang w:eastAsia="tr-TR"/>
-              </w:rPr>
-              <w:t>Entropy</w:t>
-            </w:r>
-            <w:proofErr w:type="spellEnd"/>
-            <w:r>
-              <w:rPr>
-                <w:sz w:val="22"/>
-                <w:szCs w:val="22"/>
-                <w:lang w:eastAsia="tr-TR"/>
-              </w:rPr>
-              <w:t xml:space="preserve"> (</w:t>
-            </w:r>
-            <w:proofErr w:type="spellStart"/>
-            <w:r>
-              <w:rPr>
-                <w:sz w:val="22"/>
-                <w:szCs w:val="22"/>
-                <w:lang w:eastAsia="tr-TR"/>
-              </w:rPr>
-              <w:t>multi-label</w:t>
-            </w:r>
-            <w:proofErr w:type="spellEnd"/>
-            <w:r>
-              <w:rPr>
-                <w:sz w:val="22"/>
-                <w:szCs w:val="22"/>
-                <w:lang w:eastAsia="tr-TR"/>
-              </w:rPr>
-              <w:t>)</w:t>
+              <w:t>Loss function: Binary Cross-Entropy (multi-label)</w:t>
             </w:r>
           </w:p>
           <w:p>
@@ -9760,72 +5611,8 @@
                 <w:szCs w:val="22"/>
                 <w:lang w:eastAsia="tr-TR"/>
               </w:rPr>
-              <w:t xml:space="preserve">Class </w:t>
-            </w:r>
-            <w:proofErr w:type="spellStart"/>
-            <w:r>
-              <w:rPr>
-                <w:sz w:val="22"/>
-                <w:szCs w:val="22"/>
-                <w:lang w:eastAsia="tr-TR"/>
-              </w:rPr>
-              <w:t>weights</w:t>
-            </w:r>
-            <w:proofErr w:type="spellEnd"/>
-            <w:r>
-              <w:rPr>
-                <w:sz w:val="22"/>
-                <w:szCs w:val="22"/>
-                <w:lang w:eastAsia="tr-TR"/>
-              </w:rPr>
-              <w:t xml:space="preserve">: </w:t>
-            </w:r>
-            <w:proofErr w:type="spellStart"/>
-            <w:r>
-              <w:rPr>
-                <w:sz w:val="22"/>
-                <w:szCs w:val="22"/>
-                <w:lang w:eastAsia="tr-TR"/>
-              </w:rPr>
-              <w:t>Inverse</w:t>
-            </w:r>
-            <w:proofErr w:type="spellEnd"/>
-            <w:r>
-              <w:rPr>
-                <w:sz w:val="22"/>
-                <w:szCs w:val="22"/>
-                <w:lang w:eastAsia="tr-TR"/>
-              </w:rPr>
-              <w:t xml:space="preserve"> </w:t>
-            </w:r>
-            <w:proofErr w:type="spellStart"/>
-            <w:r>
-              <w:rPr>
-                <w:sz w:val="22"/>
-                <w:szCs w:val="22"/>
-                <w:lang w:eastAsia="tr-TR"/>
-              </w:rPr>
-              <w:t>frequency</w:t>
-            </w:r>
-            <w:proofErr w:type="spellEnd"/>
-            <w:r>
-              <w:rPr>
-                <w:sz w:val="22"/>
-                <w:szCs w:val="22"/>
-                <w:lang w:eastAsia="tr-TR"/>
-              </w:rPr>
-              <w:t xml:space="preserve"> </w:t>
-            </w:r>
-            <w:proofErr w:type="spellStart"/>
-            <w:r>
-              <w:rPr>
-                <w:sz w:val="22"/>
-                <w:szCs w:val="22"/>
-                <w:lang w:eastAsia="tr-TR"/>
-              </w:rPr>
-              <w:t>weighting</w:t>
-            </w:r>
-            <w:proofErr w:type="spellEnd"/>
+              <w:t>Class weights: Inverse frequency weighting</w:t>
+            </w:r>
           </w:p>
           <w:p>
             <w:pPr>
@@ -9842,28 +5629,7 @@
                 <w:sz w:val="22"/>
                 <w:szCs w:val="22"/>
               </w:rPr>
-              <w:lastRenderedPageBreak/>
-              <w:t>Düzenleme (</w:t>
-            </w:r>
-            <w:proofErr w:type="spellStart"/>
-            <w:r>
-              <w:rPr>
-                <w:rStyle w:val="Strong"/>
-                <w:color w:val="000000"/>
-                <w:sz w:val="22"/>
-                <w:szCs w:val="22"/>
-              </w:rPr>
-              <w:t>Regularization</w:t>
-            </w:r>
-            <w:proofErr w:type="spellEnd"/>
-            <w:r>
-              <w:rPr>
-                <w:rStyle w:val="Strong"/>
-                <w:color w:val="000000"/>
-                <w:sz w:val="22"/>
-                <w:szCs w:val="22"/>
-              </w:rPr>
-              <w:t>):</w:t>
+              <w:t>Düzenleme (Regularization):</w:t>
             </w:r>
           </w:p>
           <w:p>
@@ -9880,23 +5646,13 @@
                 <w:lang w:eastAsia="tr-TR"/>
               </w:rPr>
             </w:pPr>
-            <w:proofErr w:type="spellStart"/>
             <w:r>
               <w:rPr>
                 <w:sz w:val="22"/>
                 <w:szCs w:val="22"/>
                 <w:lang w:eastAsia="tr-TR"/>
               </w:rPr>
-              <w:t>Dropout</w:t>
-            </w:r>
-            <w:proofErr w:type="spellEnd"/>
-            <w:r>
-              <w:rPr>
-                <w:sz w:val="22"/>
-                <w:szCs w:val="22"/>
-                <w:lang w:eastAsia="tr-TR"/>
-              </w:rPr>
-              <w:t>: 0.3-0.5 (farklı katmanlarda)</w:t>
+              <w:t>Dropout: 0.3-0.5 (farklı katmanlarda)</w:t>
             </w:r>
           </w:p>
           <w:p>
@@ -9919,25 +5675,8 @@
                 <w:szCs w:val="22"/>
                 <w:lang w:eastAsia="tr-TR"/>
               </w:rPr>
-              <w:t xml:space="preserve">L2 </w:t>
-            </w:r>
-            <w:proofErr w:type="spellStart"/>
-            <w:r>
-              <w:rPr>
-                <w:sz w:val="22"/>
-                <w:szCs w:val="22"/>
-                <w:lang w:eastAsia="tr-TR"/>
-              </w:rPr>
-              <w:t>regularization</w:t>
-            </w:r>
-            <w:proofErr w:type="spellEnd"/>
-            <w:r>
-              <w:rPr>
-                <w:sz w:val="22"/>
-                <w:szCs w:val="22"/>
-                <w:lang w:eastAsia="tr-TR"/>
-              </w:rPr>
-              <w:t>: λ=0.0001</w:t>
+              <w:lastRenderedPageBreak/>
+              <w:t>L2 regularization: λ=0.0001</w:t>
             </w:r>
           </w:p>
           <w:p>
@@ -9954,34 +5693,14 @@
                 <w:lang w:eastAsia="tr-TR"/>
               </w:rPr>
             </w:pPr>
-            <w:proofErr w:type="spellStart"/>
             <w:r>
               <w:rPr>
                 <w:sz w:val="22"/>
                 <w:szCs w:val="22"/>
                 <w:lang w:eastAsia="tr-TR"/>
               </w:rPr>
-              <w:t>Batch</w:t>
-            </w:r>
-            <w:proofErr w:type="spellEnd"/>
-            <w:r>
-              <w:rPr>
-                <w:sz w:val="22"/>
-                <w:szCs w:val="22"/>
-                <w:lang w:eastAsia="tr-TR"/>
-              </w:rPr>
-              <w:t xml:space="preserve"> </w:t>
-            </w:r>
-            <w:proofErr w:type="spellStart"/>
-            <w:r>
-              <w:rPr>
-                <w:sz w:val="22"/>
-                <w:szCs w:val="22"/>
-                <w:lang w:eastAsia="tr-TR"/>
-              </w:rPr>
-              <w:t>normalization</w:t>
-            </w:r>
-            <w:proofErr w:type="spellEnd"/>
+              <w:t>Batch normalization</w:t>
+            </w:r>
           </w:p>
           <w:p>
             <w:pPr>
@@ -10003,18 +5722,8 @@
                 <w:szCs w:val="22"/>
                 <w:lang w:eastAsia="tr-TR"/>
               </w:rPr>
-              <w:t xml:space="preserve">Data </w:t>
-            </w:r>
-            <w:proofErr w:type="spellStart"/>
-            <w:r>
-              <w:rPr>
-                <w:sz w:val="22"/>
-                <w:szCs w:val="22"/>
-                <w:lang w:eastAsia="tr-TR"/>
-              </w:rPr>
-              <w:t>augmentation</w:t>
-            </w:r>
-            <w:proofErr w:type="spellEnd"/>
+              <w:t>Data augmentation</w:t>
+            </w:r>
           </w:p>
           <w:p>
             <w:pPr>
@@ -10064,20 +5773,7 @@
                 <w:szCs w:val="22"/>
                 <w:lang w:val="tr-TR" w:eastAsia="ar-SA"/>
               </w:rPr>
-              <w:t>6.7. Değerlendi</w:t>
-            </w:r>
-            <w:r>
-              <w:rPr>
-                <w:rStyle w:val="Strong"/>
-                <w:rFonts w:ascii="Times New Roman" w:hAnsi="Times New Roman"/>
-                <w:b/>
-                <w:bCs/>
-                <w:color w:val="000000"/>
-                <w:sz w:val="22"/>
-                <w:szCs w:val="22"/>
-                <w:lang w:val="tr-TR" w:eastAsia="ar-SA"/>
-              </w:rPr>
-              <w:t>rme Metrikleri</w:t>
+              <w:t>6.7. Değerlendirme Metrikleri</w:t>
             </w:r>
           </w:p>
           <w:p>
@@ -10125,7 +5821,6 @@
                 <w:szCs w:val="22"/>
               </w:rPr>
             </w:pPr>
-            <w:proofErr w:type="spellStart"/>
             <w:r>
               <w:rPr>
                 <w:rFonts w:ascii="Liberation Serif" w:hAnsi="Liberation Serif"/>
@@ -10133,17 +5828,7 @@
                 <w:sz w:val="22"/>
                 <w:szCs w:val="22"/>
               </w:rPr>
-              <w:t>Accuracy</w:t>
-            </w:r>
-            <w:proofErr w:type="spellEnd"/>
-            <w:r>
-              <w:rPr>
-                <w:rFonts w:ascii="Liberation Serif" w:hAnsi="Liberation Serif"/>
-                <w:color w:val="000000"/>
-                <w:sz w:val="22"/>
-                <w:szCs w:val="22"/>
-              </w:rPr>
-              <w:t>: (TP + TN) / (TP + TN + FP + FN)</w:t>
+              <w:t>Accuracy: (TP + TN) / (TP + TN + FP + FN)</w:t>
             </w:r>
           </w:p>
           <w:p>
@@ -10190,7 +5875,6 @@
                 <w:szCs w:val="22"/>
               </w:rPr>
             </w:pPr>
-            <w:proofErr w:type="spellStart"/>
             <w:r>
               <w:rPr>
                 <w:rFonts w:ascii="Liberation Serif" w:hAnsi="Liberation Serif"/>
@@ -10198,37 +5882,7 @@
                 <w:sz w:val="22"/>
                 <w:szCs w:val="22"/>
               </w:rPr>
-              <w:t>Recall</w:t>
-            </w:r>
-            <w:proofErr w:type="spellEnd"/>
-            <w:r>
-              <w:rPr>
-                <w:rFonts w:ascii="Liberation Serif" w:hAnsi="Liberation Serif"/>
-                <w:color w:val="000000"/>
-                <w:sz w:val="22"/>
-                <w:szCs w:val="22"/>
-              </w:rPr>
-              <w:t xml:space="preserve"> (</w:t>
-            </w:r>
-            <w:proofErr w:type="spellStart"/>
-            <w:r>
-              <w:rPr>
-                <w:rFonts w:ascii="Liberation Serif" w:hAnsi="Liberation Serif"/>
-                <w:color w:val="000000"/>
-                <w:sz w:val="22"/>
-                <w:szCs w:val="22"/>
-              </w:rPr>
-              <w:t>Sensitivity</w:t>
-            </w:r>
-            <w:proofErr w:type="spellEnd"/>
-            <w:r>
-              <w:rPr>
-                <w:rFonts w:ascii="Liberation Serif" w:hAnsi="Liberation Serif"/>
-                <w:color w:val="000000"/>
-                <w:sz w:val="22"/>
-                <w:szCs w:val="22"/>
-              </w:rPr>
-              <w:t>): TP / (TP + FN)</w:t>
+              <w:t>Recall (Sensitivity): TP / (TP + FN)</w:t>
             </w:r>
           </w:p>
           <w:p>
@@ -10248,7 +5902,6 @@
                 <w:szCs w:val="22"/>
               </w:rPr>
             </w:pPr>
-            <w:proofErr w:type="spellStart"/>
             <w:r>
               <w:rPr>
                 <w:rFonts w:ascii="Liberation Serif" w:hAnsi="Liberation Serif"/>
@@ -10256,17 +5909,7 @@
                 <w:sz w:val="22"/>
                 <w:szCs w:val="22"/>
               </w:rPr>
-              <w:t>Specificity</w:t>
-            </w:r>
-            <w:proofErr w:type="spellEnd"/>
-            <w:r>
-              <w:rPr>
-                <w:rFonts w:ascii="Liberation Serif" w:hAnsi="Liberation Serif"/>
-                <w:color w:val="000000"/>
-                <w:sz w:val="22"/>
-                <w:szCs w:val="22"/>
-              </w:rPr>
-              <w:t>: TN / (TN + FP)</w:t>
+              <w:t>Specificity: TN / (TN + FP)</w:t>
             </w:r>
           </w:p>
           <w:p>
@@ -10293,47 +5936,7 @@
                 <w:sz w:val="22"/>
                 <w:szCs w:val="22"/>
               </w:rPr>
-              <w:t xml:space="preserve">F1-score: 2 × (Precision × </w:t>
-            </w:r>
-            <w:proofErr w:type="spellStart"/>
-            <w:r>
-              <w:rPr>
-                <w:rFonts w:ascii="Liberation Serif" w:hAnsi="Liberation Serif"/>
-                <w:color w:val="000000"/>
-                <w:sz w:val="22"/>
-                <w:szCs w:val="22"/>
-              </w:rPr>
-              <w:t>Recall</w:t>
-            </w:r>
-            <w:proofErr w:type="spellEnd"/>
-            <w:r>
-              <w:rPr>
-                <w:rFonts w:ascii="Liberation Serif" w:hAnsi="Liberation Serif"/>
-                <w:color w:val="000000"/>
-                <w:sz w:val="22"/>
-                <w:szCs w:val="22"/>
-              </w:rPr>
-              <w:t xml:space="preserve">) / (Precision + </w:t>
-            </w:r>
-            <w:proofErr w:type="spellStart"/>
-            <w:r>
-              <w:rPr>
-                <w:rFonts w:ascii="Liberation Serif" w:hAnsi="Liberation Serif"/>
-                <w:color w:val="000000"/>
-                <w:sz w:val="22"/>
-                <w:szCs w:val="22"/>
-              </w:rPr>
-              <w:t>Recall</w:t>
-            </w:r>
-            <w:proofErr w:type="spellEnd"/>
-            <w:r>
-              <w:rPr>
-                <w:rFonts w:ascii="Liberation Serif" w:hAnsi="Liberation Serif"/>
-                <w:color w:val="000000"/>
-                <w:sz w:val="22"/>
-                <w:szCs w:val="22"/>
-              </w:rPr>
-              <w:t>)</w:t>
+              <w:t>F1-score: 2 × (Precision × Recall) / (Precision + Recall)</w:t>
             </w:r>
           </w:p>
           <w:p>
@@ -10360,88 +5963,8 @@
                 <w:sz w:val="22"/>
                 <w:szCs w:val="22"/>
               </w:rPr>
-              <w:t xml:space="preserve">AUC-ROC: </w:t>
-            </w:r>
-            <w:proofErr w:type="spellStart"/>
-            <w:r>
-              <w:rPr>
-                <w:rFonts w:ascii="Liberation Serif" w:hAnsi="Liberation Serif"/>
-                <w:color w:val="000000"/>
-                <w:sz w:val="22"/>
-                <w:szCs w:val="22"/>
-              </w:rPr>
-              <w:t>Area</w:t>
-            </w:r>
-            <w:proofErr w:type="spellEnd"/>
-            <w:r>
-              <w:rPr>
-                <w:rFonts w:ascii="Liberation Serif" w:hAnsi="Liberation Serif"/>
-                <w:color w:val="000000"/>
-                <w:sz w:val="22"/>
-                <w:szCs w:val="22"/>
-              </w:rPr>
-              <w:t xml:space="preserve"> </w:t>
-            </w:r>
-            <w:r>
-              <w:rPr>
-                <w:rFonts w:ascii="Liberation Serif" w:hAnsi="Liberation Serif"/>
-                <w:color w:val="000000"/>
-                <w:sz w:val="22"/>
-                <w:szCs w:val="22"/>
-              </w:rPr>
-              <w:t xml:space="preserve">Under </w:t>
-            </w:r>
-            <w:proofErr w:type="spellStart"/>
-            <w:r>
-              <w:rPr>
-                <w:rFonts w:ascii="Liberation Serif" w:hAnsi="Liberation Serif"/>
-                <w:color w:val="000000"/>
-                <w:sz w:val="22"/>
-                <w:szCs w:val="22"/>
-              </w:rPr>
-              <w:t>Receiver</w:t>
-            </w:r>
-            <w:proofErr w:type="spellEnd"/>
-            <w:r>
-              <w:rPr>
-                <w:rFonts w:ascii="Liberation Serif" w:hAnsi="Liberation Serif"/>
-                <w:color w:val="000000"/>
-                <w:sz w:val="22"/>
-                <w:szCs w:val="22"/>
-              </w:rPr>
-              <w:t xml:space="preserve"> Operating </w:t>
-            </w:r>
-            <w:proofErr w:type="spellStart"/>
-            <w:r>
-              <w:rPr>
-                <w:rFonts w:ascii="Liberation Serif" w:hAnsi="Liberation Serif"/>
-                <w:color w:val="000000"/>
-                <w:sz w:val="22"/>
-                <w:szCs w:val="22"/>
-              </w:rPr>
-              <w:t>Characteristic</w:t>
-            </w:r>
-            <w:proofErr w:type="spellEnd"/>
-            <w:r>
-              <w:rPr>
-                <w:rFonts w:ascii="Liberation Serif" w:hAnsi="Liberation Serif"/>
-                <w:color w:val="000000"/>
-                <w:sz w:val="22"/>
-                <w:szCs w:val="22"/>
-              </w:rPr>
-              <w:t xml:space="preserve"> </w:t>
-            </w:r>
-            <w:proofErr w:type="spellStart"/>
-            <w:r>
-              <w:rPr>
-                <w:rFonts w:ascii="Liberation Serif" w:hAnsi="Liberation Serif"/>
-                <w:color w:val="000000"/>
-                <w:sz w:val="22"/>
-                <w:szCs w:val="22"/>
-              </w:rPr>
-              <w:t>Curve</w:t>
-            </w:r>
-            <w:proofErr w:type="spellEnd"/>
+              <w:t>AUC-ROC: Area Under Receiver Operating Characteristic Curve</w:t>
+            </w:r>
           </w:p>
           <w:p>
             <w:pPr>
@@ -10465,54 +5988,8 @@
                 <w:sz w:val="22"/>
                 <w:szCs w:val="22"/>
               </w:rPr>
-              <w:t xml:space="preserve">AUC-PR: </w:t>
-            </w:r>
-            <w:proofErr w:type="spellStart"/>
-            <w:r>
-              <w:rPr>
-                <w:color w:val="000000"/>
-                <w:sz w:val="22"/>
-                <w:szCs w:val="22"/>
-              </w:rPr>
-              <w:t>Area</w:t>
-            </w:r>
-            <w:proofErr w:type="spellEnd"/>
-            <w:r>
-              <w:rPr>
-                <w:color w:val="000000"/>
-                <w:sz w:val="22"/>
-                <w:szCs w:val="22"/>
-              </w:rPr>
-              <w:t xml:space="preserve"> Under Precision-</w:t>
-            </w:r>
-            <w:proofErr w:type="spellStart"/>
-            <w:r>
-              <w:rPr>
-                <w:color w:val="000000"/>
-                <w:sz w:val="22"/>
-                <w:szCs w:val="22"/>
-              </w:rPr>
-              <w:t>Recall</w:t>
-            </w:r>
-            <w:proofErr w:type="spellEnd"/>
-            <w:r>
-              <w:rPr>
-                <w:color w:val="000000"/>
-                <w:sz w:val="22"/>
-                <w:szCs w:val="22"/>
-              </w:rPr>
-              <w:t xml:space="preserve"> </w:t>
-            </w:r>
-            <w:proofErr w:type="spellStart"/>
-            <w:r>
-              <w:rPr>
-                <w:color w:val="000000"/>
-                <w:sz w:val="22"/>
-                <w:szCs w:val="22"/>
-              </w:rPr>
-              <w:t>Curve</w:t>
-            </w:r>
-            <w:proofErr w:type="spellEnd"/>
+              <w:t>AUC-PR: Area Under Precision-Recall Curve</w:t>
+            </w:r>
           </w:p>
         </w:tc>
       </w:tr>
@@ -10644,17 +6121,7 @@
                 <w:sz w:val="22"/>
                 <w:szCs w:val="22"/>
               </w:rPr>
-              <w:t xml:space="preserve">Tez çalışmalarının, tez önerisinde yer alan başlıca taslak plana (ana bölümler ve alt bölümler) göre önerilen zamanlamanın plana uygun gidip </w:t>
-            </w:r>
-            <w:r>
-              <w:rPr>
-                <w:rFonts w:ascii="Liberation Serif" w:hAnsi="Liberation Serif"/>
-                <w:i/>
-                <w:color w:val="000000"/>
-                <w:sz w:val="22"/>
-                <w:szCs w:val="22"/>
-              </w:rPr>
-              <w:t>gitmediği, gitmediyse nedenleri ve çözümleri verilmelidir.</w:t>
+              <w:t>Tez çalışmalarının, tez önerisinde yer alan başlıca taslak plana (ana bölümler ve alt bölümler) göre önerilen zamanlamanın plana uygun gidip gitmediği, gitmediyse nedenleri ve çözümleri verilmelidir.</w:t>
             </w:r>
           </w:p>
         </w:tc>
@@ -10751,16 +6218,7 @@
                 <w:szCs w:val="22"/>
                 <w:lang w:eastAsia="tr-TR"/>
               </w:rPr>
-              <w:t>Tez çalışmaları, toplam 32 haftalık (8 aylık, 2 dönem) bir süreçte planlanmıştır. Ara rapor dönemi (16. hafta) itibarıyla, çalışmalarımız belirlediğimiz takvime uygun bir şekilde ilerlemekt</w:t>
-            </w:r>
-            <w:r>
-              <w:rPr>
-                <w:color w:val="000000"/>
-                <w:sz w:val="22"/>
-                <w:szCs w:val="22"/>
-                <w:lang w:eastAsia="tr-TR"/>
-              </w:rPr>
-              <w:t>edir.</w:t>
+              <w:t>Tez çalışmaları, toplam 32 haftalık (8 aylık, 2 dönem) bir süreçte planlanmıştır. Ara rapor dönemi (16. hafta) itibarıyla, çalışmalarımız belirlediğimiz takvime uygun bir şekilde ilerlemektedir.</w:t>
             </w:r>
           </w:p>
           <w:p>
@@ -10787,16 +6245,7 @@
                 <w:sz w:val="22"/>
                 <w:szCs w:val="22"/>
               </w:rPr>
-              <w:t xml:space="preserve">DÖNEM 1: </w:t>
-            </w:r>
-            <w:r>
-              <w:rPr>
-                <w:rStyle w:val="Strong"/>
-                <w:color w:val="000000"/>
-                <w:sz w:val="22"/>
-                <w:szCs w:val="22"/>
-              </w:rPr>
-              <w:t>Güz 2025 (Hafta 1-16): Tamamlandı.</w:t>
+              <w:t>DÖNEM 1: Güz 2025 (Hafta 1-16): Tamamlandı.</w:t>
             </w:r>
           </w:p>
           <w:p>
@@ -10852,79 +6301,7 @@
                 <w:sz w:val="22"/>
                 <w:szCs w:val="22"/>
               </w:rPr>
-              <w:t xml:space="preserve">1D-CNN </w:t>
-            </w:r>
-            <w:proofErr w:type="spellStart"/>
-            <w:r>
-              <w:rPr>
-                <w:color w:val="000000"/>
-                <w:sz w:val="22"/>
-                <w:szCs w:val="22"/>
-              </w:rPr>
-              <w:t>baseline</w:t>
-            </w:r>
-            <w:proofErr w:type="spellEnd"/>
-            <w:r>
-              <w:rPr>
-                <w:color w:val="000000"/>
-                <w:sz w:val="22"/>
-                <w:szCs w:val="22"/>
-              </w:rPr>
-              <w:t xml:space="preserve"> (</w:t>
-            </w:r>
-            <w:proofErr w:type="spellStart"/>
-            <w:r>
-              <w:rPr>
-                <w:color w:val="000000"/>
-                <w:sz w:val="22"/>
-                <w:szCs w:val="22"/>
-              </w:rPr>
-              <w:t>len</w:t>
-            </w:r>
-            <w:proofErr w:type="spellEnd"/>
-            <w:r>
-              <w:rPr>
-                <w:color w:val="000000"/>
-                <w:sz w:val="22"/>
-                <w:szCs w:val="22"/>
-              </w:rPr>
-              <w:t xml:space="preserve">=5000): Test </w:t>
-            </w:r>
-            <w:proofErr w:type="spellStart"/>
-            <w:r>
-              <w:rPr>
-                <w:color w:val="000000"/>
-                <w:sz w:val="22"/>
-                <w:szCs w:val="22"/>
-              </w:rPr>
-              <w:t>Acc</w:t>
-            </w:r>
-            <w:proofErr w:type="spellEnd"/>
-            <w:r>
-              <w:rPr>
-                <w:color w:val="000000"/>
-                <w:sz w:val="22"/>
-                <w:szCs w:val="22"/>
-              </w:rPr>
-              <w:t xml:space="preserve"> </w:t>
-            </w:r>
-            <w:proofErr w:type="gramStart"/>
-            <w:r>
-              <w:rPr>
-                <w:color w:val="000000"/>
-                <w:sz w:val="22"/>
-                <w:szCs w:val="22"/>
-              </w:rPr>
-              <w:t>%88.43</w:t>
-            </w:r>
-            <w:proofErr w:type="gramEnd"/>
-            <w:r>
-              <w:rPr>
-                <w:color w:val="000000"/>
-                <w:sz w:val="22"/>
-                <w:szCs w:val="22"/>
-              </w:rPr>
-              <w:t>, Macro F1 0.8713.</w:t>
+              <w:t>1D-CNN baseline (len=5000): Test Acc %88.43, Macro F1 0.8713.</w:t>
             </w:r>
           </w:p>
           <w:p>
@@ -10957,16 +6334,7 @@
                 <w:sz w:val="22"/>
                 <w:szCs w:val="22"/>
               </w:rPr>
-              <w:t xml:space="preserve">DÖNEM 2: </w:t>
-            </w:r>
-            <w:r>
-              <w:rPr>
-                <w:rStyle w:val="Strong"/>
-                <w:color w:val="000000"/>
-                <w:sz w:val="22"/>
-                <w:szCs w:val="22"/>
-              </w:rPr>
-              <w:t>Bahar 2026 (Hafta 17-32)</w:t>
+              <w:t>DÖNEM 2: Bahar 2026 (Hafta 17-32)</w:t>
             </w:r>
           </w:p>
           <w:p>
@@ -10984,35 +6352,7 @@
               <w:rPr>
                 <w:sz w:val="22"/>
               </w:rPr>
-              <w:t xml:space="preserve">Hafta 17-20: </w:t>
-            </w:r>
-            <w:proofErr w:type="spellStart"/>
-            <w:r>
-              <w:rPr>
-                <w:sz w:val="22"/>
-              </w:rPr>
-              <w:t>Baseline</w:t>
-            </w:r>
-            <w:proofErr w:type="spellEnd"/>
-            <w:r>
-              <w:rPr>
-                <w:sz w:val="22"/>
-              </w:rPr>
-              <w:t xml:space="preserve"> </w:t>
-            </w:r>
-            <w:proofErr w:type="spellStart"/>
-            <w:r>
-              <w:rPr>
-                <w:sz w:val="22"/>
-              </w:rPr>
-              <w:t>tekrarlanabilirlik</w:t>
-            </w:r>
-            <w:proofErr w:type="spellEnd"/>
-            <w:r>
-              <w:rPr>
-                <w:sz w:val="22"/>
-              </w:rPr>
-              <w:t xml:space="preserve"> doğrulaması, 11 sınıflık başarısızlık haritası (v3 raporu).</w:t>
+              <w:t>Hafta 17-20: Baseline tekrarlanabilirlik doğrulaması, 11 sınıflık başarısızlık haritası (v3 raporu).</w:t>
             </w:r>
           </w:p>
           <w:p>
@@ -11056,237 +6396,7 @@
               <w:rPr>
                 <w:sz w:val="22"/>
               </w:rPr>
-              <w:t>: Anti-</w:t>
-            </w:r>
-            <w:proofErr w:type="spellStart"/>
-            <w:r>
-              <w:rPr>
-                <w:sz w:val="22"/>
-              </w:rPr>
-              <w:t>aliased</w:t>
-            </w:r>
-            <w:proofErr w:type="spellEnd"/>
-            <w:r>
-              <w:rPr>
-                <w:sz w:val="22"/>
-              </w:rPr>
-              <w:t xml:space="preserve"> </w:t>
-            </w:r>
-            <w:proofErr w:type="spellStart"/>
-            <w:r>
-              <w:rPr>
-                <w:sz w:val="22"/>
-              </w:rPr>
-              <w:t>decimation</w:t>
-            </w:r>
-            <w:proofErr w:type="spellEnd"/>
-            <w:r>
-              <w:rPr>
-                <w:sz w:val="22"/>
-              </w:rPr>
-              <w:t xml:space="preserve"> deneyi — </w:t>
-            </w:r>
-            <w:proofErr w:type="spellStart"/>
-            <w:r>
-              <w:rPr>
-                <w:sz w:val="22"/>
-              </w:rPr>
-              <w:t>len</w:t>
-            </w:r>
-            <w:proofErr w:type="spellEnd"/>
-            <w:r>
-              <w:rPr>
-                <w:sz w:val="22"/>
-              </w:rPr>
-              <w:t>=1000 (</w:t>
-            </w:r>
-            <w:proofErr w:type="gramStart"/>
-            <w:r>
-              <w:rPr>
-                <w:sz w:val="22"/>
-              </w:rPr>
-              <w:t>%97.22</w:t>
-            </w:r>
-            <w:proofErr w:type="gramEnd"/>
-            <w:r>
-              <w:rPr>
-                <w:sz w:val="22"/>
-              </w:rPr>
-              <w:t xml:space="preserve">), </w:t>
-            </w:r>
-            <w:proofErr w:type="spellStart"/>
-            <w:r>
-              <w:rPr>
-                <w:sz w:val="22"/>
-              </w:rPr>
-              <w:t>len</w:t>
-            </w:r>
-            <w:proofErr w:type="spellEnd"/>
-            <w:r>
-              <w:rPr>
-                <w:sz w:val="22"/>
-              </w:rPr>
-              <w:t xml:space="preserve">=500 (%97.34), </w:t>
-            </w:r>
-            <w:proofErr w:type="spellStart"/>
-            <w:r>
-              <w:rPr>
-                <w:sz w:val="22"/>
-              </w:rPr>
-              <w:t>len</w:t>
-            </w:r>
-            <w:proofErr w:type="spellEnd"/>
-            <w:r>
-              <w:rPr>
-                <w:sz w:val="22"/>
-              </w:rPr>
-              <w:t xml:space="preserve">=500 + 4 </w:t>
-            </w:r>
-            <w:proofErr w:type="spellStart"/>
-            <w:r>
-              <w:rPr>
-                <w:sz w:val="22"/>
-              </w:rPr>
-              <w:t>workers</w:t>
-            </w:r>
-            <w:proofErr w:type="spellEnd"/>
-            <w:r>
-              <w:rPr>
-                <w:sz w:val="22"/>
-              </w:rPr>
-              <w:t xml:space="preserve"> (%97.38). </w:t>
-            </w:r>
-            <w:proofErr w:type="gramStart"/>
-            <w:r>
-              <w:rPr>
-                <w:sz w:val="22"/>
-              </w:rPr>
-              <w:t>v</w:t>
-            </w:r>
-            <w:proofErr w:type="gramEnd"/>
-            <w:r>
-              <w:rPr>
-                <w:sz w:val="22"/>
-              </w:rPr>
-              <w:t xml:space="preserve">2 %94.8 hedefi aşıldı. </w:t>
-            </w:r>
-            <w:proofErr w:type="spellStart"/>
-            <w:r>
-              <w:rPr>
-                <w:sz w:val="22"/>
-              </w:rPr>
-              <w:t>Attention</w:t>
-            </w:r>
-            <w:proofErr w:type="spellEnd"/>
-            <w:r>
-              <w:rPr>
-                <w:sz w:val="22"/>
-              </w:rPr>
-              <w:t>-CNN-LSTM tam mode</w:t>
-            </w:r>
-            <w:r>
-              <w:rPr>
-                <w:sz w:val="22"/>
-              </w:rPr>
-              <w:t xml:space="preserve">l (decimate-500 girdisi), etiket dublesi temizliği, </w:t>
-            </w:r>
-            <w:proofErr w:type="spellStart"/>
-            <w:r>
-              <w:rPr>
-                <w:sz w:val="22"/>
-              </w:rPr>
-              <w:t>focal</w:t>
-            </w:r>
-            <w:proofErr w:type="spellEnd"/>
-            <w:r>
-              <w:rPr>
-                <w:sz w:val="22"/>
-              </w:rPr>
-              <w:t xml:space="preserve"> </w:t>
-            </w:r>
-            <w:proofErr w:type="spellStart"/>
-            <w:r>
-              <w:rPr>
-                <w:sz w:val="22"/>
-              </w:rPr>
-              <w:t>loss</w:t>
-            </w:r>
-            <w:proofErr w:type="spellEnd"/>
-            <w:r>
-              <w:rPr>
-                <w:sz w:val="22"/>
-              </w:rPr>
-              <w:t xml:space="preserve"> γ </w:t>
-            </w:r>
-            <w:proofErr w:type="spellStart"/>
-            <w:r>
-              <w:rPr>
-                <w:sz w:val="22"/>
-              </w:rPr>
-              <w:t>grid</w:t>
-            </w:r>
-            <w:proofErr w:type="spellEnd"/>
-            <w:r>
-              <w:rPr>
-                <w:sz w:val="22"/>
-              </w:rPr>
-              <w:t xml:space="preserve"> </w:t>
-            </w:r>
-            <w:proofErr w:type="spellStart"/>
-            <w:r>
-              <w:rPr>
-                <w:sz w:val="22"/>
-              </w:rPr>
-              <w:t>search</w:t>
-            </w:r>
-            <w:proofErr w:type="spellEnd"/>
-            <w:r>
-              <w:rPr>
-                <w:sz w:val="22"/>
-              </w:rPr>
-              <w:t xml:space="preserve">, </w:t>
-            </w:r>
-            <w:proofErr w:type="spellStart"/>
-            <w:r>
-              <w:rPr>
-                <w:sz w:val="22"/>
-              </w:rPr>
-              <w:t>adaptive</w:t>
-            </w:r>
-            <w:proofErr w:type="spellEnd"/>
-            <w:r>
-              <w:rPr>
-                <w:sz w:val="22"/>
-              </w:rPr>
-              <w:t xml:space="preserve"> </w:t>
-            </w:r>
-            <w:proofErr w:type="spellStart"/>
-            <w:r>
-              <w:rPr>
-                <w:sz w:val="22"/>
-              </w:rPr>
-              <w:t>per-class</w:t>
-            </w:r>
-            <w:proofErr w:type="spellEnd"/>
-            <w:r>
-              <w:rPr>
-                <w:sz w:val="22"/>
-              </w:rPr>
-              <w:t xml:space="preserve"> </w:t>
-            </w:r>
-            <w:proofErr w:type="spellStart"/>
-            <w:r>
-              <w:rPr>
-                <w:sz w:val="22"/>
-              </w:rPr>
-              <w:t>threshold</w:t>
-            </w:r>
-            <w:proofErr w:type="spellEnd"/>
-            <w:r>
-              <w:rPr>
-                <w:sz w:val="22"/>
-              </w:rPr>
-              <w:t>.</w:t>
+              <w:t>: Anti-aliased decimation deneyi — len=1000 (%97.22), len=500 (%97.34), len=500 + 4 workers (%97.38). v2 %94.8 hedefi aşıldı. Attention-CNN-LSTM tam model (decimate-500 girdisi), etiket dublesi temizliği, focal loss γ grid search, adaptive per-class threshold.</w:t>
             </w:r>
           </w:p>
           <w:p>
@@ -11306,79 +6416,23 @@
                 <w:sz w:val="22"/>
                 <w:szCs w:val="22"/>
               </w:rPr>
-              <w:t>Hafta 25-</w:t>
-            </w:r>
-            <w:proofErr w:type="gramStart"/>
-            <w:r>
-              <w:rPr>
-                <w:color w:val="000000"/>
-                <w:sz w:val="22"/>
-                <w:szCs w:val="22"/>
-              </w:rPr>
-              <w:t>32 :</w:t>
-            </w:r>
-            <w:proofErr w:type="gramEnd"/>
-            <w:r>
-              <w:rPr>
-                <w:color w:val="000000"/>
-                <w:sz w:val="22"/>
-                <w:szCs w:val="22"/>
-              </w:rPr>
-              <w:t xml:space="preserve"> Klinik </w:t>
-            </w:r>
-            <w:proofErr w:type="spellStart"/>
-            <w:r>
-              <w:rPr>
-                <w:color w:val="000000"/>
-                <w:sz w:val="22"/>
-                <w:szCs w:val="22"/>
-              </w:rPr>
-              <w:t>validasyon</w:t>
-            </w:r>
-            <w:proofErr w:type="spellEnd"/>
-            <w:r>
-              <w:rPr>
-                <w:color w:val="000000"/>
-                <w:sz w:val="22"/>
-                <w:szCs w:val="22"/>
-              </w:rPr>
-              <w:t xml:space="preserve">, </w:t>
-            </w:r>
-            <w:proofErr w:type="spellStart"/>
-            <w:r>
-              <w:rPr>
-                <w:color w:val="000000"/>
-                <w:sz w:val="22"/>
-                <w:szCs w:val="22"/>
-              </w:rPr>
-              <w:t>açıklanabilirlik</w:t>
-            </w:r>
-            <w:proofErr w:type="spellEnd"/>
-            <w:r>
-              <w:rPr>
-                <w:color w:val="000000"/>
-                <w:sz w:val="22"/>
-                <w:szCs w:val="22"/>
-              </w:rPr>
-              <w:t xml:space="preserve"> (</w:t>
-            </w:r>
-            <w:proofErr w:type="spellStart"/>
-            <w:r>
-              <w:rPr>
-                <w:color w:val="000000"/>
-                <w:sz w:val="22"/>
-                <w:szCs w:val="22"/>
-              </w:rPr>
-              <w:t>GradCAM</w:t>
-            </w:r>
-            <w:proofErr w:type="spellEnd"/>
-            <w:r>
-              <w:rPr>
-                <w:color w:val="000000"/>
-                <w:sz w:val="22"/>
-                <w:szCs w:val="22"/>
-              </w:rPr>
-              <w:t>, SHAP), tez yazımı ve savunma hazırlığı.</w:t>
+              <w:t xml:space="preserve">Hafta 25-32 : </w:t>
+            </w:r>
+            <w:r>
+              <w:rPr>
+                <w:color w:val="000000"/>
+                <w:sz w:val="22"/>
+                <w:szCs w:val="22"/>
+              </w:rPr>
+              <w:t>T</w:t>
+            </w:r>
+            <w:r>
+              <w:rPr>
+                <w:color w:val="000000"/>
+                <w:sz w:val="22"/>
+                <w:szCs w:val="22"/>
+              </w:rPr>
+              <w:t>ez yazımı ve savunma hazırlığı.</w:t>
             </w:r>
           </w:p>
           <w:p/>
@@ -11449,15 +6503,7 @@
                 <w:sz w:val="22"/>
                 <w:szCs w:val="22"/>
               </w:rPr>
-              <w:t xml:space="preserve">8. TEZ ÇALIŞMASI ARA DÖNEMİNDE </w:t>
-            </w:r>
-            <w:r>
-              <w:rPr>
-                <w:b/>
-                <w:sz w:val="22"/>
-                <w:szCs w:val="22"/>
-              </w:rPr>
-              <w:t>YAPILMIŞ-YAPILACAK OLAN YAYINLAR</w:t>
+              <w:t>8. TEZ ÇALIŞMASI ARA DÖNEMİNDE YAPILMIŞ-YAPILACAK OLAN YAYINLAR</w:t>
             </w:r>
           </w:p>
         </w:tc>
@@ -11652,7 +6698,6 @@
                 <w:u w:val="single"/>
               </w:rPr>
             </w:pPr>
-            <w:proofErr w:type="gramStart"/>
             <w:r>
               <w:rPr>
                 <w:b/>
@@ -11660,17 +6705,7 @@
                 <w:szCs w:val="22"/>
                 <w:u w:val="single"/>
               </w:rPr>
-              <w:t>Makale :</w:t>
-            </w:r>
-            <w:proofErr w:type="gramEnd"/>
-            <w:r>
-              <w:rPr>
-                <w:b/>
-                <w:sz w:val="22"/>
-                <w:szCs w:val="22"/>
-                <w:u w:val="single"/>
-              </w:rPr>
-              <w:t xml:space="preserve"> </w:t>
+              <w:t xml:space="preserve">Makale : </w:t>
             </w:r>
             <w:r>
               <w:fldChar w:fldCharType="begin">
@@ -11743,7 +6778,6 @@
                 <w:u w:val="single"/>
               </w:rPr>
             </w:pPr>
-            <w:proofErr w:type="gramStart"/>
             <w:r>
               <w:rPr>
                 <w:b/>
@@ -11751,63 +6785,51 @@
                 <w:szCs w:val="22"/>
                 <w:u w:val="single"/>
               </w:rPr>
-              <w:t>Bildiri :</w:t>
-            </w:r>
-            <w:proofErr w:type="gramEnd"/>
+              <w:t xml:space="preserve">Bildiri : </w:t>
+            </w:r>
             <w:r>
               <w:rPr>
                 <w:b/>
                 <w:sz w:val="22"/>
                 <w:szCs w:val="22"/>
+              </w:rPr>
+              <w:t>    </w:t>
+            </w:r>
+          </w:p>
+          <w:p>
+            <w:pPr>
+              <w:rPr>
+                <w:sz w:val="22"/>
+                <w:szCs w:val="22"/>
+              </w:rPr>
+            </w:pPr>
+          </w:p>
+          <w:p>
+            <w:pPr>
+              <w:rPr>
+                <w:sz w:val="22"/>
+                <w:szCs w:val="22"/>
+              </w:rPr>
+            </w:pPr>
+          </w:p>
+          <w:p>
+            <w:pPr>
+              <w:rPr>
+                <w:b/>
+                <w:sz w:val="22"/>
+                <w:szCs w:val="22"/>
                 <w:u w:val="single"/>
               </w:rPr>
-              <w:t xml:space="preserve"> </w:t>
-            </w:r>
+            </w:pPr>
             <w:r>
               <w:rPr>
                 <w:b/>
                 <w:sz w:val="22"/>
                 <w:szCs w:val="22"/>
-              </w:rPr>
-              <w:t>    </w:t>
-            </w:r>
-          </w:p>
-          <w:p>
-            <w:pPr>
-              <w:rPr>
-                <w:sz w:val="22"/>
-                <w:szCs w:val="22"/>
-              </w:rPr>
-            </w:pPr>
-          </w:p>
-          <w:p>
-            <w:pPr>
-              <w:rPr>
-                <w:sz w:val="22"/>
-                <w:szCs w:val="22"/>
-              </w:rPr>
-            </w:pPr>
-          </w:p>
-          <w:p>
-            <w:pPr>
-              <w:rPr>
-                <w:b/>
-                <w:sz w:val="22"/>
-                <w:szCs w:val="22"/>
                 <w:u w:val="single"/>
               </w:rPr>
-            </w:pPr>
-            <w:proofErr w:type="gramStart"/>
-            <w:r>
-              <w:rPr>
-                <w:b/>
-                <w:sz w:val="22"/>
-                <w:szCs w:val="22"/>
-                <w:u w:val="single"/>
-              </w:rPr>
               <w:t>Proje :</w:t>
             </w:r>
-            <w:proofErr w:type="gramEnd"/>
           </w:p>
           <w:p>
             <w:pPr>
@@ -11861,14 +6883,7 @@
                 <w:sz w:val="22"/>
                 <w:szCs w:val="22"/>
               </w:rPr>
-              <w:t xml:space="preserve">Tez çalışmasında bu ara rapor </w:t>
-            </w:r>
-            <w:r>
-              <w:rPr>
-                <w:sz w:val="22"/>
-                <w:szCs w:val="22"/>
-              </w:rPr>
-              <w:t>dönemine kadar yararlanılmış kaynaklar verilmelidir.</w:t>
+              <w:t>Tez çalışmasında bu ara rapor dönemine kadar yararlanılmış kaynaklar verilmelidir.</w:t>
             </w:r>
           </w:p>
         </w:tc>
@@ -11903,2550 +6918,225 @@
                 <w:sz w:val="22"/>
                 <w:szCs w:val="22"/>
               </w:rPr>
-              <w:t xml:space="preserve">[1] </w:t>
-            </w:r>
-            <w:proofErr w:type="spellStart"/>
-            <w:r>
-              <w:rPr>
-                <w:sz w:val="22"/>
-                <w:szCs w:val="22"/>
-              </w:rPr>
-              <w:t>LeCun</w:t>
-            </w:r>
-            <w:proofErr w:type="spellEnd"/>
-            <w:r>
-              <w:rPr>
-                <w:sz w:val="22"/>
-                <w:szCs w:val="22"/>
-              </w:rPr>
-              <w:t xml:space="preserve">, Y., </w:t>
-            </w:r>
-            <w:proofErr w:type="spellStart"/>
-            <w:r>
-              <w:rPr>
-                <w:sz w:val="22"/>
-                <w:szCs w:val="22"/>
-              </w:rPr>
-              <w:t>Bengio</w:t>
-            </w:r>
-            <w:proofErr w:type="spellEnd"/>
-            <w:r>
-              <w:rPr>
-                <w:sz w:val="22"/>
-                <w:szCs w:val="22"/>
-              </w:rPr>
-              <w:t xml:space="preserve">, Y., &amp; </w:t>
-            </w:r>
-            <w:proofErr w:type="spellStart"/>
-            <w:r>
-              <w:rPr>
-                <w:sz w:val="22"/>
-                <w:szCs w:val="22"/>
-              </w:rPr>
-              <w:t>Hinton</w:t>
-            </w:r>
-            <w:proofErr w:type="spellEnd"/>
-            <w:r>
-              <w:rPr>
-                <w:sz w:val="22"/>
-                <w:szCs w:val="22"/>
-              </w:rPr>
-              <w:t xml:space="preserve">, G. (2015). </w:t>
-            </w:r>
-            <w:proofErr w:type="spellStart"/>
-            <w:r>
-              <w:rPr>
-                <w:sz w:val="22"/>
-                <w:szCs w:val="22"/>
-              </w:rPr>
-              <w:t>Deep</w:t>
-            </w:r>
-            <w:proofErr w:type="spellEnd"/>
-            <w:r>
-              <w:rPr>
-                <w:sz w:val="22"/>
-                <w:szCs w:val="22"/>
-              </w:rPr>
-              <w:t xml:space="preserve"> </w:t>
-            </w:r>
-            <w:proofErr w:type="spellStart"/>
-            <w:r>
-              <w:rPr>
-                <w:sz w:val="22"/>
-                <w:szCs w:val="22"/>
-              </w:rPr>
-              <w:t>learning</w:t>
-            </w:r>
-            <w:proofErr w:type="spellEnd"/>
-            <w:r>
-              <w:rPr>
-                <w:sz w:val="22"/>
-                <w:szCs w:val="22"/>
-              </w:rPr>
-              <w:t>. Nature, 521(7553), 436-444.</w:t>
-            </w:r>
-          </w:p>
-          <w:p>
-            <w:pPr>
-              <w:rPr>
-                <w:sz w:val="22"/>
-                <w:szCs w:val="22"/>
-              </w:rPr>
-            </w:pPr>
-            <w:r>
-              <w:rPr>
-                <w:sz w:val="22"/>
-                <w:szCs w:val="22"/>
-              </w:rPr>
-              <w:t xml:space="preserve">[2] </w:t>
-            </w:r>
-            <w:proofErr w:type="spellStart"/>
-            <w:r>
-              <w:rPr>
-                <w:sz w:val="22"/>
-                <w:szCs w:val="22"/>
-              </w:rPr>
-              <w:t>Rajpurkar</w:t>
-            </w:r>
-            <w:proofErr w:type="spellEnd"/>
-            <w:r>
-              <w:rPr>
-                <w:sz w:val="22"/>
-                <w:szCs w:val="22"/>
-              </w:rPr>
-              <w:t xml:space="preserve">, P., </w:t>
-            </w:r>
-            <w:proofErr w:type="spellStart"/>
-            <w:r>
-              <w:rPr>
-                <w:sz w:val="22"/>
-                <w:szCs w:val="22"/>
-              </w:rPr>
-              <w:t>Hannun</w:t>
-            </w:r>
-            <w:proofErr w:type="spellEnd"/>
-            <w:r>
-              <w:rPr>
-                <w:sz w:val="22"/>
-                <w:szCs w:val="22"/>
-              </w:rPr>
-              <w:t xml:space="preserve">, A. Y., </w:t>
-            </w:r>
-            <w:proofErr w:type="spellStart"/>
-            <w:r>
-              <w:rPr>
-                <w:sz w:val="22"/>
-                <w:szCs w:val="22"/>
-              </w:rPr>
-              <w:t>Haghpanahi</w:t>
-            </w:r>
-            <w:proofErr w:type="spellEnd"/>
-            <w:r>
-              <w:rPr>
-                <w:sz w:val="22"/>
-                <w:szCs w:val="22"/>
-              </w:rPr>
-              <w:t xml:space="preserve">, M., </w:t>
-            </w:r>
-            <w:proofErr w:type="spellStart"/>
-            <w:r>
-              <w:rPr>
-                <w:sz w:val="22"/>
-                <w:szCs w:val="22"/>
-              </w:rPr>
-              <w:t>Bourn</w:t>
-            </w:r>
-            <w:proofErr w:type="spellEnd"/>
-            <w:r>
-              <w:rPr>
-                <w:sz w:val="22"/>
-                <w:szCs w:val="22"/>
-              </w:rPr>
-              <w:t xml:space="preserve">, C., &amp; </w:t>
-            </w:r>
-            <w:proofErr w:type="spellStart"/>
-            <w:r>
-              <w:rPr>
-                <w:sz w:val="22"/>
-                <w:szCs w:val="22"/>
-              </w:rPr>
-              <w:t>Ng</w:t>
-            </w:r>
-            <w:proofErr w:type="spellEnd"/>
-            <w:r>
-              <w:rPr>
-                <w:sz w:val="22"/>
-                <w:szCs w:val="22"/>
-              </w:rPr>
-              <w:t xml:space="preserve">, A. Y. (2017). </w:t>
-            </w:r>
-            <w:proofErr w:type="spellStart"/>
-            <w:r>
-              <w:rPr>
-                <w:sz w:val="22"/>
-                <w:szCs w:val="22"/>
-              </w:rPr>
-              <w:t>Cardiologist-level</w:t>
-            </w:r>
-            <w:proofErr w:type="spellEnd"/>
-            <w:r>
-              <w:rPr>
-                <w:sz w:val="22"/>
-                <w:szCs w:val="22"/>
-              </w:rPr>
-              <w:t xml:space="preserve"> </w:t>
-            </w:r>
-            <w:proofErr w:type="spellStart"/>
-            <w:r>
-              <w:rPr>
-                <w:sz w:val="22"/>
-                <w:szCs w:val="22"/>
-              </w:rPr>
-              <w:t>arrhythmia</w:t>
-            </w:r>
-            <w:proofErr w:type="spellEnd"/>
-            <w:r>
-              <w:rPr>
-                <w:sz w:val="22"/>
-                <w:szCs w:val="22"/>
-              </w:rPr>
-              <w:t xml:space="preserve"> </w:t>
-            </w:r>
-            <w:proofErr w:type="spellStart"/>
-            <w:r>
-              <w:rPr>
-                <w:sz w:val="22"/>
-                <w:szCs w:val="22"/>
-              </w:rPr>
-              <w:t>detection</w:t>
-            </w:r>
-            <w:proofErr w:type="spellEnd"/>
-            <w:r>
-              <w:rPr>
-                <w:sz w:val="22"/>
-                <w:szCs w:val="22"/>
-              </w:rPr>
-              <w:t xml:space="preserve"> </w:t>
-            </w:r>
-            <w:proofErr w:type="spellStart"/>
-            <w:r>
-              <w:rPr>
-                <w:sz w:val="22"/>
-                <w:szCs w:val="22"/>
-              </w:rPr>
-              <w:t>with</w:t>
-            </w:r>
-            <w:proofErr w:type="spellEnd"/>
-            <w:r>
-              <w:rPr>
-                <w:sz w:val="22"/>
-                <w:szCs w:val="22"/>
-              </w:rPr>
-              <w:t xml:space="preserve"> </w:t>
-            </w:r>
-            <w:proofErr w:type="spellStart"/>
-            <w:r>
-              <w:rPr>
-                <w:sz w:val="22"/>
-                <w:szCs w:val="22"/>
-              </w:rPr>
-              <w:t>convolutional</w:t>
-            </w:r>
-            <w:proofErr w:type="spellEnd"/>
-            <w:r>
-              <w:rPr>
-                <w:sz w:val="22"/>
-                <w:szCs w:val="22"/>
-              </w:rPr>
-              <w:t xml:space="preserve"> </w:t>
-            </w:r>
-            <w:proofErr w:type="spellStart"/>
-            <w:r>
-              <w:rPr>
-                <w:sz w:val="22"/>
-                <w:szCs w:val="22"/>
-              </w:rPr>
-              <w:t>neural</w:t>
-            </w:r>
-            <w:proofErr w:type="spellEnd"/>
-            <w:r>
-              <w:rPr>
-                <w:sz w:val="22"/>
-                <w:szCs w:val="22"/>
-              </w:rPr>
-              <w:t xml:space="preserve"> </w:t>
-            </w:r>
-            <w:proofErr w:type="spellStart"/>
-            <w:r>
-              <w:rPr>
-                <w:sz w:val="22"/>
-                <w:szCs w:val="22"/>
-              </w:rPr>
-              <w:t>networks</w:t>
-            </w:r>
-            <w:proofErr w:type="spellEnd"/>
-            <w:r>
-              <w:rPr>
-                <w:sz w:val="22"/>
-                <w:szCs w:val="22"/>
-              </w:rPr>
-              <w:t xml:space="preserve">. </w:t>
-            </w:r>
-            <w:proofErr w:type="gramStart"/>
-            <w:r>
-              <w:rPr>
-                <w:sz w:val="22"/>
-                <w:szCs w:val="22"/>
-              </w:rPr>
-              <w:t>arXiv</w:t>
-            </w:r>
-            <w:proofErr w:type="gramEnd"/>
-            <w:r>
-              <w:rPr>
-                <w:sz w:val="22"/>
-                <w:szCs w:val="22"/>
-              </w:rPr>
-              <w:t>:1707.01836.</w:t>
-            </w:r>
-          </w:p>
-          <w:p>
-            <w:pPr>
-              <w:rPr>
-                <w:sz w:val="22"/>
-                <w:szCs w:val="22"/>
-              </w:rPr>
-            </w:pPr>
-            <w:r>
-              <w:rPr>
-                <w:sz w:val="22"/>
-                <w:szCs w:val="22"/>
-              </w:rPr>
-              <w:t xml:space="preserve">[3] </w:t>
-            </w:r>
-            <w:proofErr w:type="spellStart"/>
-            <w:r>
-              <w:rPr>
-                <w:sz w:val="22"/>
-                <w:szCs w:val="22"/>
-              </w:rPr>
-              <w:t>Hannun</w:t>
-            </w:r>
-            <w:proofErr w:type="spellEnd"/>
-            <w:r>
-              <w:rPr>
-                <w:sz w:val="22"/>
-                <w:szCs w:val="22"/>
-              </w:rPr>
-              <w:t xml:space="preserve">, A. Y. et al. (2019). </w:t>
-            </w:r>
-            <w:proofErr w:type="spellStart"/>
-            <w:r>
-              <w:rPr>
-                <w:sz w:val="22"/>
-                <w:szCs w:val="22"/>
-              </w:rPr>
-              <w:t>Cardiologist-level</w:t>
-            </w:r>
-            <w:proofErr w:type="spellEnd"/>
-            <w:r>
-              <w:rPr>
-                <w:sz w:val="22"/>
-                <w:szCs w:val="22"/>
-              </w:rPr>
-              <w:t xml:space="preserve"> </w:t>
-            </w:r>
-            <w:proofErr w:type="spellStart"/>
-            <w:r>
-              <w:rPr>
-                <w:sz w:val="22"/>
-                <w:szCs w:val="22"/>
-              </w:rPr>
-              <w:t>arrhythmia</w:t>
-            </w:r>
-            <w:proofErr w:type="spellEnd"/>
-            <w:r>
-              <w:rPr>
-                <w:sz w:val="22"/>
-                <w:szCs w:val="22"/>
-              </w:rPr>
-              <w:t xml:space="preserve"> </w:t>
-            </w:r>
-            <w:proofErr w:type="spellStart"/>
-            <w:r>
-              <w:rPr>
-                <w:sz w:val="22"/>
-                <w:szCs w:val="22"/>
-              </w:rPr>
-              <w:t>detection</w:t>
-            </w:r>
-            <w:proofErr w:type="spellEnd"/>
-            <w:r>
-              <w:rPr>
-                <w:sz w:val="22"/>
-                <w:szCs w:val="22"/>
-              </w:rPr>
-              <w:t xml:space="preserve"> </w:t>
-            </w:r>
-            <w:proofErr w:type="spellStart"/>
-            <w:r>
-              <w:rPr>
-                <w:sz w:val="22"/>
-                <w:szCs w:val="22"/>
-              </w:rPr>
-              <w:t>and</w:t>
-            </w:r>
-            <w:proofErr w:type="spellEnd"/>
-            <w:r>
-              <w:rPr>
-                <w:sz w:val="22"/>
-                <w:szCs w:val="22"/>
-              </w:rPr>
-              <w:t xml:space="preserve"> </w:t>
-            </w:r>
-            <w:proofErr w:type="spellStart"/>
-            <w:r>
-              <w:rPr>
-                <w:sz w:val="22"/>
-                <w:szCs w:val="22"/>
-              </w:rPr>
-              <w:t>classification</w:t>
-            </w:r>
-            <w:proofErr w:type="spellEnd"/>
-            <w:r>
-              <w:rPr>
-                <w:sz w:val="22"/>
-                <w:szCs w:val="22"/>
-              </w:rPr>
-              <w:t xml:space="preserve"> in </w:t>
-            </w:r>
-            <w:proofErr w:type="spellStart"/>
-            <w:r>
-              <w:rPr>
-                <w:sz w:val="22"/>
-                <w:szCs w:val="22"/>
-              </w:rPr>
-              <w:t>ambulatory</w:t>
-            </w:r>
-            <w:proofErr w:type="spellEnd"/>
-            <w:r>
-              <w:rPr>
-                <w:sz w:val="22"/>
-                <w:szCs w:val="22"/>
-              </w:rPr>
-              <w:t xml:space="preserve"> </w:t>
-            </w:r>
-            <w:proofErr w:type="spellStart"/>
-            <w:r>
-              <w:rPr>
-                <w:sz w:val="22"/>
-                <w:szCs w:val="22"/>
-              </w:rPr>
-              <w:t>electrocardiograms</w:t>
-            </w:r>
-            <w:proofErr w:type="spellEnd"/>
-            <w:r>
-              <w:rPr>
-                <w:sz w:val="22"/>
-                <w:szCs w:val="22"/>
-              </w:rPr>
-              <w:t xml:space="preserve"> </w:t>
-            </w:r>
-            <w:proofErr w:type="spellStart"/>
-            <w:r>
-              <w:rPr>
-                <w:sz w:val="22"/>
-                <w:szCs w:val="22"/>
-              </w:rPr>
-              <w:t>using</w:t>
-            </w:r>
-            <w:proofErr w:type="spellEnd"/>
-            <w:r>
-              <w:rPr>
-                <w:sz w:val="22"/>
-                <w:szCs w:val="22"/>
-              </w:rPr>
-              <w:t xml:space="preserve"> a </w:t>
-            </w:r>
-            <w:proofErr w:type="spellStart"/>
-            <w:r>
-              <w:rPr>
-                <w:sz w:val="22"/>
-                <w:szCs w:val="22"/>
-              </w:rPr>
-              <w:t>deep</w:t>
-            </w:r>
-            <w:proofErr w:type="spellEnd"/>
-            <w:r>
-              <w:rPr>
-                <w:sz w:val="22"/>
-                <w:szCs w:val="22"/>
-              </w:rPr>
-              <w:t xml:space="preserve"> </w:t>
-            </w:r>
-            <w:proofErr w:type="spellStart"/>
-            <w:r>
-              <w:rPr>
-                <w:sz w:val="22"/>
-                <w:szCs w:val="22"/>
-              </w:rPr>
-              <w:t>neural</w:t>
-            </w:r>
-            <w:proofErr w:type="spellEnd"/>
-            <w:r>
-              <w:rPr>
-                <w:sz w:val="22"/>
-                <w:szCs w:val="22"/>
-              </w:rPr>
-              <w:t xml:space="preserve"> network. Nature </w:t>
-            </w:r>
-            <w:proofErr w:type="spellStart"/>
-            <w:r>
-              <w:rPr>
-                <w:sz w:val="22"/>
-                <w:szCs w:val="22"/>
-              </w:rPr>
-              <w:t>Medicine</w:t>
-            </w:r>
-            <w:proofErr w:type="spellEnd"/>
-            <w:r>
-              <w:rPr>
-                <w:sz w:val="22"/>
-                <w:szCs w:val="22"/>
-              </w:rPr>
-              <w:t>, 25(1), 65-69.</w:t>
-            </w:r>
-          </w:p>
-          <w:p>
-            <w:pPr>
-              <w:rPr>
-                <w:sz w:val="22"/>
-                <w:szCs w:val="22"/>
-              </w:rPr>
-            </w:pPr>
-            <w:r>
-              <w:rPr>
-                <w:sz w:val="22"/>
-                <w:szCs w:val="22"/>
-              </w:rPr>
-              <w:t xml:space="preserve">[4] </w:t>
-            </w:r>
-            <w:proofErr w:type="spellStart"/>
-            <w:r>
-              <w:rPr>
-                <w:sz w:val="22"/>
-                <w:szCs w:val="22"/>
-              </w:rPr>
-              <w:t>Iw</w:t>
-            </w:r>
-            <w:r>
-              <w:rPr>
-                <w:sz w:val="22"/>
-                <w:szCs w:val="22"/>
-              </w:rPr>
-              <w:t>ana</w:t>
-            </w:r>
-            <w:proofErr w:type="spellEnd"/>
-            <w:r>
-              <w:rPr>
-                <w:sz w:val="22"/>
-                <w:szCs w:val="22"/>
-              </w:rPr>
-              <w:t xml:space="preserve">, B. K., &amp; </w:t>
-            </w:r>
-            <w:proofErr w:type="spellStart"/>
-            <w:r>
-              <w:rPr>
-                <w:sz w:val="22"/>
-                <w:szCs w:val="22"/>
-              </w:rPr>
-              <w:t>Uchida</w:t>
-            </w:r>
-            <w:proofErr w:type="spellEnd"/>
-            <w:r>
-              <w:rPr>
-                <w:sz w:val="22"/>
-                <w:szCs w:val="22"/>
-              </w:rPr>
-              <w:t xml:space="preserve">, S. (2021). An </w:t>
-            </w:r>
-            <w:proofErr w:type="spellStart"/>
-            <w:r>
-              <w:rPr>
-                <w:sz w:val="22"/>
-                <w:szCs w:val="22"/>
-              </w:rPr>
-              <w:t>empirical</w:t>
-            </w:r>
-            <w:proofErr w:type="spellEnd"/>
-            <w:r>
-              <w:rPr>
-                <w:sz w:val="22"/>
-                <w:szCs w:val="22"/>
-              </w:rPr>
-              <w:t xml:space="preserve"> </w:t>
-            </w:r>
-            <w:proofErr w:type="spellStart"/>
-            <w:r>
-              <w:rPr>
-                <w:sz w:val="22"/>
-                <w:szCs w:val="22"/>
-              </w:rPr>
-              <w:t>survey</w:t>
-            </w:r>
-            <w:proofErr w:type="spellEnd"/>
-            <w:r>
-              <w:rPr>
-                <w:sz w:val="22"/>
-                <w:szCs w:val="22"/>
-              </w:rPr>
-              <w:t xml:space="preserve"> of data </w:t>
-            </w:r>
-            <w:proofErr w:type="spellStart"/>
-            <w:r>
-              <w:rPr>
-                <w:sz w:val="22"/>
-                <w:szCs w:val="22"/>
-              </w:rPr>
-              <w:t>augmentation</w:t>
-            </w:r>
-            <w:proofErr w:type="spellEnd"/>
-            <w:r>
-              <w:rPr>
-                <w:sz w:val="22"/>
-                <w:szCs w:val="22"/>
-              </w:rPr>
-              <w:t xml:space="preserve"> </w:t>
-            </w:r>
-            <w:proofErr w:type="spellStart"/>
-            <w:r>
-              <w:rPr>
-                <w:sz w:val="22"/>
-                <w:szCs w:val="22"/>
-              </w:rPr>
-              <w:t>for</w:t>
-            </w:r>
-            <w:proofErr w:type="spellEnd"/>
-            <w:r>
-              <w:rPr>
-                <w:sz w:val="22"/>
-                <w:szCs w:val="22"/>
-              </w:rPr>
-              <w:t xml:space="preserve"> time </w:t>
-            </w:r>
-            <w:proofErr w:type="spellStart"/>
-            <w:r>
-              <w:rPr>
-                <w:sz w:val="22"/>
-                <w:szCs w:val="22"/>
-              </w:rPr>
-              <w:t>series</w:t>
-            </w:r>
-            <w:proofErr w:type="spellEnd"/>
-            <w:r>
-              <w:rPr>
-                <w:sz w:val="22"/>
-                <w:szCs w:val="22"/>
-              </w:rPr>
-              <w:t xml:space="preserve"> </w:t>
-            </w:r>
-            <w:proofErr w:type="spellStart"/>
-            <w:r>
-              <w:rPr>
-                <w:sz w:val="22"/>
-                <w:szCs w:val="22"/>
-              </w:rPr>
-              <w:t>classification</w:t>
-            </w:r>
-            <w:proofErr w:type="spellEnd"/>
-            <w:r>
-              <w:rPr>
-                <w:sz w:val="22"/>
-                <w:szCs w:val="22"/>
-              </w:rPr>
-              <w:t xml:space="preserve"> </w:t>
-            </w:r>
-            <w:proofErr w:type="spellStart"/>
-            <w:r>
-              <w:rPr>
-                <w:sz w:val="22"/>
-                <w:szCs w:val="22"/>
-              </w:rPr>
-              <w:t>with</w:t>
-            </w:r>
-            <w:proofErr w:type="spellEnd"/>
-            <w:r>
-              <w:rPr>
-                <w:sz w:val="22"/>
-                <w:szCs w:val="22"/>
-              </w:rPr>
-              <w:t xml:space="preserve"> </w:t>
-            </w:r>
-            <w:proofErr w:type="spellStart"/>
-            <w:r>
-              <w:rPr>
-                <w:sz w:val="22"/>
-                <w:szCs w:val="22"/>
-              </w:rPr>
-              <w:t>neural</w:t>
-            </w:r>
-            <w:proofErr w:type="spellEnd"/>
-            <w:r>
-              <w:rPr>
-                <w:sz w:val="22"/>
-                <w:szCs w:val="22"/>
-              </w:rPr>
-              <w:t xml:space="preserve"> </w:t>
-            </w:r>
-            <w:proofErr w:type="spellStart"/>
-            <w:r>
-              <w:rPr>
-                <w:sz w:val="22"/>
-                <w:szCs w:val="22"/>
-              </w:rPr>
-              <w:t>networks</w:t>
-            </w:r>
-            <w:proofErr w:type="spellEnd"/>
-            <w:r>
-              <w:rPr>
-                <w:sz w:val="22"/>
-                <w:szCs w:val="22"/>
-              </w:rPr>
-              <w:t xml:space="preserve">. </w:t>
-            </w:r>
-            <w:proofErr w:type="spellStart"/>
-            <w:r>
-              <w:rPr>
-                <w:sz w:val="22"/>
-                <w:szCs w:val="22"/>
-              </w:rPr>
-              <w:t>PLoS</w:t>
-            </w:r>
-            <w:proofErr w:type="spellEnd"/>
-            <w:r>
-              <w:rPr>
-                <w:sz w:val="22"/>
-                <w:szCs w:val="22"/>
-              </w:rPr>
-              <w:t xml:space="preserve"> ONE, 16(7), e0254841.</w:t>
-            </w:r>
-          </w:p>
-          <w:p>
-            <w:pPr>
-              <w:rPr>
-                <w:sz w:val="22"/>
-                <w:szCs w:val="22"/>
-              </w:rPr>
-            </w:pPr>
-            <w:r>
-              <w:rPr>
-                <w:sz w:val="22"/>
-                <w:szCs w:val="22"/>
-              </w:rPr>
-              <w:t xml:space="preserve">[5] </w:t>
-            </w:r>
-            <w:proofErr w:type="spellStart"/>
-            <w:r>
-              <w:rPr>
-                <w:sz w:val="22"/>
-                <w:szCs w:val="22"/>
-              </w:rPr>
-              <w:t>Wang</w:t>
-            </w:r>
-            <w:proofErr w:type="spellEnd"/>
-            <w:r>
-              <w:rPr>
-                <w:sz w:val="22"/>
-                <w:szCs w:val="22"/>
-              </w:rPr>
-              <w:t xml:space="preserve">, Z., Yan, W., &amp; </w:t>
-            </w:r>
-            <w:proofErr w:type="spellStart"/>
-            <w:r>
-              <w:rPr>
-                <w:sz w:val="22"/>
-                <w:szCs w:val="22"/>
-              </w:rPr>
-              <w:t>Oates</w:t>
-            </w:r>
-            <w:proofErr w:type="spellEnd"/>
-            <w:r>
-              <w:rPr>
-                <w:sz w:val="22"/>
-                <w:szCs w:val="22"/>
-              </w:rPr>
-              <w:t xml:space="preserve">, T. (2020). Time </w:t>
-            </w:r>
-            <w:proofErr w:type="spellStart"/>
-            <w:r>
-              <w:rPr>
-                <w:sz w:val="22"/>
-                <w:szCs w:val="22"/>
-              </w:rPr>
-              <w:t>series</w:t>
-            </w:r>
-            <w:proofErr w:type="spellEnd"/>
-            <w:r>
-              <w:rPr>
-                <w:sz w:val="22"/>
-                <w:szCs w:val="22"/>
-              </w:rPr>
-              <w:t xml:space="preserve"> </w:t>
-            </w:r>
-            <w:proofErr w:type="spellStart"/>
-            <w:r>
-              <w:rPr>
-                <w:sz w:val="22"/>
-                <w:szCs w:val="22"/>
-              </w:rPr>
-              <w:t>classification</w:t>
-            </w:r>
-            <w:proofErr w:type="spellEnd"/>
-            <w:r>
-              <w:rPr>
-                <w:sz w:val="22"/>
-                <w:szCs w:val="22"/>
-              </w:rPr>
-              <w:t xml:space="preserve"> </w:t>
-            </w:r>
-            <w:proofErr w:type="spellStart"/>
-            <w:r>
-              <w:rPr>
-                <w:sz w:val="22"/>
-                <w:szCs w:val="22"/>
-              </w:rPr>
-              <w:t>from</w:t>
-            </w:r>
-            <w:proofErr w:type="spellEnd"/>
-            <w:r>
-              <w:rPr>
-                <w:sz w:val="22"/>
-                <w:szCs w:val="22"/>
-              </w:rPr>
-              <w:t xml:space="preserve"> </w:t>
-            </w:r>
-            <w:proofErr w:type="spellStart"/>
-            <w:r>
-              <w:rPr>
-                <w:sz w:val="22"/>
-                <w:szCs w:val="22"/>
-              </w:rPr>
-              <w:t>scratch</w:t>
-            </w:r>
-            <w:proofErr w:type="spellEnd"/>
-            <w:r>
-              <w:rPr>
-                <w:sz w:val="22"/>
-                <w:szCs w:val="22"/>
-              </w:rPr>
-              <w:t xml:space="preserve"> </w:t>
-            </w:r>
-            <w:proofErr w:type="spellStart"/>
-            <w:r>
-              <w:rPr>
-                <w:sz w:val="22"/>
-                <w:szCs w:val="22"/>
-              </w:rPr>
-              <w:t>with</w:t>
-            </w:r>
-            <w:proofErr w:type="spellEnd"/>
-            <w:r>
-              <w:rPr>
-                <w:sz w:val="22"/>
-                <w:szCs w:val="22"/>
-              </w:rPr>
-              <w:t xml:space="preserve"> </w:t>
-            </w:r>
-            <w:proofErr w:type="spellStart"/>
-            <w:r>
-              <w:rPr>
-                <w:sz w:val="22"/>
-                <w:szCs w:val="22"/>
-              </w:rPr>
-              <w:t>deep</w:t>
-            </w:r>
-            <w:proofErr w:type="spellEnd"/>
-            <w:r>
-              <w:rPr>
-                <w:sz w:val="22"/>
-                <w:szCs w:val="22"/>
-              </w:rPr>
-              <w:t xml:space="preserve"> </w:t>
-            </w:r>
-            <w:proofErr w:type="spellStart"/>
-            <w:r>
-              <w:rPr>
-                <w:sz w:val="22"/>
-                <w:szCs w:val="22"/>
-              </w:rPr>
-              <w:t>neural</w:t>
-            </w:r>
-            <w:proofErr w:type="spellEnd"/>
-            <w:r>
-              <w:rPr>
-                <w:sz w:val="22"/>
-                <w:szCs w:val="22"/>
-              </w:rPr>
-              <w:t xml:space="preserve"> </w:t>
-            </w:r>
-            <w:proofErr w:type="spellStart"/>
-            <w:r>
-              <w:rPr>
-                <w:sz w:val="22"/>
-                <w:szCs w:val="22"/>
-              </w:rPr>
-              <w:t>networks</w:t>
-            </w:r>
-            <w:proofErr w:type="spellEnd"/>
-            <w:r>
-              <w:rPr>
-                <w:sz w:val="22"/>
-                <w:szCs w:val="22"/>
-              </w:rPr>
-              <w:t>. IJCNN 2017, 1578-1585.</w:t>
-            </w:r>
-          </w:p>
-          <w:p>
-            <w:pPr>
-              <w:rPr>
-                <w:sz w:val="22"/>
-                <w:szCs w:val="22"/>
-              </w:rPr>
-            </w:pPr>
-            <w:r>
-              <w:rPr>
-                <w:sz w:val="22"/>
-                <w:szCs w:val="22"/>
-              </w:rPr>
-              <w:t xml:space="preserve">[6] </w:t>
-            </w:r>
-            <w:proofErr w:type="spellStart"/>
-            <w:r>
-              <w:rPr>
-                <w:sz w:val="22"/>
-                <w:szCs w:val="22"/>
-              </w:rPr>
-              <w:t>Chen</w:t>
-            </w:r>
-            <w:proofErr w:type="spellEnd"/>
-            <w:r>
-              <w:rPr>
-                <w:sz w:val="22"/>
-                <w:szCs w:val="22"/>
-              </w:rPr>
-              <w:t xml:space="preserve">, X., </w:t>
-            </w:r>
-            <w:proofErr w:type="spellStart"/>
-            <w:r>
-              <w:rPr>
-                <w:sz w:val="22"/>
-                <w:szCs w:val="22"/>
-              </w:rPr>
-              <w:t>Wang</w:t>
-            </w:r>
-            <w:proofErr w:type="spellEnd"/>
-            <w:r>
-              <w:rPr>
-                <w:sz w:val="22"/>
-                <w:szCs w:val="22"/>
-              </w:rPr>
-              <w:t xml:space="preserve">, Z., &amp; </w:t>
-            </w:r>
-            <w:proofErr w:type="spellStart"/>
-            <w:r>
-              <w:rPr>
-                <w:sz w:val="22"/>
-                <w:szCs w:val="22"/>
-              </w:rPr>
-              <w:t>McKeown</w:t>
-            </w:r>
-            <w:proofErr w:type="spellEnd"/>
-            <w:r>
-              <w:rPr>
-                <w:sz w:val="22"/>
-                <w:szCs w:val="22"/>
-              </w:rPr>
-              <w:t xml:space="preserve">, M. J. (2021). </w:t>
-            </w:r>
-            <w:proofErr w:type="spellStart"/>
-            <w:r>
-              <w:rPr>
-                <w:sz w:val="22"/>
-                <w:szCs w:val="22"/>
-              </w:rPr>
-              <w:t>Adaptive</w:t>
-            </w:r>
-            <w:proofErr w:type="spellEnd"/>
-            <w:r>
-              <w:rPr>
-                <w:sz w:val="22"/>
-                <w:szCs w:val="22"/>
-              </w:rPr>
-              <w:t xml:space="preserve"> </w:t>
-            </w:r>
-            <w:proofErr w:type="spellStart"/>
-            <w:r>
-              <w:rPr>
-                <w:sz w:val="22"/>
-                <w:szCs w:val="22"/>
-              </w:rPr>
-              <w:t>support-guided</w:t>
-            </w:r>
-            <w:proofErr w:type="spellEnd"/>
-            <w:r>
-              <w:rPr>
-                <w:sz w:val="22"/>
-                <w:szCs w:val="22"/>
-              </w:rPr>
-              <w:t xml:space="preserve"> </w:t>
-            </w:r>
-            <w:proofErr w:type="spellStart"/>
-            <w:r>
-              <w:rPr>
-                <w:sz w:val="22"/>
-                <w:szCs w:val="22"/>
-              </w:rPr>
-              <w:t>deep</w:t>
-            </w:r>
-            <w:proofErr w:type="spellEnd"/>
-            <w:r>
-              <w:rPr>
-                <w:sz w:val="22"/>
-                <w:szCs w:val="22"/>
-              </w:rPr>
-              <w:t xml:space="preserve"> </w:t>
-            </w:r>
-            <w:proofErr w:type="spellStart"/>
-            <w:r>
-              <w:rPr>
-                <w:sz w:val="22"/>
-                <w:szCs w:val="22"/>
-              </w:rPr>
-              <w:t>learning</w:t>
-            </w:r>
-            <w:proofErr w:type="spellEnd"/>
-            <w:r>
-              <w:rPr>
-                <w:sz w:val="22"/>
-                <w:szCs w:val="22"/>
-              </w:rPr>
-              <w:t xml:space="preserve"> </w:t>
-            </w:r>
-            <w:proofErr w:type="spellStart"/>
-            <w:r>
-              <w:rPr>
-                <w:sz w:val="22"/>
-                <w:szCs w:val="22"/>
-              </w:rPr>
-              <w:t>for</w:t>
-            </w:r>
-            <w:proofErr w:type="spellEnd"/>
-            <w:r>
-              <w:rPr>
-                <w:sz w:val="22"/>
-                <w:szCs w:val="22"/>
-              </w:rPr>
-              <w:t xml:space="preserve"> </w:t>
-            </w:r>
-            <w:proofErr w:type="spellStart"/>
-            <w:r>
-              <w:rPr>
-                <w:sz w:val="22"/>
-                <w:szCs w:val="22"/>
-              </w:rPr>
-              <w:t>physiological</w:t>
-            </w:r>
-            <w:proofErr w:type="spellEnd"/>
-            <w:r>
-              <w:rPr>
-                <w:sz w:val="22"/>
-                <w:szCs w:val="22"/>
-              </w:rPr>
-              <w:t xml:space="preserve"> </w:t>
-            </w:r>
-            <w:proofErr w:type="spellStart"/>
-            <w:r>
-              <w:rPr>
-                <w:sz w:val="22"/>
-                <w:szCs w:val="22"/>
-              </w:rPr>
-              <w:t>signal</w:t>
-            </w:r>
-            <w:proofErr w:type="spellEnd"/>
-            <w:r>
-              <w:rPr>
-                <w:sz w:val="22"/>
-                <w:szCs w:val="22"/>
-              </w:rPr>
-              <w:t xml:space="preserve"> </w:t>
-            </w:r>
-            <w:proofErr w:type="spellStart"/>
-            <w:r>
-              <w:rPr>
-                <w:sz w:val="22"/>
-                <w:szCs w:val="22"/>
-              </w:rPr>
-              <w:t>analysis</w:t>
-            </w:r>
-            <w:proofErr w:type="spellEnd"/>
-            <w:r>
-              <w:rPr>
-                <w:sz w:val="22"/>
-                <w:szCs w:val="22"/>
-              </w:rPr>
-              <w:t>. IEEE TBME, 68(5), 1573-1584.</w:t>
-            </w:r>
-          </w:p>
-          <w:p>
-            <w:pPr>
-              <w:rPr>
-                <w:sz w:val="22"/>
-                <w:szCs w:val="22"/>
-              </w:rPr>
-            </w:pPr>
-            <w:r>
-              <w:rPr>
-                <w:sz w:val="22"/>
-                <w:szCs w:val="22"/>
-              </w:rPr>
-              <w:t xml:space="preserve">[7] </w:t>
-            </w:r>
-            <w:proofErr w:type="spellStart"/>
-            <w:r>
-              <w:rPr>
-                <w:sz w:val="22"/>
-                <w:szCs w:val="22"/>
-              </w:rPr>
-              <w:t>Xu</w:t>
-            </w:r>
-            <w:proofErr w:type="spellEnd"/>
-            <w:r>
-              <w:rPr>
-                <w:sz w:val="22"/>
-                <w:szCs w:val="22"/>
-              </w:rPr>
-              <w:t xml:space="preserve">, S. S., </w:t>
-            </w:r>
-            <w:proofErr w:type="spellStart"/>
-            <w:r>
-              <w:rPr>
-                <w:sz w:val="22"/>
-                <w:szCs w:val="22"/>
-              </w:rPr>
-              <w:t>Mak</w:t>
-            </w:r>
-            <w:proofErr w:type="spellEnd"/>
-            <w:r>
-              <w:rPr>
-                <w:sz w:val="22"/>
-                <w:szCs w:val="22"/>
-              </w:rPr>
-              <w:t xml:space="preserve">, M. W., &amp; </w:t>
-            </w:r>
-            <w:proofErr w:type="spellStart"/>
-            <w:r>
-              <w:rPr>
-                <w:sz w:val="22"/>
-                <w:szCs w:val="22"/>
-              </w:rPr>
-              <w:t>Cheung</w:t>
-            </w:r>
-            <w:proofErr w:type="spellEnd"/>
-            <w:r>
-              <w:rPr>
-                <w:sz w:val="22"/>
-                <w:szCs w:val="22"/>
-              </w:rPr>
-              <w:t xml:space="preserve">, C. C. (2022). </w:t>
-            </w:r>
-            <w:proofErr w:type="spellStart"/>
-            <w:r>
-              <w:rPr>
-                <w:sz w:val="22"/>
-                <w:szCs w:val="22"/>
-              </w:rPr>
-              <w:t>Support-guided</w:t>
-            </w:r>
-            <w:proofErr w:type="spellEnd"/>
-            <w:r>
-              <w:rPr>
-                <w:sz w:val="22"/>
-                <w:szCs w:val="22"/>
-              </w:rPr>
-              <w:t xml:space="preserve"> </w:t>
-            </w:r>
-            <w:proofErr w:type="spellStart"/>
-            <w:r>
-              <w:rPr>
-                <w:sz w:val="22"/>
-                <w:szCs w:val="22"/>
-              </w:rPr>
-              <w:t>augmentation</w:t>
-            </w:r>
-            <w:proofErr w:type="spellEnd"/>
-            <w:r>
-              <w:rPr>
-                <w:sz w:val="22"/>
-                <w:szCs w:val="22"/>
-              </w:rPr>
-              <w:t xml:space="preserve"> </w:t>
-            </w:r>
-            <w:proofErr w:type="spellStart"/>
-            <w:r>
-              <w:rPr>
-                <w:sz w:val="22"/>
-                <w:szCs w:val="22"/>
-              </w:rPr>
-              <w:t>for</w:t>
-            </w:r>
-            <w:proofErr w:type="spellEnd"/>
-            <w:r>
-              <w:rPr>
-                <w:sz w:val="22"/>
-                <w:szCs w:val="22"/>
-              </w:rPr>
-              <w:t xml:space="preserve"> </w:t>
-            </w:r>
-            <w:proofErr w:type="spellStart"/>
-            <w:r>
-              <w:rPr>
-                <w:sz w:val="22"/>
-                <w:szCs w:val="22"/>
-              </w:rPr>
-              <w:t>electrocardiogram</w:t>
-            </w:r>
-            <w:proofErr w:type="spellEnd"/>
-            <w:r>
-              <w:rPr>
-                <w:sz w:val="22"/>
-                <w:szCs w:val="22"/>
-              </w:rPr>
-              <w:t xml:space="preserve"> </w:t>
-            </w:r>
-            <w:proofErr w:type="spellStart"/>
-            <w:r>
-              <w:rPr>
-                <w:sz w:val="22"/>
-                <w:szCs w:val="22"/>
-              </w:rPr>
-              <w:t>signal</w:t>
-            </w:r>
-            <w:proofErr w:type="spellEnd"/>
-            <w:r>
-              <w:rPr>
-                <w:sz w:val="22"/>
-                <w:szCs w:val="22"/>
-              </w:rPr>
-              <w:t xml:space="preserve"> </w:t>
-            </w:r>
-            <w:proofErr w:type="spellStart"/>
-            <w:r>
-              <w:rPr>
-                <w:sz w:val="22"/>
-                <w:szCs w:val="22"/>
-              </w:rPr>
-              <w:t>classification</w:t>
-            </w:r>
-            <w:proofErr w:type="spellEnd"/>
-            <w:r>
-              <w:rPr>
-                <w:sz w:val="22"/>
-                <w:szCs w:val="22"/>
-              </w:rPr>
-              <w:t xml:space="preserve">. </w:t>
-            </w:r>
-            <w:proofErr w:type="spellStart"/>
-            <w:r>
-              <w:rPr>
-                <w:sz w:val="22"/>
-                <w:szCs w:val="22"/>
-              </w:rPr>
-              <w:t>Biomedical</w:t>
-            </w:r>
-            <w:proofErr w:type="spellEnd"/>
-            <w:r>
-              <w:rPr>
-                <w:sz w:val="22"/>
-                <w:szCs w:val="22"/>
-              </w:rPr>
-              <w:t xml:space="preserve"> </w:t>
-            </w:r>
-            <w:proofErr w:type="spellStart"/>
-            <w:r>
-              <w:rPr>
-                <w:sz w:val="22"/>
-                <w:szCs w:val="22"/>
-              </w:rPr>
-              <w:t>Signal</w:t>
-            </w:r>
-            <w:proofErr w:type="spellEnd"/>
-            <w:r>
-              <w:rPr>
-                <w:sz w:val="22"/>
-                <w:szCs w:val="22"/>
-              </w:rPr>
-              <w:t xml:space="preserve"> </w:t>
-            </w:r>
-            <w:proofErr w:type="spellStart"/>
-            <w:r>
-              <w:rPr>
-                <w:sz w:val="22"/>
-                <w:szCs w:val="22"/>
-              </w:rPr>
-              <w:t>Processing</w:t>
-            </w:r>
-            <w:proofErr w:type="spellEnd"/>
-            <w:r>
-              <w:rPr>
-                <w:sz w:val="22"/>
-                <w:szCs w:val="22"/>
-              </w:rPr>
-              <w:t xml:space="preserve"> </w:t>
-            </w:r>
-            <w:proofErr w:type="spellStart"/>
-            <w:r>
-              <w:rPr>
-                <w:sz w:val="22"/>
-                <w:szCs w:val="22"/>
-              </w:rPr>
-              <w:t>and</w:t>
-            </w:r>
-            <w:proofErr w:type="spellEnd"/>
-            <w:r>
-              <w:rPr>
-                <w:sz w:val="22"/>
-                <w:szCs w:val="22"/>
-              </w:rPr>
-              <w:t xml:space="preserve"> Control, 71, 103213.</w:t>
-            </w:r>
-          </w:p>
-          <w:p>
-            <w:pPr>
-              <w:rPr>
-                <w:sz w:val="22"/>
-                <w:szCs w:val="22"/>
-              </w:rPr>
-            </w:pPr>
+              <w:t>[1] LeCun, Y., Bengio, Y., &amp; Hinton, G. (2015). Deep learning. Nature, 521(7553), 436-444.</w:t>
+            </w:r>
+          </w:p>
+          <w:p>
+            <w:pPr>
+              <w:rPr>
+                <w:sz w:val="22"/>
+                <w:szCs w:val="22"/>
+              </w:rPr>
+            </w:pPr>
+            <w:r>
+              <w:rPr>
+                <w:sz w:val="22"/>
+                <w:szCs w:val="22"/>
+              </w:rPr>
+              <w:t>[2] Rajpurkar, P., Hannun, A. Y., Haghpanahi, M., Bourn, C., &amp; Ng, A. Y. (2017). Cardiologist-level arrhythmia detection with convolutional neural networks. arXiv:1707.01836.</w:t>
+            </w:r>
+          </w:p>
+          <w:p>
+            <w:pPr>
+              <w:rPr>
+                <w:sz w:val="22"/>
+                <w:szCs w:val="22"/>
+              </w:rPr>
+            </w:pPr>
+            <w:r>
+              <w:rPr>
+                <w:sz w:val="22"/>
+                <w:szCs w:val="22"/>
+              </w:rPr>
+              <w:t>[3] Hannun, A. Y. et al. (2019). Cardiologist-level arrhythmia detection and classification in ambulatory electrocardiograms using a deep neural network. Nature Medicine, 25(1), 65-69.</w:t>
+            </w:r>
+          </w:p>
+          <w:p>
+            <w:pPr>
+              <w:rPr>
+                <w:sz w:val="22"/>
+                <w:szCs w:val="22"/>
+              </w:rPr>
+            </w:pPr>
+            <w:r>
+              <w:rPr>
+                <w:sz w:val="22"/>
+                <w:szCs w:val="22"/>
+              </w:rPr>
+              <w:t>[4] Iwana, B. K., &amp; Uchida, S. (2021). An empirical survey of data augmentation for time series classification with neural networks. PLoS ONE, 16(7), e0254841.</w:t>
+            </w:r>
+          </w:p>
+          <w:p>
+            <w:pPr>
+              <w:rPr>
+                <w:sz w:val="22"/>
+                <w:szCs w:val="22"/>
+              </w:rPr>
+            </w:pPr>
+            <w:r>
+              <w:rPr>
+                <w:sz w:val="22"/>
+                <w:szCs w:val="22"/>
+              </w:rPr>
+              <w:t>[5] Wang, Z., Yan, W., &amp; Oates, T. (2020). Time series classification from scratch with deep neural networks. IJCNN 2017, 1578-1585.</w:t>
+            </w:r>
+          </w:p>
+          <w:p>
+            <w:pPr>
+              <w:rPr>
+                <w:sz w:val="22"/>
+                <w:szCs w:val="22"/>
+              </w:rPr>
+            </w:pPr>
+            <w:r>
+              <w:rPr>
+                <w:sz w:val="22"/>
+                <w:szCs w:val="22"/>
+              </w:rPr>
+              <w:t>[6] Chen, X., Wang, Z., &amp; McKeown, M. J. (2021). Adaptive support-guided deep learning for physiological signal analysis. IEEE TBME, 68(5), 1573-1584.</w:t>
+            </w:r>
+          </w:p>
+          <w:p>
+            <w:pPr>
+              <w:rPr>
+                <w:sz w:val="22"/>
+                <w:szCs w:val="22"/>
+              </w:rPr>
+            </w:pPr>
+            <w:r>
+              <w:rPr>
+                <w:sz w:val="22"/>
+                <w:szCs w:val="22"/>
+              </w:rPr>
+              <w:t>[7] Xu, S. S., Mak, M. W., &amp; Cheung, C. C. (2022). Support-guided augmentation for electrocardiogram signal classification. Biomedical Signal Processing and Control, 71, 103213.</w:t>
+            </w:r>
+          </w:p>
+          <w:p>
+            <w:pPr>
+              <w:rPr>
+                <w:sz w:val="22"/>
+                <w:szCs w:val="22"/>
+              </w:rPr>
+            </w:pPr>
+            <w:r>
+              <w:rPr>
+                <w:sz w:val="22"/>
+                <w:szCs w:val="22"/>
+              </w:rPr>
+              <w:t xml:space="preserve">[8] Oh, S. L., Ng, E. Y., Tan, R. S., &amp; Acharya, U. R. (2018). Automated diagnosis of arrhythmia using </w:t>
+            </w:r>
             <w:r>
               <w:rPr>
                 <w:sz w:val="22"/>
                 <w:szCs w:val="22"/>
               </w:rPr>
               <w:lastRenderedPageBreak/>
-              <w:t xml:space="preserve">[8] Oh, S. L., </w:t>
-            </w:r>
-            <w:proofErr w:type="spellStart"/>
-            <w:r>
-              <w:rPr>
-                <w:sz w:val="22"/>
-                <w:szCs w:val="22"/>
-              </w:rPr>
-              <w:t>Ng</w:t>
-            </w:r>
-            <w:proofErr w:type="spellEnd"/>
-            <w:r>
-              <w:rPr>
-                <w:sz w:val="22"/>
-                <w:szCs w:val="22"/>
-              </w:rPr>
-              <w:t xml:space="preserve">, E. Y., Tan, R. S., &amp; </w:t>
-            </w:r>
-            <w:proofErr w:type="spellStart"/>
-            <w:r>
-              <w:rPr>
-                <w:sz w:val="22"/>
-                <w:szCs w:val="22"/>
-              </w:rPr>
-              <w:t>Acharya</w:t>
-            </w:r>
-            <w:proofErr w:type="spellEnd"/>
-            <w:r>
-              <w:rPr>
-                <w:sz w:val="22"/>
-                <w:szCs w:val="22"/>
-              </w:rPr>
-              <w:t xml:space="preserve">, U. R. (2018). </w:t>
-            </w:r>
-            <w:proofErr w:type="spellStart"/>
-            <w:r>
-              <w:rPr>
-                <w:sz w:val="22"/>
-                <w:szCs w:val="22"/>
-              </w:rPr>
-              <w:t>Automated</w:t>
-            </w:r>
-            <w:proofErr w:type="spellEnd"/>
-            <w:r>
-              <w:rPr>
-                <w:sz w:val="22"/>
-                <w:szCs w:val="22"/>
-              </w:rPr>
-              <w:t xml:space="preserve"> </w:t>
-            </w:r>
-            <w:proofErr w:type="spellStart"/>
-            <w:r>
-              <w:rPr>
-                <w:sz w:val="22"/>
-                <w:szCs w:val="22"/>
-              </w:rPr>
-              <w:t>diagnosis</w:t>
-            </w:r>
-            <w:proofErr w:type="spellEnd"/>
-            <w:r>
-              <w:rPr>
-                <w:sz w:val="22"/>
-                <w:szCs w:val="22"/>
-              </w:rPr>
-              <w:t xml:space="preserve"> of </w:t>
-            </w:r>
-            <w:proofErr w:type="spellStart"/>
-            <w:r>
-              <w:rPr>
-                <w:sz w:val="22"/>
-                <w:szCs w:val="22"/>
-              </w:rPr>
-              <w:t>arrhythmia</w:t>
-            </w:r>
-            <w:proofErr w:type="spellEnd"/>
-            <w:r>
-              <w:rPr>
-                <w:sz w:val="22"/>
-                <w:szCs w:val="22"/>
-              </w:rPr>
-              <w:t xml:space="preserve"> </w:t>
-            </w:r>
-            <w:proofErr w:type="spellStart"/>
-            <w:r>
-              <w:rPr>
-                <w:sz w:val="22"/>
-                <w:szCs w:val="22"/>
-              </w:rPr>
-              <w:t>using</w:t>
-            </w:r>
-            <w:proofErr w:type="spellEnd"/>
-            <w:r>
-              <w:rPr>
-                <w:sz w:val="22"/>
-                <w:szCs w:val="22"/>
-              </w:rPr>
-              <w:t xml:space="preserve"> </w:t>
-            </w:r>
-            <w:proofErr w:type="spellStart"/>
-            <w:r>
-              <w:rPr>
-                <w:sz w:val="22"/>
-                <w:szCs w:val="22"/>
-              </w:rPr>
-              <w:t>combination</w:t>
-            </w:r>
-            <w:proofErr w:type="spellEnd"/>
-            <w:r>
-              <w:rPr>
-                <w:sz w:val="22"/>
-                <w:szCs w:val="22"/>
-              </w:rPr>
-              <w:t xml:space="preserve"> of CNN </w:t>
-            </w:r>
-            <w:proofErr w:type="spellStart"/>
-            <w:r>
-              <w:rPr>
-                <w:sz w:val="22"/>
-                <w:szCs w:val="22"/>
-              </w:rPr>
-              <w:t>and</w:t>
-            </w:r>
-            <w:proofErr w:type="spellEnd"/>
-            <w:r>
-              <w:rPr>
-                <w:sz w:val="22"/>
-                <w:szCs w:val="22"/>
-              </w:rPr>
-              <w:t xml:space="preserve"> LSTM </w:t>
-            </w:r>
-            <w:proofErr w:type="spellStart"/>
-            <w:r>
-              <w:rPr>
-                <w:sz w:val="22"/>
-                <w:szCs w:val="22"/>
-              </w:rPr>
-              <w:t>techniques</w:t>
-            </w:r>
-            <w:proofErr w:type="spellEnd"/>
-            <w:r>
-              <w:rPr>
-                <w:sz w:val="22"/>
-                <w:szCs w:val="22"/>
-              </w:rPr>
-              <w:t xml:space="preserve"> </w:t>
-            </w:r>
-            <w:proofErr w:type="spellStart"/>
-            <w:r>
-              <w:rPr>
-                <w:sz w:val="22"/>
-                <w:szCs w:val="22"/>
-              </w:rPr>
-              <w:t>w</w:t>
-            </w:r>
-            <w:r>
-              <w:rPr>
-                <w:sz w:val="22"/>
-                <w:szCs w:val="22"/>
-              </w:rPr>
-              <w:t>ith</w:t>
-            </w:r>
-            <w:proofErr w:type="spellEnd"/>
-            <w:r>
-              <w:rPr>
-                <w:sz w:val="22"/>
-                <w:szCs w:val="22"/>
-              </w:rPr>
-              <w:t xml:space="preserve"> </w:t>
-            </w:r>
-            <w:proofErr w:type="spellStart"/>
-            <w:r>
-              <w:rPr>
-                <w:sz w:val="22"/>
-                <w:szCs w:val="22"/>
-              </w:rPr>
-              <w:t>variable</w:t>
-            </w:r>
-            <w:proofErr w:type="spellEnd"/>
-            <w:r>
-              <w:rPr>
-                <w:sz w:val="22"/>
-                <w:szCs w:val="22"/>
-              </w:rPr>
-              <w:t xml:space="preserve"> </w:t>
-            </w:r>
-            <w:proofErr w:type="spellStart"/>
-            <w:r>
-              <w:rPr>
-                <w:sz w:val="22"/>
-                <w:szCs w:val="22"/>
-              </w:rPr>
-              <w:t>length</w:t>
-            </w:r>
-            <w:proofErr w:type="spellEnd"/>
-            <w:r>
-              <w:rPr>
-                <w:sz w:val="22"/>
-                <w:szCs w:val="22"/>
-              </w:rPr>
-              <w:t xml:space="preserve"> </w:t>
-            </w:r>
-            <w:proofErr w:type="spellStart"/>
-            <w:r>
-              <w:rPr>
-                <w:sz w:val="22"/>
-                <w:szCs w:val="22"/>
-              </w:rPr>
-              <w:t>heart</w:t>
-            </w:r>
-            <w:proofErr w:type="spellEnd"/>
-            <w:r>
-              <w:rPr>
-                <w:sz w:val="22"/>
-                <w:szCs w:val="22"/>
-              </w:rPr>
-              <w:t xml:space="preserve"> </w:t>
-            </w:r>
-            <w:proofErr w:type="spellStart"/>
-            <w:r>
-              <w:rPr>
-                <w:sz w:val="22"/>
-                <w:szCs w:val="22"/>
-              </w:rPr>
-              <w:t>beats</w:t>
-            </w:r>
-            <w:proofErr w:type="spellEnd"/>
-            <w:r>
-              <w:rPr>
-                <w:sz w:val="22"/>
-                <w:szCs w:val="22"/>
-              </w:rPr>
-              <w:t>. CIBM, 102, 278-287.</w:t>
-            </w:r>
-          </w:p>
-          <w:p>
-            <w:pPr>
-              <w:rPr>
-                <w:sz w:val="22"/>
-                <w:szCs w:val="22"/>
-              </w:rPr>
-            </w:pPr>
-            <w:r>
-              <w:rPr>
-                <w:sz w:val="22"/>
-                <w:szCs w:val="22"/>
-              </w:rPr>
-              <w:t xml:space="preserve">[10] </w:t>
-            </w:r>
-            <w:proofErr w:type="spellStart"/>
-            <w:r>
-              <w:rPr>
-                <w:sz w:val="22"/>
-                <w:szCs w:val="22"/>
-              </w:rPr>
-              <w:t>Natarajan</w:t>
-            </w:r>
-            <w:proofErr w:type="spellEnd"/>
-            <w:r>
-              <w:rPr>
-                <w:sz w:val="22"/>
-                <w:szCs w:val="22"/>
-              </w:rPr>
-              <w:t xml:space="preserve">, A. et al. (2020). A </w:t>
-            </w:r>
-            <w:proofErr w:type="spellStart"/>
-            <w:r>
-              <w:rPr>
-                <w:sz w:val="22"/>
-                <w:szCs w:val="22"/>
-              </w:rPr>
-              <w:t>wide</w:t>
-            </w:r>
-            <w:proofErr w:type="spellEnd"/>
-            <w:r>
-              <w:rPr>
-                <w:sz w:val="22"/>
-                <w:szCs w:val="22"/>
-              </w:rPr>
-              <w:t xml:space="preserve"> </w:t>
-            </w:r>
-            <w:proofErr w:type="spellStart"/>
-            <w:r>
-              <w:rPr>
-                <w:sz w:val="22"/>
-                <w:szCs w:val="22"/>
-              </w:rPr>
-              <w:t>and</w:t>
-            </w:r>
-            <w:proofErr w:type="spellEnd"/>
-            <w:r>
-              <w:rPr>
-                <w:sz w:val="22"/>
-                <w:szCs w:val="22"/>
-              </w:rPr>
-              <w:t xml:space="preserve"> </w:t>
-            </w:r>
-            <w:proofErr w:type="spellStart"/>
-            <w:r>
-              <w:rPr>
-                <w:sz w:val="22"/>
-                <w:szCs w:val="22"/>
-              </w:rPr>
-              <w:t>deep</w:t>
-            </w:r>
-            <w:proofErr w:type="spellEnd"/>
-            <w:r>
-              <w:rPr>
-                <w:sz w:val="22"/>
-                <w:szCs w:val="22"/>
-              </w:rPr>
-              <w:t xml:space="preserve"> </w:t>
-            </w:r>
-            <w:proofErr w:type="spellStart"/>
-            <w:r>
-              <w:rPr>
-                <w:sz w:val="22"/>
-                <w:szCs w:val="22"/>
-              </w:rPr>
-              <w:t>transformer</w:t>
-            </w:r>
-            <w:proofErr w:type="spellEnd"/>
-            <w:r>
-              <w:rPr>
-                <w:sz w:val="22"/>
-                <w:szCs w:val="22"/>
-              </w:rPr>
-              <w:t xml:space="preserve"> </w:t>
-            </w:r>
-            <w:proofErr w:type="spellStart"/>
-            <w:r>
-              <w:rPr>
-                <w:sz w:val="22"/>
-                <w:szCs w:val="22"/>
-              </w:rPr>
-              <w:t>neural</w:t>
-            </w:r>
-            <w:proofErr w:type="spellEnd"/>
-            <w:r>
-              <w:rPr>
-                <w:sz w:val="22"/>
-                <w:szCs w:val="22"/>
-              </w:rPr>
-              <w:t xml:space="preserve"> network </w:t>
-            </w:r>
-            <w:proofErr w:type="spellStart"/>
-            <w:r>
-              <w:rPr>
-                <w:sz w:val="22"/>
-                <w:szCs w:val="22"/>
-              </w:rPr>
-              <w:t>for</w:t>
-            </w:r>
-            <w:proofErr w:type="spellEnd"/>
-            <w:r>
-              <w:rPr>
-                <w:sz w:val="22"/>
-                <w:szCs w:val="22"/>
-              </w:rPr>
-              <w:t xml:space="preserve"> 12-lead ECG </w:t>
-            </w:r>
-            <w:proofErr w:type="spellStart"/>
-            <w:r>
-              <w:rPr>
-                <w:sz w:val="22"/>
-                <w:szCs w:val="22"/>
-              </w:rPr>
-              <w:t>classification</w:t>
-            </w:r>
-            <w:proofErr w:type="spellEnd"/>
-            <w:r>
-              <w:rPr>
-                <w:sz w:val="22"/>
-                <w:szCs w:val="22"/>
-              </w:rPr>
-              <w:t xml:space="preserve">. Computing in </w:t>
-            </w:r>
-            <w:proofErr w:type="spellStart"/>
-            <w:r>
-              <w:rPr>
-                <w:sz w:val="22"/>
-                <w:szCs w:val="22"/>
-              </w:rPr>
-              <w:t>Cardiology</w:t>
-            </w:r>
-            <w:proofErr w:type="spellEnd"/>
-            <w:r>
-              <w:rPr>
-                <w:sz w:val="22"/>
-                <w:szCs w:val="22"/>
-              </w:rPr>
-              <w:t xml:space="preserve"> 2020.</w:t>
-            </w:r>
-          </w:p>
-          <w:p>
-            <w:pPr>
-              <w:rPr>
-                <w:sz w:val="22"/>
-                <w:szCs w:val="22"/>
-              </w:rPr>
-            </w:pPr>
-            <w:r>
-              <w:rPr>
-                <w:sz w:val="22"/>
-                <w:szCs w:val="22"/>
-              </w:rPr>
-              <w:t xml:space="preserve">[12] </w:t>
-            </w:r>
-            <w:proofErr w:type="spellStart"/>
-            <w:r>
-              <w:rPr>
-                <w:sz w:val="22"/>
-                <w:szCs w:val="22"/>
-              </w:rPr>
-              <w:t>Strodthoff</w:t>
-            </w:r>
-            <w:proofErr w:type="spellEnd"/>
-            <w:r>
-              <w:rPr>
-                <w:sz w:val="22"/>
-                <w:szCs w:val="22"/>
-              </w:rPr>
-              <w:t xml:space="preserve">, N., Wagner, P., </w:t>
-            </w:r>
-            <w:proofErr w:type="spellStart"/>
-            <w:r>
-              <w:rPr>
-                <w:sz w:val="22"/>
-                <w:szCs w:val="22"/>
-              </w:rPr>
-              <w:t>Schaeffter</w:t>
-            </w:r>
-            <w:proofErr w:type="spellEnd"/>
-            <w:r>
-              <w:rPr>
-                <w:sz w:val="22"/>
-                <w:szCs w:val="22"/>
-              </w:rPr>
-              <w:t xml:space="preserve">, T., &amp; </w:t>
-            </w:r>
-            <w:proofErr w:type="spellStart"/>
-            <w:r>
-              <w:rPr>
-                <w:sz w:val="22"/>
-                <w:szCs w:val="22"/>
-              </w:rPr>
-              <w:t>Samek</w:t>
-            </w:r>
-            <w:proofErr w:type="spellEnd"/>
-            <w:r>
-              <w:rPr>
-                <w:sz w:val="22"/>
-                <w:szCs w:val="22"/>
-              </w:rPr>
-              <w:t>, W. (20</w:t>
-            </w:r>
-            <w:r>
-              <w:rPr>
-                <w:sz w:val="22"/>
-                <w:szCs w:val="22"/>
-              </w:rPr>
-              <w:t xml:space="preserve">20). </w:t>
-            </w:r>
-            <w:proofErr w:type="spellStart"/>
-            <w:r>
-              <w:rPr>
-                <w:sz w:val="22"/>
-                <w:szCs w:val="22"/>
-              </w:rPr>
-              <w:t>Deep</w:t>
-            </w:r>
-            <w:proofErr w:type="spellEnd"/>
-            <w:r>
-              <w:rPr>
-                <w:sz w:val="22"/>
-                <w:szCs w:val="22"/>
-              </w:rPr>
-              <w:t xml:space="preserve"> </w:t>
-            </w:r>
-            <w:proofErr w:type="spellStart"/>
-            <w:r>
-              <w:rPr>
-                <w:sz w:val="22"/>
-                <w:szCs w:val="22"/>
-              </w:rPr>
-              <w:t>learning</w:t>
-            </w:r>
-            <w:proofErr w:type="spellEnd"/>
-            <w:r>
-              <w:rPr>
-                <w:sz w:val="22"/>
-                <w:szCs w:val="22"/>
-              </w:rPr>
-              <w:t xml:space="preserve"> </w:t>
-            </w:r>
-            <w:proofErr w:type="spellStart"/>
-            <w:r>
-              <w:rPr>
-                <w:sz w:val="22"/>
-                <w:szCs w:val="22"/>
-              </w:rPr>
-              <w:t>for</w:t>
-            </w:r>
-            <w:proofErr w:type="spellEnd"/>
-            <w:r>
-              <w:rPr>
-                <w:sz w:val="22"/>
-                <w:szCs w:val="22"/>
-              </w:rPr>
-              <w:t xml:space="preserve"> ECG </w:t>
-            </w:r>
-            <w:proofErr w:type="spellStart"/>
-            <w:r>
-              <w:rPr>
-                <w:sz w:val="22"/>
-                <w:szCs w:val="22"/>
-              </w:rPr>
-              <w:t>analysis</w:t>
-            </w:r>
-            <w:proofErr w:type="spellEnd"/>
-            <w:r>
-              <w:rPr>
-                <w:sz w:val="22"/>
-                <w:szCs w:val="22"/>
-              </w:rPr>
-              <w:t xml:space="preserve">: </w:t>
-            </w:r>
-            <w:proofErr w:type="spellStart"/>
-            <w:r>
-              <w:rPr>
-                <w:sz w:val="22"/>
-                <w:szCs w:val="22"/>
-              </w:rPr>
-              <w:t>Benchmarks</w:t>
-            </w:r>
-            <w:proofErr w:type="spellEnd"/>
-            <w:r>
-              <w:rPr>
-                <w:sz w:val="22"/>
-                <w:szCs w:val="22"/>
-              </w:rPr>
-              <w:t xml:space="preserve"> </w:t>
-            </w:r>
-            <w:proofErr w:type="spellStart"/>
-            <w:r>
-              <w:rPr>
-                <w:sz w:val="22"/>
-                <w:szCs w:val="22"/>
-              </w:rPr>
-              <w:t>and</w:t>
-            </w:r>
-            <w:proofErr w:type="spellEnd"/>
-            <w:r>
-              <w:rPr>
-                <w:sz w:val="22"/>
-                <w:szCs w:val="22"/>
-              </w:rPr>
-              <w:t xml:space="preserve"> </w:t>
-            </w:r>
-            <w:proofErr w:type="spellStart"/>
-            <w:r>
-              <w:rPr>
-                <w:sz w:val="22"/>
-                <w:szCs w:val="22"/>
-              </w:rPr>
-              <w:t>insights</w:t>
-            </w:r>
-            <w:proofErr w:type="spellEnd"/>
-            <w:r>
-              <w:rPr>
-                <w:sz w:val="22"/>
-                <w:szCs w:val="22"/>
-              </w:rPr>
-              <w:t xml:space="preserve"> </w:t>
-            </w:r>
-            <w:proofErr w:type="spellStart"/>
-            <w:r>
-              <w:rPr>
-                <w:sz w:val="22"/>
-                <w:szCs w:val="22"/>
-              </w:rPr>
-              <w:t>from</w:t>
-            </w:r>
-            <w:proofErr w:type="spellEnd"/>
-            <w:r>
-              <w:rPr>
-                <w:sz w:val="22"/>
-                <w:szCs w:val="22"/>
-              </w:rPr>
-              <w:t xml:space="preserve"> PTB-XL. IEEE JBHI, 25(5), 1519-1528.</w:t>
-            </w:r>
-          </w:p>
-          <w:p>
-            <w:pPr>
-              <w:rPr>
-                <w:sz w:val="22"/>
-                <w:szCs w:val="22"/>
-              </w:rPr>
-            </w:pPr>
-            <w:r>
-              <w:rPr>
-                <w:sz w:val="22"/>
-                <w:szCs w:val="22"/>
-              </w:rPr>
-              <w:t xml:space="preserve">[18] Wagner, P. et al. (2020). PTB-XL, a </w:t>
-            </w:r>
-            <w:proofErr w:type="spellStart"/>
-            <w:r>
-              <w:rPr>
-                <w:sz w:val="22"/>
-                <w:szCs w:val="22"/>
-              </w:rPr>
-              <w:t>large</w:t>
-            </w:r>
-            <w:proofErr w:type="spellEnd"/>
-            <w:r>
-              <w:rPr>
-                <w:sz w:val="22"/>
-                <w:szCs w:val="22"/>
-              </w:rPr>
-              <w:t xml:space="preserve"> </w:t>
-            </w:r>
-            <w:proofErr w:type="spellStart"/>
-            <w:r>
-              <w:rPr>
-                <w:sz w:val="22"/>
-                <w:szCs w:val="22"/>
-              </w:rPr>
-              <w:t>publicly</w:t>
-            </w:r>
-            <w:proofErr w:type="spellEnd"/>
-            <w:r>
-              <w:rPr>
-                <w:sz w:val="22"/>
-                <w:szCs w:val="22"/>
-              </w:rPr>
-              <w:t xml:space="preserve"> </w:t>
-            </w:r>
-            <w:proofErr w:type="spellStart"/>
-            <w:r>
-              <w:rPr>
-                <w:sz w:val="22"/>
-                <w:szCs w:val="22"/>
-              </w:rPr>
-              <w:t>available</w:t>
-            </w:r>
-            <w:proofErr w:type="spellEnd"/>
-            <w:r>
-              <w:rPr>
-                <w:sz w:val="22"/>
-                <w:szCs w:val="22"/>
-              </w:rPr>
-              <w:t xml:space="preserve"> </w:t>
-            </w:r>
-            <w:proofErr w:type="spellStart"/>
-            <w:r>
-              <w:rPr>
-                <w:sz w:val="22"/>
-                <w:szCs w:val="22"/>
-              </w:rPr>
-              <w:t>electrocardiography</w:t>
-            </w:r>
-            <w:proofErr w:type="spellEnd"/>
-            <w:r>
-              <w:rPr>
-                <w:sz w:val="22"/>
-                <w:szCs w:val="22"/>
-              </w:rPr>
-              <w:t xml:space="preserve"> </w:t>
-            </w:r>
-            <w:proofErr w:type="spellStart"/>
-            <w:r>
-              <w:rPr>
-                <w:sz w:val="22"/>
-                <w:szCs w:val="22"/>
-              </w:rPr>
-              <w:t>dataset</w:t>
-            </w:r>
-            <w:proofErr w:type="spellEnd"/>
-            <w:r>
-              <w:rPr>
-                <w:sz w:val="22"/>
-                <w:szCs w:val="22"/>
-              </w:rPr>
-              <w:t xml:space="preserve">. </w:t>
-            </w:r>
-            <w:proofErr w:type="spellStart"/>
-            <w:r>
-              <w:rPr>
-                <w:sz w:val="22"/>
-                <w:szCs w:val="22"/>
-              </w:rPr>
-              <w:t>Scientific</w:t>
-            </w:r>
-            <w:proofErr w:type="spellEnd"/>
-            <w:r>
-              <w:rPr>
-                <w:sz w:val="22"/>
-                <w:szCs w:val="22"/>
-              </w:rPr>
-              <w:t xml:space="preserve"> Data, 7(1), 154.</w:t>
-            </w:r>
-          </w:p>
-          <w:p>
-            <w:pPr>
-              <w:rPr>
-                <w:sz w:val="22"/>
-                <w:szCs w:val="22"/>
-              </w:rPr>
-            </w:pPr>
-            <w:r>
-              <w:rPr>
-                <w:sz w:val="22"/>
-                <w:szCs w:val="22"/>
-              </w:rPr>
-              <w:t xml:space="preserve">[19] </w:t>
-            </w:r>
-            <w:proofErr w:type="spellStart"/>
-            <w:r>
-              <w:rPr>
-                <w:sz w:val="22"/>
-                <w:szCs w:val="22"/>
-              </w:rPr>
-              <w:t>Moody</w:t>
-            </w:r>
-            <w:proofErr w:type="spellEnd"/>
-            <w:r>
-              <w:rPr>
-                <w:sz w:val="22"/>
-                <w:szCs w:val="22"/>
-              </w:rPr>
-              <w:t xml:space="preserve">, G. B., &amp; Mark, R. </w:t>
-            </w:r>
-            <w:r>
-              <w:rPr>
-                <w:sz w:val="22"/>
-                <w:szCs w:val="22"/>
-              </w:rPr>
-              <w:t xml:space="preserve">G. (1983). </w:t>
-            </w:r>
-            <w:proofErr w:type="spellStart"/>
-            <w:r>
-              <w:rPr>
-                <w:sz w:val="22"/>
-                <w:szCs w:val="22"/>
-              </w:rPr>
-              <w:t>The</w:t>
-            </w:r>
-            <w:proofErr w:type="spellEnd"/>
-            <w:r>
-              <w:rPr>
-                <w:sz w:val="22"/>
-                <w:szCs w:val="22"/>
-              </w:rPr>
-              <w:t xml:space="preserve"> </w:t>
-            </w:r>
-            <w:proofErr w:type="spellStart"/>
-            <w:r>
-              <w:rPr>
-                <w:sz w:val="22"/>
-                <w:szCs w:val="22"/>
-              </w:rPr>
-              <w:t>impact</w:t>
-            </w:r>
-            <w:proofErr w:type="spellEnd"/>
-            <w:r>
-              <w:rPr>
-                <w:sz w:val="22"/>
-                <w:szCs w:val="22"/>
-              </w:rPr>
-              <w:t xml:space="preserve"> of </w:t>
-            </w:r>
-            <w:proofErr w:type="spellStart"/>
-            <w:r>
-              <w:rPr>
-                <w:sz w:val="22"/>
-                <w:szCs w:val="22"/>
-              </w:rPr>
-              <w:t>the</w:t>
-            </w:r>
-            <w:proofErr w:type="spellEnd"/>
-            <w:r>
-              <w:rPr>
-                <w:sz w:val="22"/>
-                <w:szCs w:val="22"/>
-              </w:rPr>
-              <w:t xml:space="preserve"> MIT-BIH </w:t>
-            </w:r>
-            <w:proofErr w:type="spellStart"/>
-            <w:r>
-              <w:rPr>
-                <w:sz w:val="22"/>
-                <w:szCs w:val="22"/>
-              </w:rPr>
-              <w:t>arrhythmia</w:t>
-            </w:r>
-            <w:proofErr w:type="spellEnd"/>
-            <w:r>
-              <w:rPr>
-                <w:sz w:val="22"/>
-                <w:szCs w:val="22"/>
-              </w:rPr>
-              <w:t xml:space="preserve"> </w:t>
-            </w:r>
-            <w:proofErr w:type="spellStart"/>
-            <w:r>
-              <w:rPr>
-                <w:sz w:val="22"/>
-                <w:szCs w:val="22"/>
-              </w:rPr>
-              <w:t>database</w:t>
-            </w:r>
-            <w:proofErr w:type="spellEnd"/>
-            <w:r>
-              <w:rPr>
-                <w:sz w:val="22"/>
-                <w:szCs w:val="22"/>
-              </w:rPr>
-              <w:t>. IEEE EMB Magazine, 20(3), 45-50.</w:t>
-            </w:r>
-          </w:p>
-          <w:p>
-            <w:pPr>
-              <w:rPr>
-                <w:sz w:val="22"/>
-                <w:szCs w:val="22"/>
-              </w:rPr>
-            </w:pPr>
-            <w:r>
-              <w:rPr>
-                <w:sz w:val="22"/>
-                <w:szCs w:val="22"/>
-              </w:rPr>
-              <w:t xml:space="preserve">[20] </w:t>
-            </w:r>
-            <w:proofErr w:type="spellStart"/>
-            <w:r>
-              <w:rPr>
-                <w:sz w:val="22"/>
-                <w:szCs w:val="22"/>
-              </w:rPr>
-              <w:t>Zheng</w:t>
-            </w:r>
-            <w:proofErr w:type="spellEnd"/>
-            <w:r>
-              <w:rPr>
-                <w:sz w:val="22"/>
-                <w:szCs w:val="22"/>
-              </w:rPr>
-              <w:t xml:space="preserve">, J. et al. (2020). A 12-lead </w:t>
-            </w:r>
-            <w:proofErr w:type="spellStart"/>
-            <w:r>
-              <w:rPr>
-                <w:sz w:val="22"/>
-                <w:szCs w:val="22"/>
-              </w:rPr>
-              <w:t>electrocardiogram</w:t>
-            </w:r>
-            <w:proofErr w:type="spellEnd"/>
-            <w:r>
-              <w:rPr>
-                <w:sz w:val="22"/>
-                <w:szCs w:val="22"/>
-              </w:rPr>
-              <w:t xml:space="preserve"> </w:t>
-            </w:r>
-            <w:proofErr w:type="spellStart"/>
-            <w:r>
-              <w:rPr>
-                <w:sz w:val="22"/>
-                <w:szCs w:val="22"/>
-              </w:rPr>
-              <w:t>database</w:t>
-            </w:r>
-            <w:proofErr w:type="spellEnd"/>
-            <w:r>
-              <w:rPr>
-                <w:sz w:val="22"/>
-                <w:szCs w:val="22"/>
-              </w:rPr>
-              <w:t xml:space="preserve"> </w:t>
-            </w:r>
-            <w:proofErr w:type="spellStart"/>
-            <w:r>
-              <w:rPr>
-                <w:sz w:val="22"/>
-                <w:szCs w:val="22"/>
-              </w:rPr>
-              <w:t>for</w:t>
-            </w:r>
-            <w:proofErr w:type="spellEnd"/>
-            <w:r>
-              <w:rPr>
-                <w:sz w:val="22"/>
-                <w:szCs w:val="22"/>
-              </w:rPr>
-              <w:t xml:space="preserve"> </w:t>
-            </w:r>
-            <w:proofErr w:type="spellStart"/>
-            <w:r>
-              <w:rPr>
-                <w:sz w:val="22"/>
-                <w:szCs w:val="22"/>
-              </w:rPr>
-              <w:t>arrhythmia</w:t>
-            </w:r>
-            <w:proofErr w:type="spellEnd"/>
-            <w:r>
-              <w:rPr>
-                <w:sz w:val="22"/>
-                <w:szCs w:val="22"/>
-              </w:rPr>
-              <w:t xml:space="preserve"> </w:t>
-            </w:r>
-            <w:proofErr w:type="spellStart"/>
-            <w:r>
-              <w:rPr>
-                <w:sz w:val="22"/>
-                <w:szCs w:val="22"/>
-              </w:rPr>
-              <w:t>research</w:t>
-            </w:r>
-            <w:proofErr w:type="spellEnd"/>
-            <w:r>
-              <w:rPr>
-                <w:sz w:val="22"/>
-                <w:szCs w:val="22"/>
-              </w:rPr>
-              <w:t xml:space="preserve"> </w:t>
-            </w:r>
-            <w:proofErr w:type="spellStart"/>
-            <w:r>
-              <w:rPr>
-                <w:sz w:val="22"/>
-                <w:szCs w:val="22"/>
-              </w:rPr>
-              <w:t>covering</w:t>
-            </w:r>
-            <w:proofErr w:type="spellEnd"/>
-            <w:r>
-              <w:rPr>
-                <w:sz w:val="22"/>
-                <w:szCs w:val="22"/>
-              </w:rPr>
-              <w:t xml:space="preserve"> </w:t>
-            </w:r>
-            <w:proofErr w:type="spellStart"/>
-            <w:r>
-              <w:rPr>
-                <w:sz w:val="22"/>
-                <w:szCs w:val="22"/>
-              </w:rPr>
-              <w:t>more</w:t>
-            </w:r>
-            <w:proofErr w:type="spellEnd"/>
-            <w:r>
-              <w:rPr>
-                <w:sz w:val="22"/>
-                <w:szCs w:val="22"/>
-              </w:rPr>
-              <w:t xml:space="preserve"> </w:t>
-            </w:r>
-            <w:proofErr w:type="spellStart"/>
-            <w:r>
-              <w:rPr>
-                <w:sz w:val="22"/>
-                <w:szCs w:val="22"/>
-              </w:rPr>
-              <w:t>than</w:t>
-            </w:r>
-            <w:proofErr w:type="spellEnd"/>
-            <w:r>
-              <w:rPr>
-                <w:sz w:val="22"/>
-                <w:szCs w:val="22"/>
-              </w:rPr>
-              <w:t xml:space="preserve"> 10,000 </w:t>
-            </w:r>
-            <w:proofErr w:type="spellStart"/>
-            <w:r>
-              <w:rPr>
-                <w:sz w:val="22"/>
-                <w:szCs w:val="22"/>
-              </w:rPr>
-              <w:t>patients</w:t>
-            </w:r>
-            <w:proofErr w:type="spellEnd"/>
-            <w:r>
-              <w:rPr>
-                <w:sz w:val="22"/>
-                <w:szCs w:val="22"/>
-              </w:rPr>
-              <w:t xml:space="preserve">. </w:t>
-            </w:r>
-            <w:proofErr w:type="spellStart"/>
-            <w:r>
-              <w:rPr>
-                <w:sz w:val="22"/>
-                <w:szCs w:val="22"/>
-              </w:rPr>
-              <w:t>Scientific</w:t>
-            </w:r>
-            <w:proofErr w:type="spellEnd"/>
-            <w:r>
-              <w:rPr>
-                <w:sz w:val="22"/>
-                <w:szCs w:val="22"/>
-              </w:rPr>
-              <w:t xml:space="preserve"> Data, 7(1), 48.</w:t>
-            </w:r>
-          </w:p>
-          <w:p>
-            <w:pPr>
-              <w:rPr>
-                <w:sz w:val="22"/>
-                <w:szCs w:val="22"/>
-              </w:rPr>
-            </w:pPr>
-            <w:r>
-              <w:rPr>
-                <w:sz w:val="22"/>
-                <w:szCs w:val="22"/>
-              </w:rPr>
-              <w:t>[21] Lin, T</w:t>
-            </w:r>
-            <w:r>
-              <w:rPr>
-                <w:sz w:val="22"/>
-                <w:szCs w:val="22"/>
-              </w:rPr>
-              <w:t xml:space="preserve">. Y., </w:t>
-            </w:r>
-            <w:proofErr w:type="spellStart"/>
-            <w:r>
-              <w:rPr>
-                <w:sz w:val="22"/>
-                <w:szCs w:val="22"/>
-              </w:rPr>
-              <w:t>Goyal</w:t>
-            </w:r>
-            <w:proofErr w:type="spellEnd"/>
-            <w:r>
-              <w:rPr>
-                <w:sz w:val="22"/>
-                <w:szCs w:val="22"/>
-              </w:rPr>
-              <w:t xml:space="preserve">, P., </w:t>
-            </w:r>
-            <w:proofErr w:type="spellStart"/>
-            <w:r>
-              <w:rPr>
-                <w:sz w:val="22"/>
-                <w:szCs w:val="22"/>
-              </w:rPr>
-              <w:t>Girshick</w:t>
-            </w:r>
-            <w:proofErr w:type="spellEnd"/>
-            <w:r>
-              <w:rPr>
-                <w:sz w:val="22"/>
-                <w:szCs w:val="22"/>
-              </w:rPr>
-              <w:t xml:space="preserve">, R., He, K., &amp; </w:t>
-            </w:r>
-            <w:proofErr w:type="spellStart"/>
-            <w:r>
-              <w:rPr>
-                <w:sz w:val="22"/>
-                <w:szCs w:val="22"/>
-              </w:rPr>
-              <w:t>Dollár</w:t>
-            </w:r>
-            <w:proofErr w:type="spellEnd"/>
-            <w:r>
-              <w:rPr>
-                <w:sz w:val="22"/>
-                <w:szCs w:val="22"/>
-              </w:rPr>
-              <w:t xml:space="preserve">, P. (2017). </w:t>
-            </w:r>
-            <w:proofErr w:type="spellStart"/>
-            <w:r>
-              <w:rPr>
-                <w:sz w:val="22"/>
-                <w:szCs w:val="22"/>
-              </w:rPr>
-              <w:t>Focal</w:t>
-            </w:r>
-            <w:proofErr w:type="spellEnd"/>
-            <w:r>
-              <w:rPr>
-                <w:sz w:val="22"/>
-                <w:szCs w:val="22"/>
-              </w:rPr>
-              <w:t xml:space="preserve"> </w:t>
-            </w:r>
-            <w:proofErr w:type="spellStart"/>
-            <w:r>
-              <w:rPr>
-                <w:sz w:val="22"/>
-                <w:szCs w:val="22"/>
-              </w:rPr>
-              <w:t>loss</w:t>
-            </w:r>
-            <w:proofErr w:type="spellEnd"/>
-            <w:r>
-              <w:rPr>
-                <w:sz w:val="22"/>
-                <w:szCs w:val="22"/>
-              </w:rPr>
-              <w:t xml:space="preserve"> </w:t>
-            </w:r>
-            <w:proofErr w:type="spellStart"/>
-            <w:r>
-              <w:rPr>
-                <w:sz w:val="22"/>
-                <w:szCs w:val="22"/>
-              </w:rPr>
-              <w:t>for</w:t>
-            </w:r>
-            <w:proofErr w:type="spellEnd"/>
-            <w:r>
-              <w:rPr>
-                <w:sz w:val="22"/>
-                <w:szCs w:val="22"/>
-              </w:rPr>
-              <w:t xml:space="preserve"> dense </w:t>
-            </w:r>
-            <w:proofErr w:type="spellStart"/>
-            <w:r>
-              <w:rPr>
-                <w:sz w:val="22"/>
-                <w:szCs w:val="22"/>
-              </w:rPr>
-              <w:t>object</w:t>
-            </w:r>
-            <w:proofErr w:type="spellEnd"/>
-            <w:r>
-              <w:rPr>
-                <w:sz w:val="22"/>
-                <w:szCs w:val="22"/>
-              </w:rPr>
-              <w:t xml:space="preserve"> </w:t>
-            </w:r>
-            <w:proofErr w:type="spellStart"/>
-            <w:r>
-              <w:rPr>
-                <w:sz w:val="22"/>
-                <w:szCs w:val="22"/>
-              </w:rPr>
-              <w:t>detection</w:t>
-            </w:r>
-            <w:proofErr w:type="spellEnd"/>
-            <w:r>
-              <w:rPr>
-                <w:sz w:val="22"/>
-                <w:szCs w:val="22"/>
-              </w:rPr>
-              <w:t>. ICCV 2017, 2980-2988.</w:t>
-            </w:r>
-          </w:p>
-          <w:p>
-            <w:pPr>
-              <w:rPr>
-                <w:sz w:val="22"/>
-                <w:szCs w:val="22"/>
-              </w:rPr>
-            </w:pPr>
-            <w:r>
-              <w:rPr>
-                <w:sz w:val="22"/>
-                <w:szCs w:val="22"/>
-              </w:rPr>
-              <w:t xml:space="preserve">[22] </w:t>
-            </w:r>
-            <w:proofErr w:type="spellStart"/>
-            <w:proofErr w:type="gramStart"/>
-            <w:r>
-              <w:rPr>
-                <w:sz w:val="22"/>
-                <w:szCs w:val="22"/>
-              </w:rPr>
-              <w:t>scipy.signal</w:t>
-            </w:r>
-            <w:proofErr w:type="gramEnd"/>
-            <w:r>
-              <w:rPr>
-                <w:sz w:val="22"/>
-                <w:szCs w:val="22"/>
-              </w:rPr>
-              <w:t>.decimate</w:t>
-            </w:r>
-            <w:proofErr w:type="spellEnd"/>
-            <w:r>
-              <w:rPr>
-                <w:sz w:val="22"/>
-                <w:szCs w:val="22"/>
-              </w:rPr>
-              <w:t xml:space="preserve"> — </w:t>
-            </w:r>
-            <w:proofErr w:type="spellStart"/>
-            <w:r>
-              <w:rPr>
-                <w:sz w:val="22"/>
-                <w:szCs w:val="22"/>
-              </w:rPr>
-              <w:t>SciPy</w:t>
-            </w:r>
-            <w:proofErr w:type="spellEnd"/>
-            <w:r>
-              <w:rPr>
-                <w:sz w:val="22"/>
-                <w:szCs w:val="22"/>
-              </w:rPr>
-              <w:t xml:space="preserve"> v1.13. https://docs.scipy.org/doc/scipy/reference/generated/scipy.signal.decimate.html</w:t>
+              <w:t>combination of CNN and LSTM techniques with variable length heart beats. CIBM, 102, 278-287.</w:t>
+            </w:r>
+          </w:p>
+          <w:p>
+            <w:pPr>
+              <w:rPr>
+                <w:sz w:val="22"/>
+                <w:szCs w:val="22"/>
+              </w:rPr>
+            </w:pPr>
+            <w:r>
+              <w:rPr>
+                <w:sz w:val="22"/>
+                <w:szCs w:val="22"/>
+              </w:rPr>
+              <w:t>[10] Natarajan, A. et al. (2020). A wide and deep transformer neural network for 12-lead ECG classification. Computing in Cardiology 2020.</w:t>
+            </w:r>
+          </w:p>
+          <w:p>
+            <w:pPr>
+              <w:rPr>
+                <w:sz w:val="22"/>
+                <w:szCs w:val="22"/>
+              </w:rPr>
+            </w:pPr>
+            <w:r>
+              <w:rPr>
+                <w:sz w:val="22"/>
+                <w:szCs w:val="22"/>
+              </w:rPr>
+              <w:t>[12] Strodthoff, N., Wagner, P., Schaeffter, T., &amp; Samek, W. (2020). Deep learning for ECG analysis: Benchmarks and insights from PTB-XL. IEEE JBHI, 25(5), 1519-1528.</w:t>
+            </w:r>
+          </w:p>
+          <w:p>
+            <w:pPr>
+              <w:rPr>
+                <w:sz w:val="22"/>
+                <w:szCs w:val="22"/>
+              </w:rPr>
+            </w:pPr>
+            <w:r>
+              <w:rPr>
+                <w:sz w:val="22"/>
+                <w:szCs w:val="22"/>
+              </w:rPr>
+              <w:t>[18] Wagner, P. et al. (2020). PTB-XL, a large publicly available electrocardiography dataset. Scientific Data, 7(1), 154.</w:t>
+            </w:r>
+          </w:p>
+          <w:p>
+            <w:pPr>
+              <w:rPr>
+                <w:sz w:val="22"/>
+                <w:szCs w:val="22"/>
+              </w:rPr>
+            </w:pPr>
+            <w:r>
+              <w:rPr>
+                <w:sz w:val="22"/>
+                <w:szCs w:val="22"/>
+              </w:rPr>
+              <w:t>[19] Moody, G. B., &amp; Mark, R. G. (1983). The impact of the MIT-BIH arrhythmia database. IEEE EMB Magazine, 20(3), 45-50.</w:t>
+            </w:r>
+          </w:p>
+          <w:p>
+            <w:pPr>
+              <w:rPr>
+                <w:sz w:val="22"/>
+                <w:szCs w:val="22"/>
+              </w:rPr>
+            </w:pPr>
+            <w:r>
+              <w:rPr>
+                <w:sz w:val="22"/>
+                <w:szCs w:val="22"/>
+              </w:rPr>
+              <w:t>[20] Zheng, J. et al. (2020). A 12-lead electrocardiogram database for arrhythmia research covering more than 10,000 patients. Scientific Data, 7(1), 48.</w:t>
+            </w:r>
+          </w:p>
+          <w:p>
+            <w:pPr>
+              <w:rPr>
+                <w:sz w:val="22"/>
+                <w:szCs w:val="22"/>
+              </w:rPr>
+            </w:pPr>
+            <w:r>
+              <w:rPr>
+                <w:sz w:val="22"/>
+                <w:szCs w:val="22"/>
+              </w:rPr>
+              <w:t>[21] Lin, T. Y., Goyal, P., Girshick, R., He, K., &amp; Dollár, P. (2017). Focal loss for dense object detection. ICCV 2017, 2980-2988.</w:t>
+            </w:r>
+          </w:p>
+          <w:p>
+            <w:pPr>
+              <w:rPr>
+                <w:sz w:val="22"/>
+                <w:szCs w:val="22"/>
+              </w:rPr>
+            </w:pPr>
+            <w:r>
+              <w:rPr>
+                <w:sz w:val="22"/>
+                <w:szCs w:val="22"/>
+              </w:rPr>
+              <w:t>[22] scipy.signal.decimate — SciPy v1.13. https://docs.scipy.org/doc/scipy/reference/generated/scipy.signal.decimate.html</w:t>
             </w:r>
           </w:p>
           <w:p>
@@ -14467,19 +7157,13 @@
     <w:p/>
     <w:p>
       <w:r>
-        <w:t xml:space="preserve">İmza                                                                                                          </w:t>
+        <w:t>İmza                                                                                                          İmza</w:t>
       </w:r>
-      <w:proofErr w:type="spellStart"/>
-      <w:r>
-        <w:t>İmza</w:t>
-      </w:r>
-      <w:proofErr w:type="spellEnd"/>
     </w:p>
     <w:p/>
     <w:p/>
     <w:p/>
     <w:p>
-      <w:proofErr w:type="gramStart"/>
       <w:r>
         <w:rPr>
           <w:b/>
@@ -14488,11 +7172,7 @@
         <w:t>Danışmanın:</w:t>
       </w:r>
       <w:r>
-        <w:t xml:space="preserve">   </w:t>
-      </w:r>
-      <w:proofErr w:type="gramEnd"/>
-      <w:r>
-        <w:t xml:space="preserve">                                                                                         </w:t>
+        <w:t xml:space="preserve">                                                                                            </w:t>
       </w:r>
       <w:r>
         <w:rPr>
@@ -14503,27 +7183,15 @@
       </w:r>
     </w:p>
     <w:p>
-      <w:proofErr w:type="spellStart"/>
       <w:r>
         <w:rPr>
           <w:b/>
           <w:bCs/>
         </w:rPr>
-        <w:t>Ünvanı</w:t>
-      </w:r>
-      <w:proofErr w:type="spellEnd"/>
-      <w:r>
-        <w:rPr>
-          <w:b/>
-          <w:bCs/>
-        </w:rPr>
-        <w:t>:</w:t>
+        <w:t>Ünvanı:</w:t>
       </w:r>
       <w:r>
-        <w:t xml:space="preserve"> Doç. Dr.       </w:t>
-      </w:r>
-      <w:r>
-        <w:t xml:space="preserve">                                                                              </w:t>
+        <w:t xml:space="preserve"> Doç. Dr.                                                                                     </w:t>
       </w:r>
       <w:r>
         <w:rPr>
@@ -14582,13 +7250,7 @@
         <w:rPr>
           <w:bCs/>
         </w:rPr>
-        <w:t xml:space="preserve">                       </w:t>
-      </w:r>
-      <w:r>
-        <w:rPr>
-          <w:bCs/>
-        </w:rPr>
-        <w:t xml:space="preserve">                                                                       </w:t>
+        <w:t xml:space="preserve">                                                                                              </w:t>
       </w:r>
     </w:p>
     <w:p>
@@ -14731,7 +7393,6 @@
       </w:rPr>
       <w:t xml:space="preserve">Yüksek </w:t>
     </w:r>
-    <w:proofErr w:type="spellStart"/>
     <w:r>
       <w:rPr>
         <w:b/>
@@ -14749,7 +7410,6 @@
       </w:rPr>
       <w:t>s</w:t>
     </w:r>
-    <w:proofErr w:type="spellEnd"/>
     <w:r>
       <w:rPr>
         <w:b/>
@@ -14765,16 +7425,7 @@
         <w:sz w:val="18"/>
         <w:szCs w:val="18"/>
       </w:rPr>
-      <w:t xml:space="preserve"> </w:t>
-    </w:r>
-    <w:proofErr w:type="spellStart"/>
-    <w:r>
-      <w:rPr>
-        <w:b/>
-        <w:sz w:val="18"/>
-        <w:szCs w:val="18"/>
-      </w:rPr>
-      <w:t>Yöne</w:t>
+      <w:t xml:space="preserve"> Yöne</w:t>
     </w:r>
     <w:r>
       <w:rPr>
@@ -14785,7 +7436,6 @@
       </w:rPr>
       <w:t>rgesi</w:t>
     </w:r>
-    <w:proofErr w:type="spellEnd"/>
     <w:r>
       <w:rPr>
         <w:b/>
@@ -14795,23 +7445,13 @@
       <w:t xml:space="preserve">: </w:t>
     </w:r>
     <w:bookmarkEnd w:id="25"/>
-    <w:proofErr w:type="spellStart"/>
     <w:r>
       <w:rPr>
         <w:b/>
         <w:sz w:val="18"/>
         <w:szCs w:val="18"/>
       </w:rPr>
-      <w:t>Madde</w:t>
-    </w:r>
-    <w:proofErr w:type="spellEnd"/>
-    <w:r>
-      <w:rPr>
-        <w:b/>
-        <w:sz w:val="18"/>
-        <w:szCs w:val="18"/>
-      </w:rPr>
-      <w:t xml:space="preserve"> </w:t>
+      <w:t xml:space="preserve">Madde </w:t>
     </w:r>
     <w:r>
       <w:rPr>
@@ -14868,7 +7508,6 @@
       </w:rPr>
       <w:t xml:space="preserve">       </w:t>
     </w:r>
-    <w:proofErr w:type="spellStart"/>
     <w:r>
       <w:rPr>
         <w:i/>
@@ -14876,57 +7515,7 @@
         <w:sz w:val="18"/>
         <w:szCs w:val="18"/>
       </w:rPr>
-      <w:t>Kırgızistan-Türkiye</w:t>
-    </w:r>
-    <w:proofErr w:type="spellEnd"/>
-    <w:r>
-      <w:rPr>
-        <w:i/>
-        <w:iCs/>
-        <w:sz w:val="18"/>
-        <w:szCs w:val="18"/>
-      </w:rPr>
-      <w:t xml:space="preserve"> Manas </w:t>
-    </w:r>
-    <w:proofErr w:type="spellStart"/>
-    <w:r>
-      <w:rPr>
-        <w:i/>
-        <w:iCs/>
-        <w:sz w:val="18"/>
-        <w:szCs w:val="18"/>
-      </w:rPr>
-      <w:t>Üniversitesi</w:t>
-    </w:r>
-    <w:proofErr w:type="spellEnd"/>
-    <w:r>
-      <w:rPr>
-        <w:i/>
-        <w:iCs/>
-        <w:sz w:val="18"/>
-        <w:szCs w:val="18"/>
-      </w:rPr>
-      <w:t xml:space="preserve"> </w:t>
-    </w:r>
-    <w:proofErr w:type="spellStart"/>
-    <w:r>
-      <w:rPr>
-        <w:i/>
-        <w:iCs/>
-        <w:sz w:val="18"/>
-        <w:szCs w:val="18"/>
-      </w:rPr>
-      <w:t>Rektörlük</w:t>
-    </w:r>
-    <w:proofErr w:type="spellEnd"/>
-    <w:r>
-      <w:rPr>
-        <w:i/>
-        <w:iCs/>
-        <w:sz w:val="18"/>
-        <w:szCs w:val="18"/>
-      </w:rPr>
-      <w:t xml:space="preserve"> © 20</w:t>
+      <w:t>Kırgızistan-Türkiye Manas Üniversitesi Rektörlük © 20</w:t>
     </w:r>
     <w:r>
       <w:rPr>
@@ -15259,21 +7848,12 @@
               <w:szCs w:val="20"/>
             </w:rPr>
           </w:pPr>
-          <w:proofErr w:type="spellStart"/>
           <w:r>
             <w:rPr>
               <w:sz w:val="20"/>
               <w:szCs w:val="20"/>
             </w:rPr>
-            <w:t>Doküman</w:t>
-          </w:r>
-          <w:proofErr w:type="spellEnd"/>
-          <w:r>
-            <w:rPr>
-              <w:sz w:val="20"/>
-              <w:szCs w:val="20"/>
-            </w:rPr>
-            <w:t xml:space="preserve"> No</w:t>
+            <w:t>Doküman No</w:t>
           </w:r>
         </w:p>
       </w:tc>
@@ -15429,33 +8009,8 @@
               <w:sz w:val="20"/>
               <w:szCs w:val="20"/>
             </w:rPr>
-            <w:t xml:space="preserve">İlk </w:t>
+            <w:t>İlk Yayın Tarihi</w:t>
           </w:r>
-          <w:proofErr w:type="spellStart"/>
-          <w:r>
-            <w:rPr>
-              <w:sz w:val="20"/>
-              <w:szCs w:val="20"/>
-            </w:rPr>
-            <w:t>Yayın</w:t>
-          </w:r>
-          <w:proofErr w:type="spellEnd"/>
-          <w:r>
-            <w:rPr>
-              <w:sz w:val="20"/>
-              <w:szCs w:val="20"/>
-            </w:rPr>
-            <w:t xml:space="preserve"> </w:t>
-          </w:r>
-          <w:proofErr w:type="spellStart"/>
-          <w:r>
-            <w:rPr>
-              <w:sz w:val="20"/>
-              <w:szCs w:val="20"/>
-            </w:rPr>
-            <w:t>Tarihi</w:t>
-          </w:r>
-          <w:proofErr w:type="spellEnd"/>
         </w:p>
       </w:tc>
       <w:tc>
@@ -15578,21 +8133,12 @@
               <w:szCs w:val="20"/>
             </w:rPr>
           </w:pPr>
-          <w:proofErr w:type="spellStart"/>
           <w:r>
             <w:rPr>
               <w:sz w:val="20"/>
               <w:szCs w:val="20"/>
             </w:rPr>
-            <w:t>Revizyon</w:t>
-          </w:r>
-          <w:proofErr w:type="spellEnd"/>
-          <w:r>
-            <w:rPr>
-              <w:sz w:val="20"/>
-              <w:szCs w:val="20"/>
-            </w:rPr>
-            <w:t xml:space="preserve"> No</w:t>
+            <w:t>Revizyon No</w:t>
           </w:r>
         </w:p>
       </w:tc>
@@ -15682,7 +8228,6 @@
               <w:szCs w:val="20"/>
             </w:rPr>
           </w:pPr>
-          <w:proofErr w:type="spellStart"/>
           <w:r>
             <w:rPr>
               <w:sz w:val="20"/>
@@ -15690,7 +8235,6 @@
             </w:rPr>
             <w:t>Doküman</w:t>
           </w:r>
-          <w:proofErr w:type="spellEnd"/>
           <w:r>
             <w:rPr>
               <w:sz w:val="20"/>
@@ -15699,7 +8243,6 @@
             </w:rPr>
             <w:t xml:space="preserve"> </w:t>
           </w:r>
-          <w:proofErr w:type="spellStart"/>
           <w:r>
             <w:rPr>
               <w:sz w:val="20"/>
@@ -15707,7 +8250,6 @@
             </w:rPr>
             <w:t>Adı</w:t>
           </w:r>
-          <w:proofErr w:type="spellEnd"/>
         </w:p>
       </w:tc>
       <w:tc>
@@ -15780,31 +8322,13 @@
               <w:szCs w:val="20"/>
             </w:rPr>
           </w:pPr>
-          <w:proofErr w:type="spellStart"/>
           <w:r>
             <w:rPr>
               <w:sz w:val="20"/>
               <w:szCs w:val="20"/>
             </w:rPr>
-            <w:t>Revizyon</w:t>
+            <w:t>Revizyon Tarihi</w:t>
           </w:r>
-          <w:proofErr w:type="spellEnd"/>
-          <w:r>
-            <w:rPr>
-              <w:sz w:val="20"/>
-              <w:szCs w:val="20"/>
-            </w:rPr>
-            <w:t xml:space="preserve"> </w:t>
-          </w:r>
-          <w:proofErr w:type="spellStart"/>
-          <w:r>
-            <w:rPr>
-              <w:sz w:val="20"/>
-              <w:szCs w:val="20"/>
-            </w:rPr>
-            <w:t>Tarihi</w:t>
-          </w:r>
-          <w:proofErr w:type="spellEnd"/>
         </w:p>
       </w:tc>
       <w:tc>
@@ -15946,21 +8470,12 @@
               <w:szCs w:val="20"/>
             </w:rPr>
           </w:pPr>
-          <w:proofErr w:type="spellStart"/>
           <w:r>
             <w:rPr>
               <w:sz w:val="20"/>
               <w:szCs w:val="20"/>
             </w:rPr>
-            <w:t>Sayfa</w:t>
-          </w:r>
-          <w:proofErr w:type="spellEnd"/>
-          <w:r>
-            <w:rPr>
-              <w:sz w:val="20"/>
-              <w:szCs w:val="20"/>
-            </w:rPr>
-            <w:t xml:space="preserve"> No</w:t>
+            <w:t>Sayfa No</w:t>
           </w:r>
         </w:p>
       </w:tc>
@@ -17620,6 +10135,7 @@
     <w:lsdException w:name="Strong" w:qFormat="1"/>
     <w:lsdException w:name="Emphasis" w:qFormat="1"/>
     <w:lsdException w:name="HTML Keyboard" w:semiHidden="1" w:unhideWhenUsed="1"/>
+    <w:lsdException w:name="Normal Table" w:semiHidden="1" w:unhideWhenUsed="1"/>
     <w:lsdException w:name="annotation subject" w:semiHidden="1" w:unhideWhenUsed="1"/>
     <w:lsdException w:name="No List" w:semiHidden="1" w:unhideWhenUsed="1"/>
     <w:lsdException w:name="Outline List 1" w:semiHidden="1" w:unhideWhenUsed="1"/>
@@ -17662,8 +10178,11 @@
     <w:lsdException w:name="Table Contemporary" w:semiHidden="1" w:unhideWhenUsed="1"/>
     <w:lsdException w:name="Table Elegant" w:semiHidden="1" w:unhideWhenUsed="1"/>
     <w:lsdException w:name="Table Professional" w:semiHidden="1" w:unhideWhenUsed="1"/>
+    <w:lsdException w:name="Table Subtle 1" w:semiHidden="1" w:unhideWhenUsed="1"/>
     <w:lsdException w:name="Table Subtle 2" w:semiHidden="1" w:unhideWhenUsed="1"/>
     <w:lsdException w:name="Table Web 1" w:semiHidden="1" w:unhideWhenUsed="1"/>
+    <w:lsdException w:name="Table Web 2" w:semiHidden="1" w:unhideWhenUsed="1"/>
+    <w:lsdException w:name="Table Web 3" w:semiHidden="1" w:unhideWhenUsed="1"/>
     <w:lsdException w:name="Balloon Text" w:semiHidden="1" w:unhideWhenUsed="1"/>
     <w:lsdException w:name="Table Theme" w:semiHidden="1" w:unhideWhenUsed="1"/>
     <w:lsdException w:name="Placeholder Text" w:semiHidden="1" w:uiPriority="99"/>
